--- a/新しいカレンダーアプリ企画（アイデア用）20260514.docx
+++ b/新しいカレンダーアプリ企画（アイデア用）20260514.docx
@@ -15,23 +15,1009 @@
         </w:rPr>
         <w:t xml:space="preserve">　</w:t>
       </w:r>
-      <w:proofErr w:type="spellStart"/>
       <w:r>
         <w:t>scheMEMO</w:t>
       </w:r>
-      <w:proofErr w:type="spellEnd"/>
     </w:p>
     <w:p/>
     <w:p>
-      <w:pPr>
+      <w:r>
+        <w:t>cd C:\Users\scheMEMO</w:t>
+      </w:r>
+    </w:p>
+    <w:p>
+      <w:r>
+        <w:t>git add .</w:t>
+      </w:r>
+    </w:p>
+    <w:p>
+      <w:r>
+        <w:t>git commit -m "</w:t>
+      </w:r>
+      <w:r>
         <w:rPr>
           <w:rFonts w:hint="eastAsia"/>
         </w:rPr>
-      </w:pPr>
-      <w:r>
+        <w:t>reiauto</w:t>
+      </w:r>
+      <w:r>
+        <w:t>"</w:t>
+      </w:r>
+    </w:p>
+    <w:p>
+      <w:pPr>
         <w:rPr>
           <w:rFonts w:hint="eastAsia"/>
         </w:rPr>
+      </w:pPr>
+      <w:r>
+        <w:t>git push origin main</w:t>
+      </w:r>
+    </w:p>
+    <w:p/>
+    <w:p/>
+    <w:p/>
+    <w:p>
+      <w:r>
+        <w:t>ご提示いただいたファイル構成とソースコードに基づき、アプリの全体像と各ファイルの役割を整理しました。</w:t>
+      </w:r>
+    </w:p>
+    <w:p>
+      <w:r>
+        <w:t>このアプリ「scheMEMO」は、</w:t>
+      </w:r>
+      <w:r>
+        <w:rPr>
+          <w:b/>
+          <w:bCs/>
+        </w:rPr>
+        <w:t>React</w:t>
+      </w:r>
+      <w:r>
+        <w:t>で構築されたカレンダーベースのタスク管理アプリで、</w:t>
+      </w:r>
+      <w:r>
+        <w:rPr>
+          <w:b/>
+          <w:bCs/>
+        </w:rPr>
+        <w:t>GoogleカレンダーAPI</w:t>
+      </w:r>
+      <w:r>
+        <w:t>との連携機能を持っています。</w:t>
+      </w:r>
+    </w:p>
+    <w:p>
+      <w:r>
+        <w:pict w14:anchorId="4407AD52">
+          <v:rect id="_x0000_i1043" style="width:0;height:1.5pt" o:hralign="center" o:hrstd="t" o:hrnoshade="t" o:hr="t" fillcolor="gray" stroked="f">
+            <v:textbox inset="5.85pt,.7pt,5.85pt,.7pt"/>
+          </v:rect>
+        </w:pict>
+      </w:r>
+    </w:p>
+    <w:p>
+      <w:pPr>
+        <w:rPr>
+          <w:b/>
+          <w:bCs/>
+        </w:rPr>
+      </w:pPr>
+      <w:r>
+        <w:rPr>
+          <w:rFonts w:ascii="Segoe UI Emoji" w:hAnsi="Segoe UI Emoji" w:cs="Segoe UI Emoji"/>
+          <w:b/>
+          <w:bCs/>
+        </w:rPr>
+        <w:t>📂</w:t>
+      </w:r>
+      <w:r>
+        <w:rPr>
+          <w:b/>
+          <w:bCs/>
+        </w:rPr>
+        <w:t xml:space="preserve"> フォルダ・ファイル構成と役割</w:t>
+      </w:r>
+    </w:p>
+    <w:p>
+      <w:r>
+        <w:t>役割ごとに分類すると、修正すべき場所が見えてきます。</w:t>
+      </w:r>
+    </w:p>
+    <w:p>
+      <w:pPr>
+        <w:rPr>
+          <w:b/>
+          <w:bCs/>
+        </w:rPr>
+      </w:pPr>
+      <w:r>
+        <w:rPr>
+          <w:b/>
+          <w:bCs/>
+        </w:rPr>
+        <w:t>1. 全体制御・データ管理</w:t>
+      </w:r>
+    </w:p>
+    <w:p>
+      <w:pPr>
+        <w:numPr>
+          <w:ilvl w:val="0"/>
+          <w:numId w:val="9"/>
+        </w:numPr>
+      </w:pPr>
+      <w:r>
+        <w:rPr>
+          <w:b/>
+          <w:bCs/>
+        </w:rPr>
+        <w:t>App.tsx (最重要)</w:t>
+      </w:r>
+    </w:p>
+    <w:p>
+      <w:pPr>
+        <w:numPr>
+          <w:ilvl w:val="1"/>
+          <w:numId w:val="9"/>
+        </w:numPr>
+      </w:pPr>
+      <w:r>
+        <w:t>アプリの</w:t>
+      </w:r>
+      <w:r>
+        <w:rPr>
+          <w:b/>
+          <w:bCs/>
+        </w:rPr>
+        <w:t>司令塔</w:t>
+      </w:r>
+      <w:r>
+        <w:t>です。</w:t>
+      </w:r>
+    </w:p>
+    <w:p>
+      <w:pPr>
+        <w:numPr>
+          <w:ilvl w:val="1"/>
+          <w:numId w:val="9"/>
+        </w:numPr>
+      </w:pPr>
+      <w:r>
+        <w:t>Googleログインの状態管理、カレンダーデータの取得（Fetch）・保存・更新のロジック、編集モードの切り替えなどをすべてここで制御しています。</w:t>
+      </w:r>
+    </w:p>
+    <w:p>
+      <w:pPr>
+        <w:numPr>
+          <w:ilvl w:val="1"/>
+          <w:numId w:val="9"/>
+        </w:numPr>
+      </w:pPr>
+      <w:r>
+        <w:t>「保存ボタンを押した時の挙動」や「APIとの通信タイミング」を直したい場合はここを修正します。</w:t>
+      </w:r>
+    </w:p>
+    <w:p>
+      <w:pPr>
+        <w:numPr>
+          <w:ilvl w:val="0"/>
+          <w:numId w:val="9"/>
+        </w:numPr>
+      </w:pPr>
+      <w:r>
+        <w:rPr>
+          <w:b/>
+          <w:bCs/>
+        </w:rPr>
+        <w:t>main.tsx</w:t>
+      </w:r>
+    </w:p>
+    <w:p>
+      <w:pPr>
+        <w:numPr>
+          <w:ilvl w:val="1"/>
+          <w:numId w:val="9"/>
+        </w:numPr>
+      </w:pPr>
+      <w:r>
+        <w:t>アプリの入り口です。Google認証ライブラリの読み込みなど、アプリ全体を包む設定を行っています。</w:t>
+      </w:r>
+    </w:p>
+    <w:p>
+      <w:pPr>
+        <w:numPr>
+          <w:ilvl w:val="0"/>
+          <w:numId w:val="9"/>
+        </w:numPr>
+      </w:pPr>
+      <w:r>
+        <w:rPr>
+          <w:b/>
+          <w:bCs/>
+        </w:rPr>
+        <w:t>types.ts</w:t>
+      </w:r>
+    </w:p>
+    <w:p>
+      <w:pPr>
+        <w:numPr>
+          <w:ilvl w:val="1"/>
+          <w:numId w:val="9"/>
+        </w:numPr>
+      </w:pPr>
+      <w:r>
+        <w:t>タスクの型（CalendarEvent）や時間の選択肢（TimeOption）などの</w:t>
+      </w:r>
+      <w:r>
+        <w:rPr>
+          <w:b/>
+          <w:bCs/>
+        </w:rPr>
+        <w:t>定義書</w:t>
+      </w:r>
+      <w:r>
+        <w:t>です。新しいデータ項目（例：優先度など）を追加したい場合は、まずここを修正します。</w:t>
+      </w:r>
+    </w:p>
+    <w:p>
+      <w:pPr>
+        <w:rPr>
+          <w:b/>
+          <w:bCs/>
+        </w:rPr>
+      </w:pPr>
+      <w:r>
+        <w:rPr>
+          <w:b/>
+          <w:bCs/>
+        </w:rPr>
+        <w:t>2. 見た目・ユーザーインターフェース（src/components/）</w:t>
+      </w:r>
+    </w:p>
+    <w:p>
+      <w:pPr>
+        <w:numPr>
+          <w:ilvl w:val="0"/>
+          <w:numId w:val="10"/>
+        </w:numPr>
+      </w:pPr>
+      <w:r>
+        <w:rPr>
+          <w:b/>
+          <w:bCs/>
+        </w:rPr>
+        <w:t>CalendarView.tsx</w:t>
+      </w:r>
+    </w:p>
+    <w:p>
+      <w:pPr>
+        <w:numPr>
+          <w:ilvl w:val="1"/>
+          <w:numId w:val="10"/>
+        </w:numPr>
+      </w:pPr>
+      <w:r>
+        <w:rPr>
+          <w:b/>
+          <w:bCs/>
+        </w:rPr>
+        <w:t>右側のカレンダー表示</w:t>
+      </w:r>
+      <w:r>
+        <w:t>を制御しています。</w:t>
+      </w:r>
+    </w:p>
+    <w:p>
+      <w:pPr>
+        <w:numPr>
+          <w:ilvl w:val="1"/>
+          <w:numId w:val="10"/>
+        </w:numPr>
+      </w:pPr>
+      <w:r>
+        <w:t>react-big-calendarライブラリを使用しており、カレンダー内の予定の色分けや、日付のクリック時の挙動を担当しています。</w:t>
+      </w:r>
+    </w:p>
+    <w:p>
+      <w:pPr>
+        <w:numPr>
+          <w:ilvl w:val="0"/>
+          <w:numId w:val="10"/>
+        </w:numPr>
+      </w:pPr>
+      <w:r>
+        <w:rPr>
+          <w:b/>
+          <w:bCs/>
+        </w:rPr>
+        <w:t>SingleEditor.tsx</w:t>
+      </w:r>
+    </w:p>
+    <w:p>
+      <w:pPr>
+        <w:numPr>
+          <w:ilvl w:val="1"/>
+          <w:numId w:val="10"/>
+        </w:numPr>
+      </w:pPr>
+      <w:r>
+        <w:lastRenderedPageBreak/>
+        <w:t>左パネルの「単発メモ」入力欄です。</w:t>
+      </w:r>
+    </w:p>
+    <w:p>
+      <w:pPr>
+        <w:numPr>
+          <w:ilvl w:val="1"/>
+          <w:numId w:val="10"/>
+        </w:numPr>
+      </w:pPr>
+      <w:r>
+        <w:t>1つのタスクを素早く入力するためのUIと、その入力データの作成を担当しています。</w:t>
+      </w:r>
+    </w:p>
+    <w:p>
+      <w:pPr>
+        <w:numPr>
+          <w:ilvl w:val="0"/>
+          <w:numId w:val="10"/>
+        </w:numPr>
+      </w:pPr>
+      <w:r>
+        <w:rPr>
+          <w:b/>
+          <w:bCs/>
+        </w:rPr>
+        <w:t>BatchEditor.tsx</w:t>
+      </w:r>
+    </w:p>
+    <w:p>
+      <w:pPr>
+        <w:numPr>
+          <w:ilvl w:val="1"/>
+          <w:numId w:val="10"/>
+        </w:numPr>
+      </w:pPr>
+      <w:r>
+        <w:t>左パネルの「たくさん書き込み（リスト形式）」入力欄です。</w:t>
+      </w:r>
+    </w:p>
+    <w:p>
+      <w:pPr>
+        <w:numPr>
+          <w:ilvl w:val="1"/>
+          <w:numId w:val="10"/>
+        </w:numPr>
+      </w:pPr>
+      <w:r>
+        <w:t>チェックリスト形式での入力、全チェック機能、未完了タスクの「持ち越し」ロジックなどを担当しています。</w:t>
+      </w:r>
+    </w:p>
+    <w:p>
+      <w:pPr>
+        <w:rPr>
+          <w:b/>
+          <w:bCs/>
+        </w:rPr>
+      </w:pPr>
+      <w:r>
+        <w:rPr>
+          <w:b/>
+          <w:bCs/>
+        </w:rPr>
+        <w:t>3. デザイン・スタイル</w:t>
+      </w:r>
+    </w:p>
+    <w:p>
+      <w:pPr>
+        <w:numPr>
+          <w:ilvl w:val="0"/>
+          <w:numId w:val="11"/>
+        </w:numPr>
+      </w:pPr>
+      <w:r>
+        <w:rPr>
+          <w:b/>
+          <w:bCs/>
+        </w:rPr>
+        <w:t>index.css</w:t>
+      </w:r>
+    </w:p>
+    <w:p>
+      <w:pPr>
+        <w:numPr>
+          <w:ilvl w:val="1"/>
+          <w:numId w:val="11"/>
+        </w:numPr>
+      </w:pPr>
+      <w:r>
+        <w:rPr>
+          <w:b/>
+          <w:bCs/>
+        </w:rPr>
+        <w:t>アプリ全体のデザイン</w:t>
+      </w:r>
+      <w:r>
+        <w:t>（色、フォント、ボタンの形、レスポンシブ設定）を管理しています。</w:t>
+      </w:r>
+    </w:p>
+    <w:p>
+      <w:pPr>
+        <w:numPr>
+          <w:ilvl w:val="1"/>
+          <w:numId w:val="11"/>
+        </w:numPr>
+      </w:pPr>
+      <w:r>
+        <w:t>「背景色を変えたい」「ボタンを大きくしたい」などの見た目の修正はここです。</w:t>
+      </w:r>
+    </w:p>
+    <w:p>
+      <w:pPr>
+        <w:numPr>
+          <w:ilvl w:val="0"/>
+          <w:numId w:val="11"/>
+        </w:numPr>
+      </w:pPr>
+      <w:r>
+        <w:rPr>
+          <w:b/>
+          <w:bCs/>
+        </w:rPr>
+        <w:t>App.css</w:t>
+      </w:r>
+    </w:p>
+    <w:p>
+      <w:pPr>
+        <w:numPr>
+          <w:ilvl w:val="1"/>
+          <w:numId w:val="11"/>
+        </w:numPr>
+      </w:pPr>
+      <w:r>
+        <w:t>一部の装飾的なアニメーションやレイアウト設定が含まれています。</w:t>
+      </w:r>
+    </w:p>
+    <w:p>
+      <w:pPr>
+        <w:rPr>
+          <w:b/>
+          <w:bCs/>
+        </w:rPr>
+      </w:pPr>
+      <w:r>
+        <w:rPr>
+          <w:b/>
+          <w:bCs/>
+        </w:rPr>
+        <w:t>4. ロジック・外部連携（画像1枚目参照）</w:t>
+      </w:r>
+    </w:p>
+    <w:p>
+      <w:pPr>
+        <w:numPr>
+          <w:ilvl w:val="0"/>
+          <w:numId w:val="12"/>
+        </w:numPr>
+      </w:pPr>
+      <w:r>
+        <w:rPr>
+          <w:b/>
+          <w:bCs/>
+        </w:rPr>
+        <w:t>utils/calendarUtils.ts</w:t>
+      </w:r>
+      <w:r>
+        <w:t>（※ソース未提示ですが重要）</w:t>
+      </w:r>
+    </w:p>
+    <w:p>
+      <w:pPr>
+        <w:numPr>
+          <w:ilvl w:val="1"/>
+          <w:numId w:val="12"/>
+        </w:numPr>
+      </w:pPr>
+      <w:r>
+        <w:t>「今日中」が何時〜何時までかという時間計算や、メモの文字列変換などの</w:t>
+      </w:r>
+      <w:r>
+        <w:rPr>
+          <w:b/>
+          <w:bCs/>
+        </w:rPr>
+        <w:t>計算処理</w:t>
+      </w:r>
+      <w:r>
+        <w:t>がまとまっているはずです。</w:t>
+      </w:r>
+    </w:p>
+    <w:p>
+      <w:pPr>
+        <w:numPr>
+          <w:ilvl w:val="0"/>
+          <w:numId w:val="12"/>
+        </w:numPr>
+      </w:pPr>
+      <w:r>
+        <w:rPr>
+          <w:b/>
+          <w:bCs/>
+        </w:rPr>
+        <w:t>api/googleCalendar.ts</w:t>
+      </w:r>
+      <w:r>
+        <w:t>（※ソース未提示ですが重要）</w:t>
+      </w:r>
+    </w:p>
+    <w:p>
+      <w:pPr>
+        <w:numPr>
+          <w:ilvl w:val="1"/>
+          <w:numId w:val="12"/>
+        </w:numPr>
+      </w:pPr>
+      <w:r>
+        <w:t>Googleカレンダーとの</w:t>
+      </w:r>
+      <w:r>
+        <w:rPr>
+          <w:b/>
+          <w:bCs/>
+        </w:rPr>
+        <w:t>通信の実体</w:t>
+      </w:r>
+      <w:r>
+        <w:t>です。実際にGoogleのサーバーにデータを送る処理が書かれています。</w:t>
+      </w:r>
+    </w:p>
+    <w:p>
+      <w:r>
+        <w:pict w14:anchorId="75910A56">
+          <v:rect id="_x0000_i1044" style="width:0;height:1.5pt" o:hralign="center" o:hrstd="t" o:hrnoshade="t" o:hr="t" fillcolor="gray" stroked="f">
+            <v:textbox inset="5.85pt,.7pt,5.85pt,.7pt"/>
+          </v:rect>
+        </w:pict>
+      </w:r>
+    </w:p>
+    <w:p>
+      <w:pPr>
+        <w:rPr>
+          <w:b/>
+          <w:bCs/>
+        </w:rPr>
+      </w:pPr>
+      <w:r>
+        <w:rPr>
+          <w:rFonts w:ascii="Segoe UI Symbol" w:hAnsi="Segoe UI Symbol" w:cs="Segoe UI Symbol"/>
+          <w:b/>
+          <w:bCs/>
+        </w:rPr>
+        <w:t>🛠</w:t>
+      </w:r>
+      <w:r>
+        <w:rPr>
+          <w:b/>
+          <w:bCs/>
+        </w:rPr>
+        <w:t xml:space="preserve"> 修正のヒント</w:t>
+      </w:r>
+    </w:p>
+    <w:p>
+      <w:r>
+        <w:t>やりたいことに合わせて、以下のファイルを確認してください。</w:t>
+      </w:r>
+    </w:p>
+    <w:tbl>
+      <w:tblPr>
+        <w:tblW w:w="0" w:type="auto"/>
+        <w:tblCellSpacing w:w="15" w:type="dxa"/>
+        <w:tblCellMar>
+          <w:left w:w="0" w:type="dxa"/>
+          <w:right w:w="0" w:type="dxa"/>
+        </w:tblCellMar>
+        <w:tblLook w:val="04A0" w:firstRow="1" w:lastRow="0" w:firstColumn="1" w:lastColumn="0" w:noHBand="0" w:noVBand="1"/>
+      </w:tblPr>
+      <w:tblGrid>
+        <w:gridCol w:w="4342"/>
+        <w:gridCol w:w="3791"/>
+      </w:tblGrid>
+      <w:tr>
+        <w:trPr>
+          <w:tblHeader/>
+          <w:tblCellSpacing w:w="15" w:type="dxa"/>
+        </w:trPr>
+        <w:tc>
+          <w:tcPr>
+            <w:tcW w:w="0" w:type="auto"/>
+            <w:tcBorders>
+              <w:top w:val="single" w:sz="6" w:space="0" w:color="auto"/>
+              <w:left w:val="single" w:sz="6" w:space="0" w:color="auto"/>
+              <w:bottom w:val="single" w:sz="6" w:space="0" w:color="auto"/>
+              <w:right w:val="single" w:sz="6" w:space="0" w:color="auto"/>
+            </w:tcBorders>
+            <w:tcMar>
+              <w:top w:w="240" w:type="dxa"/>
+              <w:left w:w="0" w:type="dxa"/>
+              <w:bottom w:w="240" w:type="dxa"/>
+              <w:right w:w="180" w:type="dxa"/>
+            </w:tcMar>
+            <w:vAlign w:val="center"/>
+            <w:hideMark/>
+          </w:tcPr>
+          <w:p>
+            <w:r>
+              <w:rPr>
+                <w:b/>
+                <w:bCs/>
+              </w:rPr>
+              <w:t>修正したい内容</w:t>
+            </w:r>
+          </w:p>
+        </w:tc>
+        <w:tc>
+          <w:tcPr>
+            <w:tcW w:w="0" w:type="auto"/>
+            <w:tcBorders>
+              <w:top w:val="single" w:sz="6" w:space="0" w:color="auto"/>
+              <w:left w:val="single" w:sz="6" w:space="0" w:color="auto"/>
+              <w:bottom w:val="single" w:sz="6" w:space="0" w:color="auto"/>
+              <w:right w:val="single" w:sz="6" w:space="0" w:color="auto"/>
+            </w:tcBorders>
+            <w:tcMar>
+              <w:top w:w="240" w:type="dxa"/>
+              <w:left w:w="0" w:type="dxa"/>
+              <w:bottom w:w="240" w:type="dxa"/>
+              <w:right w:w="0" w:type="dxa"/>
+            </w:tcMar>
+            <w:vAlign w:val="center"/>
+            <w:hideMark/>
+          </w:tcPr>
+          <w:p>
+            <w:r>
+              <w:rPr>
+                <w:b/>
+                <w:bCs/>
+              </w:rPr>
+              <w:t>見るべきファイル</w:t>
+            </w:r>
+          </w:p>
+        </w:tc>
+      </w:tr>
+      <w:tr>
+        <w:trPr>
+          <w:tblCellSpacing w:w="15" w:type="dxa"/>
+        </w:trPr>
+        <w:tc>
+          <w:tcPr>
+            <w:tcW w:w="0" w:type="auto"/>
+            <w:tcBorders>
+              <w:top w:val="single" w:sz="6" w:space="0" w:color="auto"/>
+              <w:left w:val="single" w:sz="6" w:space="0" w:color="auto"/>
+              <w:bottom w:val="single" w:sz="6" w:space="0" w:color="auto"/>
+              <w:right w:val="single" w:sz="6" w:space="0" w:color="auto"/>
+            </w:tcBorders>
+            <w:tcMar>
+              <w:top w:w="240" w:type="dxa"/>
+              <w:left w:w="0" w:type="dxa"/>
+              <w:bottom w:w="240" w:type="dxa"/>
+              <w:right w:w="180" w:type="dxa"/>
+            </w:tcMar>
+            <w:vAlign w:val="center"/>
+            <w:hideMark/>
+          </w:tcPr>
+          <w:p>
+            <w:r>
+              <w:rPr>
+                <w:b/>
+                <w:bCs/>
+              </w:rPr>
+              <w:t>カレンダーの見た目</w:t>
+            </w:r>
+            <w:r>
+              <w:t>（色や曜日表記など）</w:t>
+            </w:r>
+          </w:p>
+        </w:tc>
+        <w:tc>
+          <w:tcPr>
+            <w:tcW w:w="0" w:type="auto"/>
+            <w:tcBorders>
+              <w:top w:val="single" w:sz="6" w:space="0" w:color="auto"/>
+              <w:left w:val="single" w:sz="6" w:space="0" w:color="auto"/>
+              <w:bottom w:val="single" w:sz="6" w:space="0" w:color="auto"/>
+              <w:right w:val="single" w:sz="6" w:space="0" w:color="auto"/>
+            </w:tcBorders>
+            <w:tcMar>
+              <w:top w:w="240" w:type="dxa"/>
+              <w:left w:w="0" w:type="dxa"/>
+              <w:bottom w:w="240" w:type="dxa"/>
+              <w:right w:w="0" w:type="dxa"/>
+            </w:tcMar>
+            <w:vAlign w:val="center"/>
+            <w:hideMark/>
+          </w:tcPr>
+          <w:p>
+            <w:r>
+              <w:t>CalendarView.tsx / index.css</w:t>
+            </w:r>
+          </w:p>
+        </w:tc>
+      </w:tr>
+      <w:tr>
+        <w:trPr>
+          <w:tblCellSpacing w:w="15" w:type="dxa"/>
+        </w:trPr>
+        <w:tc>
+          <w:tcPr>
+            <w:tcW w:w="0" w:type="auto"/>
+            <w:tcBorders>
+              <w:top w:val="single" w:sz="6" w:space="0" w:color="auto"/>
+              <w:left w:val="single" w:sz="6" w:space="0" w:color="auto"/>
+              <w:bottom w:val="single" w:sz="6" w:space="0" w:color="auto"/>
+              <w:right w:val="single" w:sz="6" w:space="0" w:color="auto"/>
+            </w:tcBorders>
+            <w:tcMar>
+              <w:top w:w="240" w:type="dxa"/>
+              <w:left w:w="0" w:type="dxa"/>
+              <w:bottom w:w="240" w:type="dxa"/>
+              <w:right w:w="180" w:type="dxa"/>
+            </w:tcMar>
+            <w:vAlign w:val="center"/>
+            <w:hideMark/>
+          </w:tcPr>
+          <w:p>
+            <w:r>
+              <w:rPr>
+                <w:b/>
+                <w:bCs/>
+              </w:rPr>
+              <w:t>入力フォームの項目</w:t>
+            </w:r>
+            <w:r>
+              <w:t>を増やしたい</w:t>
+            </w:r>
+          </w:p>
+        </w:tc>
+        <w:tc>
+          <w:tcPr>
+            <w:tcW w:w="0" w:type="auto"/>
+            <w:tcBorders>
+              <w:top w:val="single" w:sz="6" w:space="0" w:color="auto"/>
+              <w:left w:val="single" w:sz="6" w:space="0" w:color="auto"/>
+              <w:bottom w:val="single" w:sz="6" w:space="0" w:color="auto"/>
+              <w:right w:val="single" w:sz="6" w:space="0" w:color="auto"/>
+            </w:tcBorders>
+            <w:tcMar>
+              <w:top w:w="240" w:type="dxa"/>
+              <w:left w:w="0" w:type="dxa"/>
+              <w:bottom w:w="240" w:type="dxa"/>
+              <w:right w:w="0" w:type="dxa"/>
+            </w:tcMar>
+            <w:vAlign w:val="center"/>
+            <w:hideMark/>
+          </w:tcPr>
+          <w:p>
+            <w:r>
+              <w:t>SingleEditor.tsx または BatchEditor.tsx</w:t>
+            </w:r>
+          </w:p>
+        </w:tc>
+      </w:tr>
+      <w:tr>
+        <w:trPr>
+          <w:tblCellSpacing w:w="15" w:type="dxa"/>
+        </w:trPr>
+        <w:tc>
+          <w:tcPr>
+            <w:tcW w:w="0" w:type="auto"/>
+            <w:tcBorders>
+              <w:top w:val="single" w:sz="6" w:space="0" w:color="auto"/>
+              <w:left w:val="single" w:sz="6" w:space="0" w:color="auto"/>
+              <w:bottom w:val="single" w:sz="6" w:space="0" w:color="auto"/>
+              <w:right w:val="single" w:sz="6" w:space="0" w:color="auto"/>
+            </w:tcBorders>
+            <w:tcMar>
+              <w:top w:w="240" w:type="dxa"/>
+              <w:left w:w="0" w:type="dxa"/>
+              <w:bottom w:w="240" w:type="dxa"/>
+              <w:right w:w="180" w:type="dxa"/>
+            </w:tcMar>
+            <w:vAlign w:val="center"/>
+            <w:hideMark/>
+          </w:tcPr>
+          <w:p>
+            <w:r>
+              <w:rPr>
+                <w:b/>
+                <w:bCs/>
+              </w:rPr>
+              <w:t>保存した時の保存先</w:t>
+            </w:r>
+            <w:r>
+              <w:t>や同期のタイミング</w:t>
+            </w:r>
+          </w:p>
+        </w:tc>
+        <w:tc>
+          <w:tcPr>
+            <w:tcW w:w="0" w:type="auto"/>
+            <w:tcBorders>
+              <w:top w:val="single" w:sz="6" w:space="0" w:color="auto"/>
+              <w:left w:val="single" w:sz="6" w:space="0" w:color="auto"/>
+              <w:bottom w:val="single" w:sz="6" w:space="0" w:color="auto"/>
+              <w:right w:val="single" w:sz="6" w:space="0" w:color="auto"/>
+            </w:tcBorders>
+            <w:tcMar>
+              <w:top w:w="240" w:type="dxa"/>
+              <w:left w:w="0" w:type="dxa"/>
+              <w:bottom w:w="240" w:type="dxa"/>
+              <w:right w:w="0" w:type="dxa"/>
+            </w:tcMar>
+            <w:vAlign w:val="center"/>
+            <w:hideMark/>
+          </w:tcPr>
+          <w:p>
+            <w:r>
+              <w:t>App.tsx</w:t>
+            </w:r>
+          </w:p>
+        </w:tc>
+      </w:tr>
+      <w:tr>
+        <w:trPr>
+          <w:tblCellSpacing w:w="15" w:type="dxa"/>
+        </w:trPr>
+        <w:tc>
+          <w:tcPr>
+            <w:tcW w:w="0" w:type="auto"/>
+            <w:tcBorders>
+              <w:top w:val="single" w:sz="6" w:space="0" w:color="auto"/>
+              <w:left w:val="single" w:sz="6" w:space="0" w:color="auto"/>
+              <w:bottom w:val="single" w:sz="6" w:space="0" w:color="auto"/>
+              <w:right w:val="single" w:sz="6" w:space="0" w:color="auto"/>
+            </w:tcBorders>
+            <w:tcMar>
+              <w:top w:w="240" w:type="dxa"/>
+              <w:left w:w="0" w:type="dxa"/>
+              <w:bottom w:w="240" w:type="dxa"/>
+              <w:right w:w="180" w:type="dxa"/>
+            </w:tcMar>
+            <w:vAlign w:val="center"/>
+            <w:hideMark/>
+          </w:tcPr>
+          <w:p>
+            <w:r>
+              <w:rPr>
+                <w:b/>
+                <w:bCs/>
+              </w:rPr>
+              <w:lastRenderedPageBreak/>
+              <w:t>「来週」「明日」などの時間定義</w:t>
+            </w:r>
+            <w:r>
+              <w:t>を変えたい</w:t>
+            </w:r>
+          </w:p>
+        </w:tc>
+        <w:tc>
+          <w:tcPr>
+            <w:tcW w:w="0" w:type="auto"/>
+            <w:tcBorders>
+              <w:top w:val="single" w:sz="6" w:space="0" w:color="auto"/>
+              <w:left w:val="single" w:sz="6" w:space="0" w:color="auto"/>
+              <w:bottom w:val="single" w:sz="6" w:space="0" w:color="auto"/>
+              <w:right w:val="single" w:sz="6" w:space="0" w:color="auto"/>
+            </w:tcBorders>
+            <w:tcMar>
+              <w:top w:w="240" w:type="dxa"/>
+              <w:left w:w="0" w:type="dxa"/>
+              <w:bottom w:w="240" w:type="dxa"/>
+              <w:right w:w="0" w:type="dxa"/>
+            </w:tcMar>
+            <w:vAlign w:val="center"/>
+            <w:hideMark/>
+          </w:tcPr>
+          <w:p>
+            <w:r>
+              <w:t>utils/calendarUtils.ts</w:t>
+            </w:r>
+          </w:p>
+        </w:tc>
+      </w:tr>
+      <w:tr>
+        <w:trPr>
+          <w:tblCellSpacing w:w="15" w:type="dxa"/>
+        </w:trPr>
+        <w:tc>
+          <w:tcPr>
+            <w:tcW w:w="0" w:type="auto"/>
+            <w:tcBorders>
+              <w:top w:val="single" w:sz="6" w:space="0" w:color="auto"/>
+              <w:left w:val="single" w:sz="6" w:space="0" w:color="auto"/>
+              <w:bottom w:val="single" w:sz="6" w:space="0" w:color="auto"/>
+              <w:right w:val="single" w:sz="6" w:space="0" w:color="auto"/>
+            </w:tcBorders>
+            <w:tcMar>
+              <w:top w:w="240" w:type="dxa"/>
+              <w:left w:w="0" w:type="dxa"/>
+              <w:bottom w:w="240" w:type="dxa"/>
+              <w:right w:w="180" w:type="dxa"/>
+            </w:tcMar>
+            <w:vAlign w:val="center"/>
+            <w:hideMark/>
+          </w:tcPr>
+          <w:p>
+            <w:r>
+              <w:rPr>
+                <w:b/>
+                <w:bCs/>
+              </w:rPr>
+              <w:t>ボタンの色や全体の雰囲気</w:t>
+            </w:r>
+            <w:r>
+              <w:t>を変えたい</w:t>
+            </w:r>
+          </w:p>
+        </w:tc>
+        <w:tc>
+          <w:tcPr>
+            <w:tcW w:w="0" w:type="auto"/>
+            <w:tcBorders>
+              <w:top w:val="single" w:sz="6" w:space="0" w:color="auto"/>
+              <w:left w:val="single" w:sz="6" w:space="0" w:color="auto"/>
+              <w:bottom w:val="single" w:sz="6" w:space="0" w:color="auto"/>
+              <w:right w:val="single" w:sz="6" w:space="0" w:color="auto"/>
+            </w:tcBorders>
+            <w:tcMar>
+              <w:top w:w="240" w:type="dxa"/>
+              <w:left w:w="0" w:type="dxa"/>
+              <w:bottom w:w="240" w:type="dxa"/>
+              <w:right w:w="0" w:type="dxa"/>
+            </w:tcMar>
+            <w:vAlign w:val="center"/>
+            <w:hideMark/>
+          </w:tcPr>
+          <w:p>
+            <w:r>
+              <w:t>index.css</w:t>
+            </w:r>
+          </w:p>
+        </w:tc>
+      </w:tr>
+    </w:tbl>
+    <w:p>
+      <w:r>
+        <w:t>まずは、「入力の仕組みを変えたいなら Editor 系」「全体の動きを変えたいなら App.tsx」と覚えるとスムーズです。具体的に「ここをこうしたい」というご要望があれば、ピンポイントで修正箇所を提案できますよ！</w:t>
+      </w:r>
+    </w:p>
+    <w:p/>
+    <w:p>
+      <w:pPr>
+        <w:rPr>
+          <w:rFonts w:hint="eastAsia"/>
+        </w:rPr>
+      </w:pPr>
+    </w:p>
+    <w:p>
+      <w:pPr>
+        <w:rPr>
+          <w:rFonts w:hint="eastAsia"/>
+        </w:rPr>
+      </w:pPr>
+    </w:p>
+    <w:p>
+      <w:pPr>
+        <w:rPr>
+          <w:rFonts w:hint="eastAsia"/>
+        </w:rPr>
+      </w:pPr>
+    </w:p>
+    <w:p>
+      <w:r>
+        <w:rPr>
+          <w:rFonts w:hint="eastAsia"/>
+        </w:rPr>
         <w:t>TODO</w:t>
       </w:r>
       <w:r>
@@ -63,30 +1049,33 @@
     </w:p>
     <w:p/>
     <w:p>
-      <w:pPr>
+      <w:r>
         <w:rPr>
           <w:rFonts w:hint="eastAsia"/>
         </w:rPr>
-      </w:pPr>
+        <w:t>【単発書き込み機能】</w:t>
+      </w:r>
+    </w:p>
+    <w:p>
       <w:r>
         <w:rPr>
           <w:rFonts w:hint="eastAsia"/>
         </w:rPr>
-        <w:t>【単発書き込み機能】</w:t>
-      </w:r>
-    </w:p>
-    <w:p>
+        <w:t>起動すると、すぐにメモ機能画面。</w:t>
+      </w:r>
       <w:r>
         <w:rPr>
           <w:rFonts w:hint="eastAsia"/>
         </w:rPr>
-        <w:t>起動すると、すぐにメモ機能画面。</w:t>
-      </w:r>
+        <w:t xml:space="preserve">　※ウィジェットでも起動。※声入力可能</w:t>
+      </w:r>
+    </w:p>
+    <w:p>
       <w:r>
         <w:rPr>
           <w:rFonts w:hint="eastAsia"/>
         </w:rPr>
-        <w:t xml:space="preserve">　※ウィジェットでも起動。※声入力可能</w:t>
+        <w:t>「今日中」「明日中」「週末」「月末」</w:t>
       </w:r>
     </w:p>
     <w:p>
@@ -94,13 +1083,15 @@
         <w:rPr>
           <w:rFonts w:hint="eastAsia"/>
         </w:rPr>
-        <w:t>「今日中」「明日中」「週末」</w:t>
-      </w:r>
+        <w:t>「今日夜」「明日夜」「来週」「来月」</w:t>
+      </w:r>
+    </w:p>
+    <w:p>
       <w:r>
         <w:rPr>
           <w:rFonts w:hint="eastAsia"/>
         </w:rPr>
-        <w:t>「月末」</w:t>
+        <w:t>のボタンで、今日中は１時間後の予定（枠は１時間）として、記録される。</w:t>
       </w:r>
     </w:p>
     <w:p>
@@ -108,6 +1099,505 @@
         <w:rPr>
           <w:rFonts w:hint="eastAsia"/>
         </w:rPr>
+        <w:t>デフォルトをどれにするかは決められる。</w:t>
+      </w:r>
+    </w:p>
+    <w:p>
+      <w:r>
+        <w:rPr>
+          <w:rFonts w:hint="eastAsia"/>
+        </w:rPr>
+        <w:t>メモ機能のデフォルトで、「□」がある。</w:t>
+      </w:r>
+    </w:p>
+    <w:p>
+      <w:pPr>
+        <w:ind w:firstLineChars="100" w:firstLine="210"/>
+      </w:pPr>
+      <w:r>
+        <w:rPr>
+          <w:rFonts w:hint="eastAsia"/>
+        </w:rPr>
+        <w:t>□英語の勉強</w:t>
+      </w:r>
+    </w:p>
+    <w:p>
+      <w:r>
+        <w:rPr>
+          <w:rFonts w:hint="eastAsia"/>
+        </w:rPr>
+        <w:t>↑</w:t>
+      </w:r>
+    </w:p>
+    <w:p>
+      <w:pPr>
+        <w:rPr>
+          <w:rFonts w:ascii="Segoe UI Symbol" w:hAnsi="Segoe UI Symbol" w:cs="Segoe UI Symbol"/>
+        </w:rPr>
+      </w:pPr>
+      <w:r>
+        <w:rPr>
+          <w:rFonts w:hint="eastAsia"/>
+        </w:rPr>
+        <w:t>これを</w:t>
+      </w:r>
+      <w:r>
+        <w:rPr>
+          <w:rFonts w:ascii="Segoe UI Symbol" w:hAnsi="Segoe UI Symbol" w:cs="Segoe UI Symbol"/>
+        </w:rPr>
+        <w:t>☑</w:t>
+      </w:r>
+      <w:r>
+        <w:rPr>
+          <w:rFonts w:ascii="Segoe UI Symbol" w:hAnsi="Segoe UI Symbol" w:cs="Segoe UI Symbol" w:hint="eastAsia"/>
+        </w:rPr>
+        <w:t>にするボタン。「実行済」ボタン。（メモ欄の左にボタンを設置。□を</w:t>
+      </w:r>
+      <w:r>
+        <w:rPr>
+          <w:rFonts w:ascii="Segoe UI Symbol" w:hAnsi="Segoe UI Symbol" w:cs="Segoe UI Symbol"/>
+        </w:rPr>
+        <w:t>☑</w:t>
+      </w:r>
+      <w:r>
+        <w:rPr>
+          <w:rFonts w:ascii="Segoe UI Symbol" w:hAnsi="Segoe UI Symbol" w:cs="Segoe UI Symbol" w:hint="eastAsia"/>
+        </w:rPr>
+        <w:t>に変更）</w:t>
+      </w:r>
+    </w:p>
+    <w:p>
+      <w:pPr>
+        <w:rPr>
+          <w:rFonts w:ascii="Segoe UI Symbol" w:hAnsi="Segoe UI Symbol" w:cs="Segoe UI Symbol"/>
+        </w:rPr>
+      </w:pPr>
+      <w:r>
+        <w:rPr>
+          <w:rFonts w:ascii="Segoe UI Symbol" w:hAnsi="Segoe UI Symbol" w:cs="Segoe UI Symbol"/>
+        </w:rPr>
+        <w:t>☑</w:t>
+      </w:r>
+      <w:r>
+        <w:rPr>
+          <w:rFonts w:ascii="Segoe UI Symbol" w:hAnsi="Segoe UI Symbol" w:cs="Segoe UI Symbol" w:hint="eastAsia"/>
+        </w:rPr>
+        <w:t>したら色を変える、または消す　が選べる。</w:t>
+      </w:r>
+    </w:p>
+    <w:p/>
+    <w:p>
+      <w:r>
+        <w:rPr>
+          <w:rFonts w:hint="eastAsia"/>
+        </w:rPr>
+        <w:t>アラームは鳴らさない。</w:t>
+      </w:r>
+    </w:p>
+    <w:p/>
+    <w:p>
+      <w:r>
+        <w:rPr>
+          <w:rFonts w:hint="eastAsia"/>
+        </w:rPr>
+        <w:t>※週末にアイデアをためるとき、３０分ずつずらすかどうか。</w:t>
+      </w:r>
+    </w:p>
+    <w:p>
+      <w:r>
+        <w:rPr>
+          <w:rFonts w:hint="eastAsia"/>
+        </w:rPr>
+        <w:t>または、□としてメモ帳に追加していくシステムか。（有料だと選べる）</w:t>
+      </w:r>
+    </w:p>
+    <w:p/>
+    <w:p>
+      <w:r>
+        <w:lastRenderedPageBreak/>
+        <w:t>TODO機能を使わずに、あくまでGoogleカレンダーの「予定」の「タイトル」あるいは「メモ欄」にやることを記入していくイメージです。</w:t>
+      </w:r>
+    </w:p>
+    <w:p/>
+    <w:p/>
+    <w:p>
+      <w:r>
+        <w:rPr>
+          <w:rFonts w:hint="eastAsia"/>
+        </w:rPr>
+        <w:t>「</w:t>
+      </w:r>
+      <w:r>
+        <w:rPr>
+          <w:rFonts w:hint="eastAsia"/>
+        </w:rPr>
+        <w:t>設定</w:t>
+      </w:r>
+      <w:r>
+        <w:rPr>
+          <w:rFonts w:hint="eastAsia"/>
+        </w:rPr>
+        <w:t>」</w:t>
+      </w:r>
+      <w:r>
+        <w:rPr>
+          <w:rFonts w:hint="eastAsia"/>
+        </w:rPr>
+        <w:t>で決められる</w:t>
+      </w:r>
+    </w:p>
+    <w:p>
+      <w:r>
+        <w:rPr>
+          <w:rFonts w:hint="eastAsia"/>
+        </w:rPr>
+        <w:t xml:space="preserve">・今日中　</w:t>
+      </w:r>
+      <w:r>
+        <w:rPr>
+          <w:rFonts w:hint="eastAsia"/>
+        </w:rPr>
+        <w:t>・〇分後、または、・〇時</w:t>
+      </w:r>
+    </w:p>
+    <w:p>
+      <w:r>
+        <w:rPr>
+          <w:rFonts w:hint="eastAsia"/>
+        </w:rPr>
+        <w:t>・今日夜　・〇時</w:t>
+      </w:r>
+    </w:p>
+    <w:p>
+      <w:r>
+        <w:rPr>
+          <w:rFonts w:hint="eastAsia"/>
+        </w:rPr>
+        <w:t>・明日中　・今と同じ時間　・〇時</w:t>
+      </w:r>
+      <w:r>
+        <w:rPr>
+          <w:rFonts w:hint="eastAsia"/>
+        </w:rPr>
+        <w:t xml:space="preserve">　・明日が〇曜日のときは、翌〇曜日にする</w:t>
+      </w:r>
+    </w:p>
+    <w:p>
+      <w:r>
+        <w:rPr>
+          <w:rFonts w:hint="eastAsia"/>
+        </w:rPr>
+        <w:t>・明日夜　・〇時</w:t>
+      </w:r>
+      <w:r>
+        <w:rPr>
+          <w:rFonts w:hint="eastAsia"/>
+        </w:rPr>
+        <w:t xml:space="preserve">　・明日が〇曜日のときは、翌〇曜日にする</w:t>
+      </w:r>
+    </w:p>
+    <w:p>
+      <w:r>
+        <w:rPr>
+          <w:rFonts w:hint="eastAsia"/>
+        </w:rPr>
+        <w:t>・週末</w:t>
+      </w:r>
+      <w:r>
+        <w:rPr>
+          <w:rFonts w:hint="eastAsia"/>
+        </w:rPr>
+        <w:t xml:space="preserve">　　〇曜日　〇時</w:t>
+      </w:r>
+    </w:p>
+    <w:p>
+      <w:r>
+        <w:rPr>
+          <w:rFonts w:hint="eastAsia"/>
+        </w:rPr>
+        <w:t>・月末　　・〇日　・毎月末　・毎月最後の〇曜日</w:t>
+      </w:r>
+    </w:p>
+    <w:p>
+      <w:r>
+        <w:rPr>
+          <w:rFonts w:hint="eastAsia"/>
+        </w:rPr>
+        <w:t>ボタン長押しでも設定画面にできる</w:t>
+      </w:r>
+    </w:p>
+    <w:p/>
+    <w:p/>
+    <w:p>
+      <w:r>
+        <w:rPr>
+          <w:rFonts w:hint="eastAsia"/>
+        </w:rPr>
+        <w:t>【たくさん書き込み機能】</w:t>
+      </w:r>
+    </w:p>
+    <w:p>
+      <w:r>
+        <w:rPr>
+          <w:rFonts w:hint="eastAsia"/>
+        </w:rPr>
+        <w:t>「やること」</w:t>
+      </w:r>
+      <w:r>
+        <w:rPr>
+          <w:rFonts w:hint="eastAsia"/>
+        </w:rPr>
+        <w:t>のボタンを押すと、</w:t>
+      </w:r>
+      <w:r>
+        <w:rPr>
+          <w:rFonts w:hint="eastAsia"/>
+        </w:rPr>
+        <w:t>その日のうちの空いている２時間のところ</w:t>
+      </w:r>
+      <w:r>
+        <w:rPr>
+          <w:rFonts w:hint="eastAsia"/>
+        </w:rPr>
+        <w:t>に</w:t>
+      </w:r>
+      <w:r>
+        <w:rPr>
+          <w:rFonts w:hint="eastAsia"/>
+        </w:rPr>
+        <w:t>（設定で変更できる。〇時間後、〇時）、</w:t>
+      </w:r>
+    </w:p>
+    <w:p>
+      <w:r>
+        <w:rPr>
+          <w:rFonts w:hint="eastAsia"/>
+        </w:rPr>
+        <w:t>「やること」というタイトルの</w:t>
+      </w:r>
+      <w:r>
+        <w:rPr>
+          <w:rFonts w:hint="eastAsia"/>
+        </w:rPr>
+        <w:t>予定として確保して、</w:t>
+      </w:r>
+      <w:r>
+        <w:rPr>
+          <w:rFonts w:hint="eastAsia"/>
+        </w:rPr>
+        <w:t>メモ編集画面がデフォルトで起動。</w:t>
+      </w:r>
+    </w:p>
+    <w:p/>
+    <w:p>
+      <w:pPr>
+        <w:rPr>
+          <w:rFonts w:ascii="Segoe UI Symbol" w:hAnsi="Segoe UI Symbol" w:cs="Segoe UI Symbol"/>
+        </w:rPr>
+      </w:pPr>
+      <w:r>
+        <w:rPr>
+          <w:rFonts w:ascii="Segoe UI Symbol" w:hAnsi="Segoe UI Symbol" w:cs="Segoe UI Symbol" w:hint="eastAsia"/>
+        </w:rPr>
+        <w:t>メモにデフォルト</w:t>
+      </w:r>
+      <w:r>
+        <w:rPr>
+          <w:rFonts w:ascii="Segoe UI Symbol" w:hAnsi="Segoe UI Symbol" w:cs="Segoe UI Symbol" w:hint="eastAsia"/>
+        </w:rPr>
+        <w:t>、</w:t>
+      </w:r>
+      <w:r>
+        <w:rPr>
+          <w:rFonts w:ascii="Segoe UI Symbol" w:hAnsi="Segoe UI Symbol" w:cs="Segoe UI Symbol" w:hint="eastAsia"/>
+        </w:rPr>
+        <w:t>□が３つ縦に並ぶ</w:t>
+      </w:r>
+      <w:r>
+        <w:rPr>
+          <w:rFonts w:ascii="Segoe UI Symbol" w:hAnsi="Segoe UI Symbol" w:cs="Segoe UI Symbol" w:hint="eastAsia"/>
+        </w:rPr>
+        <w:t>（設定で選べる３～６まで）</w:t>
+      </w:r>
+      <w:r>
+        <w:rPr>
+          <w:rFonts w:ascii="Segoe UI Symbol" w:hAnsi="Segoe UI Symbol" w:cs="Segoe UI Symbol" w:hint="eastAsia"/>
+        </w:rPr>
+        <w:t>。</w:t>
+      </w:r>
+      <w:r>
+        <w:rPr>
+          <w:rFonts w:ascii="Segoe UI Symbol" w:hAnsi="Segoe UI Symbol" w:cs="Segoe UI Symbol" w:hint="eastAsia"/>
+        </w:rPr>
+        <w:t>また「リスト追加」ボタンで□が３つ増える。</w:t>
+      </w:r>
+    </w:p>
+    <w:p>
+      <w:pPr>
+        <w:rPr>
+          <w:rFonts w:ascii="Segoe UI Symbol" w:hAnsi="Segoe UI Symbol" w:cs="Segoe UI Symbol"/>
+        </w:rPr>
+      </w:pPr>
+      <w:r>
+        <w:rPr>
+          <w:rFonts w:ascii="Segoe UI Symbol" w:hAnsi="Segoe UI Symbol" w:cs="Segoe UI Symbol" w:hint="eastAsia"/>
+        </w:rPr>
+        <w:t xml:space="preserve">　</w:t>
+      </w:r>
+      <w:r>
+        <w:rPr>
+          <w:rFonts w:ascii="Segoe UI Symbol" w:hAnsi="Segoe UI Symbol" w:cs="Segoe UI Symbol" w:hint="eastAsia"/>
+        </w:rPr>
+        <w:t>□</w:t>
+      </w:r>
+    </w:p>
+    <w:p>
+      <w:pPr>
+        <w:rPr>
+          <w:rFonts w:ascii="Segoe UI Symbol" w:hAnsi="Segoe UI Symbol" w:cs="Segoe UI Symbol"/>
+        </w:rPr>
+      </w:pPr>
+      <w:r>
+        <w:rPr>
+          <w:rFonts w:ascii="Segoe UI Symbol" w:hAnsi="Segoe UI Symbol" w:cs="Segoe UI Symbol" w:hint="eastAsia"/>
+        </w:rPr>
+        <w:t xml:space="preserve">　</w:t>
+      </w:r>
+      <w:r>
+        <w:rPr>
+          <w:rFonts w:ascii="Segoe UI Symbol" w:hAnsi="Segoe UI Symbol" w:cs="Segoe UI Symbol" w:hint="eastAsia"/>
+        </w:rPr>
+        <w:t>□</w:t>
+      </w:r>
+    </w:p>
+    <w:p>
+      <w:pPr>
+        <w:rPr>
+          <w:rFonts w:ascii="Segoe UI Symbol" w:hAnsi="Segoe UI Symbol" w:cs="Segoe UI Symbol"/>
+        </w:rPr>
+      </w:pPr>
+      <w:r>
+        <w:rPr>
+          <w:rFonts w:ascii="Segoe UI Symbol" w:hAnsi="Segoe UI Symbol" w:cs="Segoe UI Symbol" w:hint="eastAsia"/>
+        </w:rPr>
+        <w:t xml:space="preserve">　</w:t>
+      </w:r>
+      <w:r>
+        <w:rPr>
+          <w:rFonts w:ascii="Segoe UI Symbol" w:hAnsi="Segoe UI Symbol" w:cs="Segoe UI Symbol" w:hint="eastAsia"/>
+        </w:rPr>
+        <w:t>□</w:t>
+      </w:r>
+    </w:p>
+    <w:p>
+      <w:pPr>
+        <w:rPr>
+          <w:rFonts w:ascii="Segoe UI Symbol" w:hAnsi="Segoe UI Symbol" w:cs="Segoe UI Symbol"/>
+        </w:rPr>
+      </w:pPr>
+      <w:r>
+        <w:rPr>
+          <w:rFonts w:hint="eastAsia"/>
+        </w:rPr>
+        <w:t>これを</w:t>
+      </w:r>
+      <w:r>
+        <w:rPr>
+          <w:rFonts w:ascii="Segoe UI Symbol" w:hAnsi="Segoe UI Symbol" w:cs="Segoe UI Symbol"/>
+        </w:rPr>
+        <w:t>☑</w:t>
+      </w:r>
+      <w:r>
+        <w:rPr>
+          <w:rFonts w:ascii="Segoe UI Symbol" w:hAnsi="Segoe UI Symbol" w:cs="Segoe UI Symbol" w:hint="eastAsia"/>
+        </w:rPr>
+        <w:t>にするボタン。「実行済」ボタン。（メモ欄の左にボタンを設置。□を</w:t>
+      </w:r>
+      <w:r>
+        <w:rPr>
+          <w:rFonts w:ascii="Segoe UI Symbol" w:hAnsi="Segoe UI Symbol" w:cs="Segoe UI Symbol"/>
+        </w:rPr>
+        <w:t>☑</w:t>
+      </w:r>
+      <w:r>
+        <w:rPr>
+          <w:rFonts w:ascii="Segoe UI Symbol" w:hAnsi="Segoe UI Symbol" w:cs="Segoe UI Symbol" w:hint="eastAsia"/>
+        </w:rPr>
+        <w:t>に変更）</w:t>
+      </w:r>
+    </w:p>
+    <w:p>
+      <w:pPr>
+        <w:rPr>
+          <w:rFonts w:ascii="Segoe UI Symbol" w:hAnsi="Segoe UI Symbol" w:cs="Segoe UI Symbol"/>
+        </w:rPr>
+      </w:pPr>
+      <w:r>
+        <w:rPr>
+          <w:rFonts w:ascii="Segoe UI Symbol" w:hAnsi="Segoe UI Symbol" w:cs="Segoe UI Symbol"/>
+        </w:rPr>
+        <w:t>☑</w:t>
+      </w:r>
+      <w:r>
+        <w:rPr>
+          <w:rFonts w:ascii="Segoe UI Symbol" w:hAnsi="Segoe UI Symbol" w:cs="Segoe UI Symbol" w:hint="eastAsia"/>
+        </w:rPr>
+        <w:t>したら色を変える、または消す　が選べる。</w:t>
+      </w:r>
+    </w:p>
+    <w:p>
+      <w:pPr>
+        <w:rPr>
+          <w:rFonts w:ascii="Segoe UI Symbol" w:hAnsi="Segoe UI Symbol" w:cs="Segoe UI Symbol"/>
+        </w:rPr>
+      </w:pPr>
+      <w:r>
+        <w:rPr>
+          <w:rFonts w:ascii="Segoe UI Symbol" w:hAnsi="Segoe UI Symbol" w:cs="Segoe UI Symbol" w:hint="eastAsia"/>
+        </w:rPr>
+        <w:t>１つずつ実行済みできるし、全部実行済みもできる。（メモ左側各ボタンの上にボタン）</w:t>
+      </w:r>
+    </w:p>
+    <w:p>
+      <w:pPr>
+        <w:rPr>
+          <w:rFonts w:ascii="Segoe UI Symbol" w:hAnsi="Segoe UI Symbol" w:cs="Segoe UI Symbol"/>
+        </w:rPr>
+      </w:pPr>
+    </w:p>
+    <w:p>
+      <w:pPr>
+        <w:rPr>
+          <w:rFonts w:ascii="Segoe UI Symbol" w:hAnsi="Segoe UI Symbol" w:cs="Segoe UI Symbol"/>
+        </w:rPr>
+      </w:pPr>
+    </w:p>
+    <w:p>
+      <w:pPr>
+        <w:rPr>
+          <w:rFonts w:ascii="Segoe UI Symbol" w:hAnsi="Segoe UI Symbol" w:cs="Segoe UI Symbol"/>
+        </w:rPr>
+      </w:pPr>
+      <w:r>
+        <w:rPr>
+          <w:rFonts w:ascii="Segoe UI Symbol" w:hAnsi="Segoe UI Symbol" w:cs="Segoe UI Symbol" w:hint="eastAsia"/>
+        </w:rPr>
+        <w:t>残っている□は、</w:t>
+      </w:r>
+    </w:p>
+    <w:p>
+      <w:r>
+        <w:rPr>
+          <w:rFonts w:hint="eastAsia"/>
+        </w:rPr>
+        <w:t>「今日中」「明日中」「週末」「月末」</w:t>
+      </w:r>
+    </w:p>
+    <w:p>
+      <w:r>
+        <w:rPr>
+          <w:rFonts w:hint="eastAsia"/>
+        </w:rPr>
         <w:t>「今日夜」「明日夜」「来週」「来月」</w:t>
       </w:r>
     </w:p>
@@ -116,39 +1606,61 @@
         <w:rPr>
           <w:rFonts w:hint="eastAsia"/>
         </w:rPr>
-        <w:t>のボタンで、今日中は１時間後の予定（枠は１時間）として、記録される。</w:t>
-      </w:r>
-    </w:p>
-    <w:p>
+        <w:t>に再設定できる。</w:t>
+      </w:r>
       <w:r>
         <w:rPr>
           <w:rFonts w:hint="eastAsia"/>
         </w:rPr>
-        <w:t>デフォルトをどれにするかは決められる。</w:t>
-      </w:r>
-    </w:p>
-    <w:p>
-      <w:pPr>
+        <w:t>（デフォルトは明日中）</w:t>
+      </w:r>
+    </w:p>
+    <w:p/>
+    <w:p>
+      <w:r>
         <w:rPr>
           <w:rFonts w:hint="eastAsia"/>
         </w:rPr>
-      </w:pPr>
+        <w:t>例えば、メモ欄に</w:t>
+      </w:r>
+    </w:p>
+    <w:p>
+      <w:r>
+        <w:rPr>
+          <w:rFonts w:ascii="Segoe UI Symbol" w:hAnsi="Segoe UI Symbol" w:cs="Segoe UI Symbol"/>
+        </w:rPr>
+        <w:t>☑</w:t>
+      </w:r>
+      <w:r>
+        <w:t>英語の勉強</w:t>
+      </w:r>
+    </w:p>
+    <w:p>
       <w:r>
         <w:rPr>
           <w:rFonts w:hint="eastAsia"/>
         </w:rPr>
-        <w:t>メモ機能のデフォルトで、「□」がある。</w:t>
-      </w:r>
-    </w:p>
-    <w:p>
-      <w:pPr>
-        <w:ind w:firstLineChars="100" w:firstLine="210"/>
-      </w:pPr>
+        <w:lastRenderedPageBreak/>
+        <w:t>□国語の勉強</w:t>
+      </w:r>
+    </w:p>
+    <w:p>
+      <w:r>
+        <w:rPr>
+          <w:rFonts w:ascii="Segoe UI Symbol" w:hAnsi="Segoe UI Symbol" w:cs="Segoe UI Symbol"/>
+        </w:rPr>
+        <w:t>☑</w:t>
+      </w:r>
+      <w:r>
+        <w:t>算数の勉強</w:t>
+      </w:r>
+    </w:p>
+    <w:p>
       <w:r>
         <w:rPr>
           <w:rFonts w:hint="eastAsia"/>
         </w:rPr>
-        <w:t>□英語の勉強</w:t>
+        <w:t>□理科の勉強</w:t>
       </w:r>
     </w:p>
     <w:p>
@@ -156,63 +1668,40 @@
         <w:rPr>
           <w:rFonts w:hint="eastAsia"/>
         </w:rPr>
-        <w:t>↑</w:t>
-      </w:r>
-    </w:p>
-    <w:p>
-      <w:pPr>
+        <w:t>□社会の勉強</w:t>
+      </w:r>
+    </w:p>
+    <w:p/>
+    <w:p>
+      <w:r>
+        <w:rPr>
+          <w:rFonts w:hint="eastAsia"/>
+        </w:rPr>
+        <w:t>とある予定があるとして、そこで「</w:t>
+      </w:r>
+      <w:r>
         <w:rPr>
           <w:rFonts w:ascii="Segoe UI Symbol" w:hAnsi="Segoe UI Symbol" w:cs="Segoe UI Symbol"/>
         </w:rPr>
-      </w:pPr>
+        <w:t>☑</w:t>
+      </w:r>
+      <w:r>
+        <w:t>がついてない・あるいは□がついている」メモ部分だけをコピーして、翌日の予定を設定して、そのメモ欄に「</w:t>
+      </w:r>
+      <w:r>
+        <w:rPr>
+          <w:rFonts w:ascii="Segoe UI Symbol" w:hAnsi="Segoe UI Symbol" w:cs="Segoe UI Symbol"/>
+        </w:rPr>
+        <w:t>☑</w:t>
+      </w:r>
+      <w:r>
+        <w:t>がついてない・あるいは□がついている」メモ部分をペーストする、という処理</w:t>
+      </w:r>
       <w:r>
         <w:rPr>
           <w:rFonts w:hint="eastAsia"/>
         </w:rPr>
-        <w:t>これを</w:t>
-      </w:r>
-      <w:r>
-        <w:rPr>
-          <w:rFonts w:ascii="Segoe UI Symbol" w:hAnsi="Segoe UI Symbol" w:cs="Segoe UI Symbol"/>
-        </w:rPr>
-        <w:t>☑</w:t>
-      </w:r>
-      <w:r>
-        <w:rPr>
-          <w:rFonts w:ascii="Segoe UI Symbol" w:hAnsi="Segoe UI Symbol" w:cs="Segoe UI Symbol" w:hint="eastAsia"/>
-        </w:rPr>
-        <w:t>にするボタン。「実行済」ボタン。（メモ欄の左にボタンを設置。□を</w:t>
-      </w:r>
-      <w:r>
-        <w:rPr>
-          <w:rFonts w:ascii="Segoe UI Symbol" w:hAnsi="Segoe UI Symbol" w:cs="Segoe UI Symbol"/>
-        </w:rPr>
-        <w:t>☑</w:t>
-      </w:r>
-      <w:r>
-        <w:rPr>
-          <w:rFonts w:ascii="Segoe UI Symbol" w:hAnsi="Segoe UI Symbol" w:cs="Segoe UI Symbol" w:hint="eastAsia"/>
-        </w:rPr>
-        <w:t>に変更）</w:t>
-      </w:r>
-    </w:p>
-    <w:p>
-      <w:pPr>
-        <w:rPr>
-          <w:rFonts w:ascii="Segoe UI Symbol" w:hAnsi="Segoe UI Symbol" w:cs="Segoe UI Symbol"/>
-        </w:rPr>
-      </w:pPr>
-      <w:r>
-        <w:rPr>
-          <w:rFonts w:ascii="Segoe UI Symbol" w:hAnsi="Segoe UI Symbol" w:cs="Segoe UI Symbol"/>
-        </w:rPr>
-        <w:t>☑</w:t>
-      </w:r>
-      <w:r>
-        <w:rPr>
-          <w:rFonts w:ascii="Segoe UI Symbol" w:hAnsi="Segoe UI Symbol" w:cs="Segoe UI Symbol" w:hint="eastAsia"/>
-        </w:rPr>
-        <w:t>したら色を変える、または消す　が選べる。</w:t>
+        <w:t>。</w:t>
       </w:r>
     </w:p>
     <w:p/>
@@ -221,7 +1710,7 @@
         <w:rPr>
           <w:rFonts w:hint="eastAsia"/>
         </w:rPr>
-        <w:t>アラームは鳴らさない。</w:t>
+        <w:t>写真も貼り付けるようにする？</w:t>
       </w:r>
     </w:p>
     <w:p/>
@@ -230,7 +1719,7 @@
         <w:rPr>
           <w:rFonts w:hint="eastAsia"/>
         </w:rPr>
-        <w:t>※週末にアイデアをためるとき、３０分ずつずらすかどうか。</w:t>
+        <w:t>それ以外は、とりあえず普通のカレンダー。</w:t>
       </w:r>
     </w:p>
     <w:p>
@@ -238,630 +1727,14 @@
         <w:rPr>
           <w:rFonts w:hint="eastAsia"/>
         </w:rPr>
-        <w:t>または、□としてメモ帳に追加していくシステムか。（有料だと選べる）</w:t>
-      </w:r>
-    </w:p>
-    <w:p/>
-    <w:p>
-      <w:r>
-        <w:t>TODO機能を使わずに、あくまでGoogleカレンダーの「予定」の「タイトル」あるいは「メモ欄」にやることを記入していくイメージです。</w:t>
-      </w:r>
-    </w:p>
-    <w:p/>
-    <w:p>
-      <w:pPr>
+        <w:t>（カレンダー確認するは、Googleカレンダーにつなげてもいい。）</w:t>
+      </w:r>
+    </w:p>
+    <w:p>
+      <w:r>
         <w:rPr>
           <w:rFonts w:hint="eastAsia"/>
         </w:rPr>
-      </w:pPr>
-    </w:p>
-    <w:p>
-      <w:r>
-        <w:rPr>
-          <w:rFonts w:hint="eastAsia"/>
-        </w:rPr>
-        <w:t>「</w:t>
-      </w:r>
-      <w:r>
-        <w:rPr>
-          <w:rFonts w:hint="eastAsia"/>
-        </w:rPr>
-        <w:t>設定</w:t>
-      </w:r>
-      <w:r>
-        <w:rPr>
-          <w:rFonts w:hint="eastAsia"/>
-        </w:rPr>
-        <w:t>」</w:t>
-      </w:r>
-      <w:r>
-        <w:rPr>
-          <w:rFonts w:hint="eastAsia"/>
-        </w:rPr>
-        <w:t>で決められる</w:t>
-      </w:r>
-    </w:p>
-    <w:p>
-      <w:r>
-        <w:rPr>
-          <w:rFonts w:hint="eastAsia"/>
-        </w:rPr>
-        <w:t xml:space="preserve">・今日中　</w:t>
-      </w:r>
-      <w:r>
-        <w:rPr>
-          <w:rFonts w:hint="eastAsia"/>
-        </w:rPr>
-        <w:t>・〇分後、または、・〇時</w:t>
-      </w:r>
-    </w:p>
-    <w:p>
-      <w:r>
-        <w:rPr>
-          <w:rFonts w:hint="eastAsia"/>
-        </w:rPr>
-        <w:t>・今日夜　・〇時</w:t>
-      </w:r>
-    </w:p>
-    <w:p>
-      <w:r>
-        <w:rPr>
-          <w:rFonts w:hint="eastAsia"/>
-        </w:rPr>
-        <w:t>・明日中　・今と同じ時間　・〇時</w:t>
-      </w:r>
-      <w:r>
-        <w:rPr>
-          <w:rFonts w:hint="eastAsia"/>
-        </w:rPr>
-        <w:t xml:space="preserve">　・明日が</w:t>
-      </w:r>
-      <w:proofErr w:type="gramStart"/>
-      <w:r>
-        <w:rPr>
-          <w:rFonts w:hint="eastAsia"/>
-        </w:rPr>
-        <w:t>〇</w:t>
-      </w:r>
-      <w:proofErr w:type="gramEnd"/>
-      <w:r>
-        <w:rPr>
-          <w:rFonts w:hint="eastAsia"/>
-        </w:rPr>
-        <w:t>曜日のときは、翌〇曜日にする</w:t>
-      </w:r>
-    </w:p>
-    <w:p>
-      <w:r>
-        <w:rPr>
-          <w:rFonts w:hint="eastAsia"/>
-        </w:rPr>
-        <w:t>・明日夜　・〇時</w:t>
-      </w:r>
-      <w:r>
-        <w:rPr>
-          <w:rFonts w:hint="eastAsia"/>
-        </w:rPr>
-        <w:t xml:space="preserve">　</w:t>
-      </w:r>
-      <w:r>
-        <w:rPr>
-          <w:rFonts w:hint="eastAsia"/>
-        </w:rPr>
-        <w:t>・明日が</w:t>
-      </w:r>
-      <w:proofErr w:type="gramStart"/>
-      <w:r>
-        <w:rPr>
-          <w:rFonts w:hint="eastAsia"/>
-        </w:rPr>
-        <w:t>〇</w:t>
-      </w:r>
-      <w:proofErr w:type="gramEnd"/>
-      <w:r>
-        <w:rPr>
-          <w:rFonts w:hint="eastAsia"/>
-        </w:rPr>
-        <w:t>曜日のときは、翌〇曜日にする</w:t>
-      </w:r>
-    </w:p>
-    <w:p>
-      <w:r>
-        <w:rPr>
-          <w:rFonts w:hint="eastAsia"/>
-        </w:rPr>
-        <w:t>・週末</w:t>
-      </w:r>
-      <w:r>
-        <w:rPr>
-          <w:rFonts w:hint="eastAsia"/>
-        </w:rPr>
-        <w:t xml:space="preserve">　　〇曜日　〇時</w:t>
-      </w:r>
-    </w:p>
-    <w:p>
-      <w:r>
-        <w:rPr>
-          <w:rFonts w:hint="eastAsia"/>
-        </w:rPr>
-        <w:t>・月末　　・〇日　・毎月末　・毎月最後の</w:t>
-      </w:r>
-      <w:proofErr w:type="gramStart"/>
-      <w:r>
-        <w:rPr>
-          <w:rFonts w:hint="eastAsia"/>
-        </w:rPr>
-        <w:t>〇</w:t>
-      </w:r>
-      <w:proofErr w:type="gramEnd"/>
-      <w:r>
-        <w:rPr>
-          <w:rFonts w:hint="eastAsia"/>
-        </w:rPr>
-        <w:t>曜日</w:t>
-      </w:r>
-    </w:p>
-    <w:p>
-      <w:pPr>
-        <w:rPr>
-          <w:rFonts w:hint="eastAsia"/>
-        </w:rPr>
-      </w:pPr>
-      <w:r>
-        <w:rPr>
-          <w:rFonts w:hint="eastAsia"/>
-        </w:rPr>
-        <w:t>ボタン長押しでも設定画面にできる</w:t>
-      </w:r>
-    </w:p>
-    <w:p>
-      <w:pPr>
-        <w:rPr>
-          <w:rFonts w:hint="eastAsia"/>
-        </w:rPr>
-      </w:pPr>
-    </w:p>
-    <w:p>
-      <w:pPr>
-        <w:rPr>
-          <w:rFonts w:hint="eastAsia"/>
-        </w:rPr>
-      </w:pPr>
-    </w:p>
-    <w:p>
-      <w:pPr>
-        <w:rPr>
-          <w:rFonts w:hint="eastAsia"/>
-        </w:rPr>
-      </w:pPr>
-      <w:r>
-        <w:rPr>
-          <w:rFonts w:hint="eastAsia"/>
-        </w:rPr>
-        <w:t>【たくさん書き込み機能】</w:t>
-      </w:r>
-    </w:p>
-    <w:p>
-      <w:r>
-        <w:rPr>
-          <w:rFonts w:hint="eastAsia"/>
-        </w:rPr>
-        <w:t>「やること」</w:t>
-      </w:r>
-      <w:r>
-        <w:rPr>
-          <w:rFonts w:hint="eastAsia"/>
-        </w:rPr>
-        <w:t>のボタンを押すと、</w:t>
-      </w:r>
-      <w:r>
-        <w:rPr>
-          <w:rFonts w:hint="eastAsia"/>
-        </w:rPr>
-        <w:t>その日のうちの空いている２時間のところ</w:t>
-      </w:r>
-      <w:r>
-        <w:rPr>
-          <w:rFonts w:hint="eastAsia"/>
-        </w:rPr>
-        <w:t>に</w:t>
-      </w:r>
-      <w:r>
-        <w:rPr>
-          <w:rFonts w:hint="eastAsia"/>
-        </w:rPr>
-        <w:t>（設定で変更できる。〇時間後、〇時）</w:t>
-      </w:r>
-      <w:r>
-        <w:rPr>
-          <w:rFonts w:hint="eastAsia"/>
-        </w:rPr>
-        <w:t>、</w:t>
-      </w:r>
-    </w:p>
-    <w:p>
-      <w:pPr>
-        <w:rPr>
-          <w:rFonts w:hint="eastAsia"/>
-        </w:rPr>
-      </w:pPr>
-      <w:r>
-        <w:rPr>
-          <w:rFonts w:hint="eastAsia"/>
-        </w:rPr>
-        <w:t>「やること」というタイトルの</w:t>
-      </w:r>
-      <w:r>
-        <w:rPr>
-          <w:rFonts w:hint="eastAsia"/>
-        </w:rPr>
-        <w:t>予定として確保して、</w:t>
-      </w:r>
-      <w:r>
-        <w:rPr>
-          <w:rFonts w:hint="eastAsia"/>
-        </w:rPr>
-        <w:t>メモ編集画面がデフォルトで起動。</w:t>
-      </w:r>
-    </w:p>
-    <w:p/>
-    <w:p>
-      <w:pPr>
-        <w:rPr>
-          <w:rFonts w:ascii="Segoe UI Symbol" w:hAnsi="Segoe UI Symbol" w:cs="Segoe UI Symbol"/>
-        </w:rPr>
-      </w:pPr>
-      <w:r>
-        <w:rPr>
-          <w:rFonts w:ascii="Segoe UI Symbol" w:hAnsi="Segoe UI Symbol" w:cs="Segoe UI Symbol" w:hint="eastAsia"/>
-        </w:rPr>
-        <w:t>メモにデフォルト</w:t>
-      </w:r>
-      <w:r>
-        <w:rPr>
-          <w:rFonts w:ascii="Segoe UI Symbol" w:hAnsi="Segoe UI Symbol" w:cs="Segoe UI Symbol" w:hint="eastAsia"/>
-        </w:rPr>
-        <w:t>、</w:t>
-      </w:r>
-      <w:r>
-        <w:rPr>
-          <w:rFonts w:ascii="Segoe UI Symbol" w:hAnsi="Segoe UI Symbol" w:cs="Segoe UI Symbol" w:hint="eastAsia"/>
-        </w:rPr>
-        <w:t>□が３つ縦に並ぶ</w:t>
-      </w:r>
-      <w:r>
-        <w:rPr>
-          <w:rFonts w:ascii="Segoe UI Symbol" w:hAnsi="Segoe UI Symbol" w:cs="Segoe UI Symbol" w:hint="eastAsia"/>
-        </w:rPr>
-        <w:t>（設定で選べる３～６まで）</w:t>
-      </w:r>
-      <w:r>
-        <w:rPr>
-          <w:rFonts w:ascii="Segoe UI Symbol" w:hAnsi="Segoe UI Symbol" w:cs="Segoe UI Symbol" w:hint="eastAsia"/>
-        </w:rPr>
-        <w:t>。</w:t>
-      </w:r>
-      <w:r>
-        <w:rPr>
-          <w:rFonts w:ascii="Segoe UI Symbol" w:hAnsi="Segoe UI Symbol" w:cs="Segoe UI Symbol" w:hint="eastAsia"/>
-        </w:rPr>
-        <w:t>また「リスト追加」ボタンで□が３つ増える。</w:t>
-      </w:r>
-    </w:p>
-    <w:p>
-      <w:pPr>
-        <w:rPr>
-          <w:rFonts w:ascii="Segoe UI Symbol" w:hAnsi="Segoe UI Symbol" w:cs="Segoe UI Symbol"/>
-        </w:rPr>
-      </w:pPr>
-      <w:r>
-        <w:rPr>
-          <w:rFonts w:ascii="Segoe UI Symbol" w:hAnsi="Segoe UI Symbol" w:cs="Segoe UI Symbol" w:hint="eastAsia"/>
-        </w:rPr>
-        <w:t xml:space="preserve">　</w:t>
-      </w:r>
-      <w:r>
-        <w:rPr>
-          <w:rFonts w:ascii="Segoe UI Symbol" w:hAnsi="Segoe UI Symbol" w:cs="Segoe UI Symbol" w:hint="eastAsia"/>
-        </w:rPr>
-        <w:t>□</w:t>
-      </w:r>
-    </w:p>
-    <w:p>
-      <w:pPr>
-        <w:rPr>
-          <w:rFonts w:ascii="Segoe UI Symbol" w:hAnsi="Segoe UI Symbol" w:cs="Segoe UI Symbol"/>
-        </w:rPr>
-      </w:pPr>
-      <w:r>
-        <w:rPr>
-          <w:rFonts w:ascii="Segoe UI Symbol" w:hAnsi="Segoe UI Symbol" w:cs="Segoe UI Symbol" w:hint="eastAsia"/>
-        </w:rPr>
-        <w:t xml:space="preserve">　</w:t>
-      </w:r>
-      <w:r>
-        <w:rPr>
-          <w:rFonts w:ascii="Segoe UI Symbol" w:hAnsi="Segoe UI Symbol" w:cs="Segoe UI Symbol" w:hint="eastAsia"/>
-        </w:rPr>
-        <w:t>□</w:t>
-      </w:r>
-    </w:p>
-    <w:p>
-      <w:pPr>
-        <w:rPr>
-          <w:rFonts w:ascii="Segoe UI Symbol" w:hAnsi="Segoe UI Symbol" w:cs="Segoe UI Symbol" w:hint="eastAsia"/>
-        </w:rPr>
-      </w:pPr>
-      <w:r>
-        <w:rPr>
-          <w:rFonts w:ascii="Segoe UI Symbol" w:hAnsi="Segoe UI Symbol" w:cs="Segoe UI Symbol" w:hint="eastAsia"/>
-        </w:rPr>
-        <w:t xml:space="preserve">　</w:t>
-      </w:r>
-      <w:r>
-        <w:rPr>
-          <w:rFonts w:ascii="Segoe UI Symbol" w:hAnsi="Segoe UI Symbol" w:cs="Segoe UI Symbol" w:hint="eastAsia"/>
-        </w:rPr>
-        <w:t>□</w:t>
-      </w:r>
-    </w:p>
-    <w:p>
-      <w:pPr>
-        <w:rPr>
-          <w:rFonts w:ascii="Segoe UI Symbol" w:hAnsi="Segoe UI Symbol" w:cs="Segoe UI Symbol"/>
-        </w:rPr>
-      </w:pPr>
-      <w:r>
-        <w:rPr>
-          <w:rFonts w:hint="eastAsia"/>
-        </w:rPr>
-        <w:t>これを</w:t>
-      </w:r>
-      <w:r>
-        <w:rPr>
-          <w:rFonts w:ascii="Segoe UI Symbol" w:hAnsi="Segoe UI Symbol" w:cs="Segoe UI Symbol"/>
-        </w:rPr>
-        <w:t>☑</w:t>
-      </w:r>
-      <w:r>
-        <w:rPr>
-          <w:rFonts w:ascii="Segoe UI Symbol" w:hAnsi="Segoe UI Symbol" w:cs="Segoe UI Symbol" w:hint="eastAsia"/>
-        </w:rPr>
-        <w:t>にするボタン。「実行済」ボタン。（メモ欄の左にボタンを設置。□を</w:t>
-      </w:r>
-      <w:r>
-        <w:rPr>
-          <w:rFonts w:ascii="Segoe UI Symbol" w:hAnsi="Segoe UI Symbol" w:cs="Segoe UI Symbol"/>
-        </w:rPr>
-        <w:t>☑</w:t>
-      </w:r>
-      <w:r>
-        <w:rPr>
-          <w:rFonts w:ascii="Segoe UI Symbol" w:hAnsi="Segoe UI Symbol" w:cs="Segoe UI Symbol" w:hint="eastAsia"/>
-        </w:rPr>
-        <w:t>に変更）</w:t>
-      </w:r>
-    </w:p>
-    <w:p>
-      <w:pPr>
-        <w:rPr>
-          <w:rFonts w:ascii="Segoe UI Symbol" w:hAnsi="Segoe UI Symbol" w:cs="Segoe UI Symbol"/>
-        </w:rPr>
-      </w:pPr>
-      <w:r>
-        <w:rPr>
-          <w:rFonts w:ascii="Segoe UI Symbol" w:hAnsi="Segoe UI Symbol" w:cs="Segoe UI Symbol"/>
-        </w:rPr>
-        <w:t>☑</w:t>
-      </w:r>
-      <w:r>
-        <w:rPr>
-          <w:rFonts w:ascii="Segoe UI Symbol" w:hAnsi="Segoe UI Symbol" w:cs="Segoe UI Symbol" w:hint="eastAsia"/>
-        </w:rPr>
-        <w:t>したら色を変える、または消す　が選べる。</w:t>
-      </w:r>
-    </w:p>
-    <w:p>
-      <w:pPr>
-        <w:rPr>
-          <w:rFonts w:ascii="Segoe UI Symbol" w:hAnsi="Segoe UI Symbol" w:cs="Segoe UI Symbol"/>
-        </w:rPr>
-      </w:pPr>
-      <w:r>
-        <w:rPr>
-          <w:rFonts w:ascii="Segoe UI Symbol" w:hAnsi="Segoe UI Symbol" w:cs="Segoe UI Symbol" w:hint="eastAsia"/>
-        </w:rPr>
-        <w:t>１つずつ実行済みできるし、全部実行済みもできる。（メモ左側各ボタンの上にボタン）</w:t>
-      </w:r>
-    </w:p>
-    <w:p>
-      <w:pPr>
-        <w:rPr>
-          <w:rFonts w:ascii="Segoe UI Symbol" w:hAnsi="Segoe UI Symbol" w:cs="Segoe UI Symbol"/>
-        </w:rPr>
-      </w:pPr>
-    </w:p>
-    <w:p>
-      <w:pPr>
-        <w:rPr>
-          <w:rFonts w:ascii="Segoe UI Symbol" w:hAnsi="Segoe UI Symbol" w:cs="Segoe UI Symbol" w:hint="eastAsia"/>
-        </w:rPr>
-      </w:pPr>
-    </w:p>
-    <w:p>
-      <w:pPr>
-        <w:rPr>
-          <w:rFonts w:ascii="Segoe UI Symbol" w:hAnsi="Segoe UI Symbol" w:cs="Segoe UI Symbol" w:hint="eastAsia"/>
-        </w:rPr>
-      </w:pPr>
-      <w:r>
-        <w:rPr>
-          <w:rFonts w:ascii="Segoe UI Symbol" w:hAnsi="Segoe UI Symbol" w:cs="Segoe UI Symbol" w:hint="eastAsia"/>
-        </w:rPr>
-        <w:t>残っている□は、</w:t>
-      </w:r>
-    </w:p>
-    <w:p>
-      <w:r>
-        <w:rPr>
-          <w:rFonts w:hint="eastAsia"/>
-        </w:rPr>
-        <w:t>「今日中」「明日中」「週末」「月末」</w:t>
-      </w:r>
-    </w:p>
-    <w:p>
-      <w:r>
-        <w:rPr>
-          <w:rFonts w:hint="eastAsia"/>
-        </w:rPr>
-        <w:t>「今日夜」「明日夜」「来週」「来月」</w:t>
-      </w:r>
-    </w:p>
-    <w:p>
-      <w:r>
-        <w:rPr>
-          <w:rFonts w:hint="eastAsia"/>
-        </w:rPr>
-        <w:t>に再設定できる。</w:t>
-      </w:r>
-      <w:r>
-        <w:rPr>
-          <w:rFonts w:hint="eastAsia"/>
-        </w:rPr>
-        <w:t>（デフォルトは明日中）</w:t>
-      </w:r>
-    </w:p>
-    <w:p/>
-    <w:p>
-      <w:r>
-        <w:rPr>
-          <w:rFonts w:hint="eastAsia"/>
-        </w:rPr>
-        <w:t>例えば、メモ欄に</w:t>
-      </w:r>
-    </w:p>
-    <w:p>
-      <w:r>
-        <w:rPr>
-          <w:rFonts w:ascii="Segoe UI Symbol" w:hAnsi="Segoe UI Symbol" w:cs="Segoe UI Symbol"/>
-        </w:rPr>
-        <w:t>☑</w:t>
-      </w:r>
-      <w:r>
-        <w:t>英語の勉強</w:t>
-      </w:r>
-    </w:p>
-    <w:p>
-      <w:r>
-        <w:rPr>
-          <w:rFonts w:hint="eastAsia"/>
-        </w:rPr>
-        <w:t>□国語の勉強</w:t>
-      </w:r>
-    </w:p>
-    <w:p>
-      <w:r>
-        <w:rPr>
-          <w:rFonts w:ascii="Segoe UI Symbol" w:hAnsi="Segoe UI Symbol" w:cs="Segoe UI Symbol"/>
-        </w:rPr>
-        <w:t>☑</w:t>
-      </w:r>
-      <w:r>
-        <w:t>算数の勉強</w:t>
-      </w:r>
-    </w:p>
-    <w:p>
-      <w:r>
-        <w:rPr>
-          <w:rFonts w:hint="eastAsia"/>
-        </w:rPr>
-        <w:t>□理科の勉強</w:t>
-      </w:r>
-    </w:p>
-    <w:p>
-      <w:r>
-        <w:rPr>
-          <w:rFonts w:hint="eastAsia"/>
-        </w:rPr>
-        <w:t>□社会の勉強</w:t>
-      </w:r>
-    </w:p>
-    <w:p/>
-    <w:p>
-      <w:r>
-        <w:rPr>
-          <w:rFonts w:hint="eastAsia"/>
-        </w:rPr>
-        <w:t>とある予定があるとして、そこで「</w:t>
-      </w:r>
-      <w:r>
-        <w:rPr>
-          <w:rFonts w:ascii="Segoe UI Symbol" w:hAnsi="Segoe UI Symbol" w:cs="Segoe UI Symbol"/>
-        </w:rPr>
-        <w:t>☑</w:t>
-      </w:r>
-      <w:r>
-        <w:t>がついてない・あるいは□がついている」メモ部分だけをコピーして、翌日の予定を設定して、そのメモ欄に「</w:t>
-      </w:r>
-      <w:r>
-        <w:rPr>
-          <w:rFonts w:ascii="Segoe UI Symbol" w:hAnsi="Segoe UI Symbol" w:cs="Segoe UI Symbol"/>
-        </w:rPr>
-        <w:t>☑</w:t>
-      </w:r>
-      <w:r>
-        <w:t>がついてない・あるいは□がついている」メモ部分をペーストする、という処理</w:t>
-      </w:r>
-      <w:r>
-        <w:rPr>
-          <w:rFonts w:hint="eastAsia"/>
-        </w:rPr>
-        <w:t>。</w:t>
-      </w:r>
-    </w:p>
-    <w:p/>
-    <w:p>
-      <w:r>
-        <w:rPr>
-          <w:rFonts w:hint="eastAsia"/>
-        </w:rPr>
-        <w:t>写真も貼り付けるようにする？</w:t>
-      </w:r>
-    </w:p>
-    <w:p>
-      <w:pPr>
-        <w:rPr>
-          <w:rFonts w:hint="eastAsia"/>
-        </w:rPr>
-      </w:pPr>
-    </w:p>
-    <w:p>
-      <w:r>
-        <w:rPr>
-          <w:rFonts w:hint="eastAsia"/>
-        </w:rPr>
-        <w:t>それ以外は、とりあえず普通のカレンダー。</w:t>
-      </w:r>
-    </w:p>
-    <w:p>
-      <w:r>
-        <w:rPr>
-          <w:rFonts w:hint="eastAsia"/>
-        </w:rPr>
-        <w:t>（カレンダー確認するは、Googleカレンダーにつなげてもいい。）</w:t>
-      </w:r>
-    </w:p>
-    <w:p>
-      <w:pPr>
-        <w:rPr>
-          <w:rFonts w:hint="eastAsia"/>
-        </w:rPr>
-      </w:pPr>
-      <w:r>
-        <w:rPr>
-          <w:rFonts w:hint="eastAsia"/>
-        </w:rPr>
-        <w:lastRenderedPageBreak/>
         <w:t>カレンダーアプリではなく、メモアプリ。</w:t>
       </w:r>
     </w:p>
@@ -882,15 +1755,7 @@
         <w:br/>
       </w:r>
       <w:r>
-        <w:t>はい、その開発ステップは非常に合理的で、現代のアプリ開発における「王道」とも言える進め方です。まずはブラウザで動くWebアプリ（</w:t>
-      </w:r>
-      <w:proofErr w:type="spellStart"/>
-      <w:r>
-        <w:t>Vercel</w:t>
-      </w:r>
-      <w:proofErr w:type="spellEnd"/>
-      <w:r>
-        <w:t>公開）を作り、それをベースに各プラットフォームへ展開するのは効率的です。</w:t>
+        <w:t>はい、その開発ステップは非常に合理的で、現代のアプリ開発における「王道」とも言える進め方です。まずはブラウザで動くWebアプリ（Vercel公開）を作り、それをベースに各プラットフォームへ展開するのは効率的です。</w:t>
       </w:r>
     </w:p>
     <w:p>
@@ -911,7 +1776,7 @@
     <w:p>
       <w:r>
         <w:pict w14:anchorId="2955A824">
-          <v:rect id="_x0000_i1085" style="width:0;height:1.5pt" o:hralign="center" o:hrstd="t" o:hrnoshade="t" o:hr="t" fillcolor="gray" stroked="f">
+          <v:rect id="_x0000_i1025" style="width:0;height:1.5pt" o:hralign="center" o:hrstd="t" o:hrnoshade="t" o:hr="t" fillcolor="gray" stroked="f">
             <v:textbox inset="5.85pt,.7pt,5.85pt,.7pt"/>
           </v:rect>
         </w:pict>
@@ -955,15 +1820,7 @@
         <w:t>Webアプリ（React/Next.jsなど）:</w:t>
       </w:r>
       <w:r>
-        <w:t xml:space="preserve"> GitHub + </w:t>
-      </w:r>
-      <w:proofErr w:type="spellStart"/>
-      <w:r>
-        <w:t>Vercel</w:t>
-      </w:r>
-      <w:proofErr w:type="spellEnd"/>
-      <w:r>
-        <w:t xml:space="preserve"> で公開。ここでGoogle Calendar APIとの連携ロジック（未完了タスクの抽出など）を完成させます。</w:t>
+        <w:t xml:space="preserve"> GitHub + Vercel で公開。ここでGoogle Calendar APIとの連携ロジック（未完了タスクの抽出など）を完成させます。</w:t>
       </w:r>
     </w:p>
     <w:p>
@@ -981,15 +1838,7 @@
         <w:t>PWA化:</w:t>
       </w:r>
       <w:r>
-        <w:t xml:space="preserve"> Webアプリに設定ファイル（</w:t>
-      </w:r>
-      <w:proofErr w:type="spellStart"/>
-      <w:r>
-        <w:t>Manifest.json</w:t>
-      </w:r>
-      <w:proofErr w:type="spellEnd"/>
-      <w:r>
-        <w:t>）とキャッシュ制御（Service Worker）を追加するだけなので、変換は比較的容易です。</w:t>
+        <w:t xml:space="preserve"> Webアプリに設定ファイル（Manifest.json）とキャッシュ制御（Service Worker）を追加するだけなので、変換は比較的容易です。</w:t>
       </w:r>
     </w:p>
     <w:p>
@@ -1013,7 +1862,7 @@
     <w:p>
       <w:r>
         <w:pict w14:anchorId="562024F9">
-          <v:rect id="_x0000_i1086" style="width:0;height:1.5pt" o:hralign="center" o:hrstd="t" o:hrnoshade="t" o:hr="t" fillcolor="gray" stroked="f">
+          <v:rect id="_x0000_i1026" style="width:0;height:1.5pt" o:hralign="center" o:hrstd="t" o:hrnoshade="t" o:hr="t" fillcolor="gray" stroked="f">
             <v:textbox inset="5.85pt,.7pt,5.85pt,.7pt"/>
           </v:rect>
         </w:pict>
@@ -1087,15 +1936,7 @@
         <w:t>Chrome拡張機能:</w:t>
       </w:r>
       <w:r>
-        <w:t xml:space="preserve"> セキュリティ上の理由から、通常のポップアップログインがブロックされることがあります。拡張機能専用の認証用API（</w:t>
-      </w:r>
-      <w:proofErr w:type="spellStart"/>
-      <w:r>
-        <w:t>chrome.identity</w:t>
-      </w:r>
-      <w:proofErr w:type="spellEnd"/>
-      <w:r>
-        <w:t>）を使用するか、Firebase Authなどの対応ライブラリを使う必要があり、少しコードの書き換えが発生します。</w:t>
+        <w:t xml:space="preserve"> セキュリティ上の理由から、通常のポップアップログインがブロックされることがあります。拡張機能専用の認証用API（chrome.identity）を使用するか、Firebase Authなどの対応ライブラリを使う必要があり、少しコードの書き換えが発生します。</w:t>
       </w:r>
     </w:p>
     <w:p>
@@ -1268,7 +2109,7 @@
     <w:p>
       <w:r>
         <w:pict w14:anchorId="2A3751A1">
-          <v:rect id="_x0000_i1087" style="width:0;height:1.5pt" o:hralign="center" o:hrstd="t" o:hrnoshade="t" o:hr="t" fillcolor="gray" stroked="f">
+          <v:rect id="_x0000_i1027" style="width:0;height:1.5pt" o:hralign="center" o:hrstd="t" o:hrnoshade="t" o:hr="t" fillcolor="gray" stroked="f">
             <v:textbox inset="5.85pt,.7pt,5.85pt,.7pt"/>
           </v:rect>
         </w:pict>
@@ -1363,23 +2204,7 @@
         <w:t>URL構造に依存しない:</w:t>
       </w:r>
       <w:r>
-        <w:t xml:space="preserve"> 拡張機能は https://</w:t>
-      </w:r>
-      <w:proofErr w:type="gramStart"/>
-      <w:r>
-        <w:t>...</w:t>
-      </w:r>
-      <w:proofErr w:type="gramEnd"/>
-      <w:r>
-        <w:t xml:space="preserve"> ではなく chrome-extension://</w:t>
-      </w:r>
-      <w:proofErr w:type="gramStart"/>
-      <w:r>
-        <w:t>...</w:t>
-      </w:r>
-      <w:proofErr w:type="gramEnd"/>
-      <w:r>
-        <w:t xml:space="preserve"> という特殊なアドレスで動きます。画像などのパス指定は「相対パス」で書くように意識してください。</w:t>
+        <w:t xml:space="preserve"> 拡張機能は https://... ではなく chrome-extension://... という特殊なアドレスで動きます。画像などのパス指定は「相対パス」で書くように意識してください。</w:t>
       </w:r>
     </w:p>
     <w:p>
@@ -1414,15 +2239,7 @@
     </w:p>
     <w:p>
       <w:r>
-        <w:t>まずは</w:t>
-      </w:r>
-      <w:proofErr w:type="spellStart"/>
-      <w:r>
-        <w:t>Vercel</w:t>
-      </w:r>
-      <w:proofErr w:type="spellEnd"/>
-      <w:r>
-        <w:t>で「自分専用の便利ツール」として動くところまで作ってしまうのが、一番モチベーションが続く良いスタートラインだと思います！</w:t>
+        <w:t>まずはVercelで「自分専用の便利ツール」として動くところまで作ってしまうのが、一番モチベーションが続く良いスタートラインだと思います！</w:t>
       </w:r>
     </w:p>
     <w:p/>
@@ -1439,7 +2256,7 @@
     <w:p>
       <w:r>
         <w:pict w14:anchorId="18E2EE2F">
-          <v:rect id="_x0000_i1088" style="width:0;height:1.5pt" o:hralign="center" o:hrstd="t" o:hrnoshade="t" o:hr="t" fillcolor="gray" stroked="f">
+          <v:rect id="_x0000_i1028" style="width:0;height:1.5pt" o:hralign="center" o:hrstd="t" o:hrnoshade="t" o:hr="t" fillcolor="gray" stroked="f">
             <v:textbox inset="5.85pt,.7pt,5.85pt,.7pt"/>
           </v:rect>
         </w:pict>
@@ -1884,7 +2701,7 @@
     <w:p>
       <w:r>
         <w:pict w14:anchorId="54D84E40">
-          <v:rect id="_x0000_i1089" style="width:0;height:1.5pt" o:hralign="center" o:hrstd="t" o:hrnoshade="t" o:hr="t" fillcolor="gray" stroked="f">
+          <v:rect id="_x0000_i1029" style="width:0;height:1.5pt" o:hralign="center" o:hrstd="t" o:hrnoshade="t" o:hr="t" fillcolor="gray" stroked="f">
             <v:textbox inset="5.85pt,.7pt,5.85pt,.7pt"/>
           </v:rect>
         </w:pict>
@@ -2059,7 +2876,7 @@
     <w:p>
       <w:r>
         <w:pict w14:anchorId="093ECA8A">
-          <v:rect id="_x0000_i1090" style="width:0;height:1.5pt" o:hralign="center" o:hrstd="t" o:hrnoshade="t" o:hr="t" fillcolor="gray" stroked="f">
+          <v:rect id="_x0000_i1030" style="width:0;height:1.5pt" o:hralign="center" o:hrstd="t" o:hrnoshade="t" o:hr="t" fillcolor="gray" stroked="f">
             <v:textbox inset="5.85pt,.7pt,5.85pt,.7pt"/>
           </v:rect>
         </w:pict>
@@ -2146,6 +2963,605 @@
     <w:p>
       <w:r>
         <w:t>まずは「月額 $4.99 / 年間 $49」程度のプランを用意して、無料版で「これがないと仕事が回らない」という状態をユーザーに作らせるのが、最も成功に近い道だと思います。</w:t>
+      </w:r>
+    </w:p>
+    <w:p/>
+    <w:p/>
+    <w:p/>
+    <w:p/>
+    <w:p/>
+    <w:p>
+      <w:r>
+        <w:t>PWA + Stripe でフリーミアムを実装する場合、Apple Storeのような複雑なブリッジコードは不要ですが、「サーバー（バックエンド）」</w:t>
+      </w:r>
+      <w:r>
+        <w:rPr>
+          <w:b/>
+          <w:bCs/>
+        </w:rPr>
+        <w:t>と</w:t>
+      </w:r>
+      <w:r>
+        <w:t>「データベース」の役割が重要になります。</w:t>
+      </w:r>
+    </w:p>
+    <w:p>
+      <w:r>
+        <w:t>プログラムコード上の構成は、大きく分けて以下の3つのステップになります。</w:t>
+      </w:r>
+    </w:p>
+    <w:p>
+      <w:r>
+        <w:pict w14:anchorId="51F51FE9">
+          <v:rect id="_x0000_i1065" style="width:0;height:1.5pt" o:hralign="center" o:hrstd="t" o:hrnoshade="t" o:hr="t" fillcolor="gray" stroked="f">
+            <v:textbox inset="5.85pt,.7pt,5.85pt,.7pt"/>
+          </v:rect>
+        </w:pict>
+      </w:r>
+    </w:p>
+    <w:p>
+      <w:pPr>
+        <w:rPr>
+          <w:b/>
+          <w:bCs/>
+        </w:rPr>
+      </w:pPr>
+      <w:r>
+        <w:rPr>
+          <w:b/>
+          <w:bCs/>
+        </w:rPr>
+        <w:t>1. ユーザーの「課金ステータス」を保持する</w:t>
+      </w:r>
+    </w:p>
+    <w:p>
+      <w:r>
+        <w:t>PWAの場合、ログイン機能（Firebase Auth や Supabase など）を使い、データベース（DB）にユーザーごとのプラン情報を保存します。</w:t>
+      </w:r>
+    </w:p>
+    <w:p>
+      <w:r>
+        <w:t>TypeScript</w:t>
+      </w:r>
+    </w:p>
+    <w:p>
+      <w:r>
+        <w:t>// データベース上のユーザー情報のイメージ</w:t>
+      </w:r>
+    </w:p>
+    <w:p>
+      <w:r>
+        <w:t>{</w:t>
+      </w:r>
+    </w:p>
+    <w:p>
+      <w:r>
+        <w:t xml:space="preserve">  "uid": "user123",</w:t>
+      </w:r>
+    </w:p>
+    <w:p>
+      <w:r>
+        <w:t xml:space="preserve">  "email": "example@mail.com",</w:t>
+      </w:r>
+    </w:p>
+    <w:p>
+      <w:r>
+        <w:t xml:space="preserve">  "plan": "free", // または "premium"</w:t>
+      </w:r>
+    </w:p>
+    <w:p>
+      <w:r>
+        <w:t xml:space="preserve">  "stripe_customer_id": "cus_..." </w:t>
+      </w:r>
+    </w:p>
+    <w:p>
+      <w:r>
+        <w:t>}</w:t>
+      </w:r>
+    </w:p>
+    <w:p>
+      <w:pPr>
+        <w:rPr>
+          <w:b/>
+          <w:bCs/>
+        </w:rPr>
+      </w:pPr>
+      <w:r>
+        <w:rPr>
+          <w:b/>
+          <w:bCs/>
+        </w:rPr>
+        <w:t>2. フロントエンド（React）での条件分岐</w:t>
+      </w:r>
+    </w:p>
+    <w:p>
+      <w:r>
+        <w:t>App.tsx 内で、DBから取得した plan 情報を変数 isPremium として管理します。</w:t>
+      </w:r>
+    </w:p>
+    <w:p>
+      <w:pPr>
+        <w:rPr>
+          <w:b/>
+          <w:bCs/>
+        </w:rPr>
+      </w:pPr>
+      <w:r>
+        <w:rPr>
+          <w:b/>
+          <w:bCs/>
+        </w:rPr>
+        <w:t>① UIでの出し分け</w:t>
+      </w:r>
+    </w:p>
+    <w:p>
+      <w:r>
+        <w:t>無料ユーザーには「プレミアム」というラベルや鍵アイコンを表示します。</w:t>
+      </w:r>
+    </w:p>
+    <w:p>
+      <w:r>
+        <w:t>TypeScript</w:t>
+      </w:r>
+    </w:p>
+    <w:p>
+      <w:r>
+        <w:t>function BackgroundList({ plan }: { plan: string }) {</w:t>
+      </w:r>
+    </w:p>
+    <w:p>
+      <w:r>
+        <w:lastRenderedPageBreak/>
+        <w:t xml:space="preserve">  const isPremium = plan === 'premium';</w:t>
+      </w:r>
+    </w:p>
+    <w:p/>
+    <w:p>
+      <w:r>
+        <w:t xml:space="preserve">  return (</w:t>
+      </w:r>
+    </w:p>
+    <w:p>
+      <w:r>
+        <w:t xml:space="preserve">    &lt;div&gt;</w:t>
+      </w:r>
+    </w:p>
+    <w:p>
+      <w:r>
+        <w:t xml:space="preserve">      {BG_SERIES.map(series =&gt; (</w:t>
+      </w:r>
+    </w:p>
+    <w:p>
+      <w:r>
+        <w:t xml:space="preserve">        &lt;div key={series.id} className="relative"&gt;</w:t>
+      </w:r>
+    </w:p>
+    <w:p>
+      <w:r>
+        <w:t xml:space="preserve">          &lt;img src={series.files[0]} /&gt;</w:t>
+      </w:r>
+    </w:p>
+    <w:p>
+      <w:r>
+        <w:t xml:space="preserve">          {/* 有料シリーズかつ未課金なら鍵を表示 */}</w:t>
+      </w:r>
+    </w:p>
+    <w:p>
+      <w:r>
+        <w:t xml:space="preserve">          {!isPremium &amp;&amp; series.id === 's3' &amp;&amp; (</w:t>
+      </w:r>
+    </w:p>
+    <w:p>
+      <w:r>
+        <w:t xml:space="preserve">            &lt;div className="absolute inset-0 bg-black/40 flex items-center justify-center"&gt;</w:t>
+      </w:r>
+    </w:p>
+    <w:p>
+      <w:r>
+        <w:t xml:space="preserve">              &lt;span className="text-white"&gt;</w:t>
+      </w:r>
+      <w:r>
+        <w:rPr>
+          <w:rFonts w:ascii="Segoe UI Emoji" w:hAnsi="Segoe UI Emoji" w:cs="Segoe UI Emoji"/>
+        </w:rPr>
+        <w:t>🔒</w:t>
+      </w:r>
+      <w:r>
+        <w:t xml:space="preserve"> プレミアム&lt;/span&gt;</w:t>
+      </w:r>
+    </w:p>
+    <w:p>
+      <w:r>
+        <w:t xml:space="preserve">            &lt;/div&gt;</w:t>
+      </w:r>
+    </w:p>
+    <w:p>
+      <w:r>
+        <w:t xml:space="preserve">          )}</w:t>
+      </w:r>
+    </w:p>
+    <w:p>
+      <w:r>
+        <w:t xml:space="preserve">        &lt;/div&gt;</w:t>
+      </w:r>
+    </w:p>
+    <w:p>
+      <w:r>
+        <w:t xml:space="preserve">      ))}</w:t>
+      </w:r>
+    </w:p>
+    <w:p>
+      <w:r>
+        <w:t xml:space="preserve">    &lt;/div&gt;</w:t>
+      </w:r>
+    </w:p>
+    <w:p>
+      <w:r>
+        <w:t xml:space="preserve">  );</w:t>
+      </w:r>
+    </w:p>
+    <w:p>
+      <w:r>
+        <w:t>}</w:t>
+      </w:r>
+    </w:p>
+    <w:p>
+      <w:pPr>
+        <w:rPr>
+          <w:b/>
+          <w:bCs/>
+        </w:rPr>
+      </w:pPr>
+      <w:r>
+        <w:rPr>
+          <w:b/>
+          <w:bCs/>
+        </w:rPr>
+        <w:t>② 機能の実行制限</w:t>
+      </w:r>
+    </w:p>
+    <w:p>
+      <w:r>
+        <w:t>例えば、高解像度保存（1080px超）を制限する場合です。</w:t>
+      </w:r>
+    </w:p>
+    <w:p>
+      <w:r>
+        <w:t>TypeScript</w:t>
+      </w:r>
+    </w:p>
+    <w:p>
+      <w:r>
+        <w:t>const handleSave = async () =&gt; {</w:t>
+      </w:r>
+    </w:p>
+    <w:p>
+      <w:r>
+        <w:t xml:space="preserve">  if (plan !== 'premium') {</w:t>
+      </w:r>
+    </w:p>
+    <w:p>
+      <w:r>
+        <w:t xml:space="preserve">    alert("高画質保存はプレミアムプラン専用です。");</w:t>
+      </w:r>
+    </w:p>
+    <w:p>
+      <w:r>
+        <w:t xml:space="preserve">    // 決済ページへ誘導</w:t>
+      </w:r>
+    </w:p>
+    <w:p>
+      <w:r>
+        <w:t xml:space="preserve">    return;</w:t>
+      </w:r>
+    </w:p>
+    <w:p>
+      <w:r>
+        <w:t xml:space="preserve">  }</w:t>
+      </w:r>
+    </w:p>
+    <w:p>
+      <w:r>
+        <w:t xml:space="preserve">  // 保存ロジック実行</w:t>
+      </w:r>
+    </w:p>
+    <w:p>
+      <w:r>
+        <w:t>};</w:t>
+      </w:r>
+    </w:p>
+    <w:p>
+      <w:r>
+        <w:pict w14:anchorId="43D60DC7">
+          <v:rect id="_x0000_i1066" style="width:0;height:1.5pt" o:hralign="center" o:hrstd="t" o:hrnoshade="t" o:hr="t" fillcolor="gray" stroked="f">
+            <v:textbox inset="5.85pt,.7pt,5.85pt,.7pt"/>
+          </v:rect>
+        </w:pict>
+      </w:r>
+    </w:p>
+    <w:p>
+      <w:pPr>
+        <w:rPr>
+          <w:b/>
+          <w:bCs/>
+        </w:rPr>
+      </w:pPr>
+      <w:r>
+        <w:rPr>
+          <w:b/>
+          <w:bCs/>
+        </w:rPr>
+        <w:t>3. Stripe 決済への導線と更新フロー</w:t>
+      </w:r>
+    </w:p>
+    <w:p>
+      <w:r>
+        <w:t>Stripeの場合、「Stripe Checkout」という決済画面をStripe側が用意してくれる機能を使うのが最も楽です。</w:t>
+      </w:r>
+    </w:p>
+    <w:p>
+      <w:pPr>
+        <w:rPr>
+          <w:b/>
+          <w:bCs/>
+        </w:rPr>
+      </w:pPr>
+      <w:r>
+        <w:rPr>
+          <w:b/>
+          <w:bCs/>
+        </w:rPr>
+        <w:t>コード上の流れ：</w:t>
+      </w:r>
+    </w:p>
+    <w:p>
+      <w:pPr>
+        <w:numPr>
+          <w:ilvl w:val="0"/>
+          <w:numId w:val="13"/>
+        </w:numPr>
+      </w:pPr>
+      <w:r>
+        <w:rPr>
+          <w:b/>
+          <w:bCs/>
+        </w:rPr>
+        <w:t>決済ボタン:</w:t>
+      </w:r>
+      <w:r>
+        <w:t xml:space="preserve"> ユーザーが「購入」ボタンを押すと、バックエンドのAPIを叩きま</w:t>
+      </w:r>
+      <w:r>
+        <w:lastRenderedPageBreak/>
+        <w:t>す。</w:t>
+      </w:r>
+    </w:p>
+    <w:p>
+      <w:pPr>
+        <w:numPr>
+          <w:ilvl w:val="0"/>
+          <w:numId w:val="13"/>
+        </w:numPr>
+      </w:pPr>
+      <w:r>
+        <w:rPr>
+          <w:b/>
+          <w:bCs/>
+        </w:rPr>
+        <w:t>セッション作成:</w:t>
+      </w:r>
+      <w:r>
+        <w:t xml:space="preserve"> バックエンドがStripe APIで「決済URL」を発行し、フロントに返します。</w:t>
+      </w:r>
+    </w:p>
+    <w:p>
+      <w:pPr>
+        <w:numPr>
+          <w:ilvl w:val="0"/>
+          <w:numId w:val="13"/>
+        </w:numPr>
+      </w:pPr>
+      <w:r>
+        <w:rPr>
+          <w:b/>
+          <w:bCs/>
+        </w:rPr>
+        <w:t>リダイレクト:</w:t>
+      </w:r>
+      <w:r>
+        <w:t xml:space="preserve"> ユーザーをStripeの決済ページへ飛ばします。</w:t>
+      </w:r>
+    </w:p>
+    <w:p>
+      <w:pPr>
+        <w:numPr>
+          <w:ilvl w:val="0"/>
+          <w:numId w:val="13"/>
+        </w:numPr>
+      </w:pPr>
+      <w:r>
+        <w:rPr>
+          <w:b/>
+          <w:bCs/>
+        </w:rPr>
+        <w:t>完了通知（Webhook）:</w:t>
+      </w:r>
+      <w:r>
+        <w:t xml:space="preserve"> 決済完了後、Stripeからあなたのサーバーに「支払成功」の通知（Webhook）が届きます。</w:t>
+      </w:r>
+    </w:p>
+    <w:p>
+      <w:pPr>
+        <w:numPr>
+          <w:ilvl w:val="0"/>
+          <w:numId w:val="13"/>
+        </w:numPr>
+      </w:pPr>
+      <w:r>
+        <w:rPr>
+          <w:b/>
+          <w:bCs/>
+        </w:rPr>
+        <w:t>DB更新:</w:t>
+      </w:r>
+      <w:r>
+        <w:t xml:space="preserve"> 通知を受け取ったサーバーが、DBの plan を premium に書き換えます。</w:t>
+      </w:r>
+    </w:p>
+    <w:p>
+      <w:pPr>
+        <w:numPr>
+          <w:ilvl w:val="0"/>
+          <w:numId w:val="13"/>
+        </w:numPr>
+      </w:pPr>
+      <w:r>
+        <w:rPr>
+          <w:b/>
+          <w:bCs/>
+        </w:rPr>
+        <w:t>反映:</w:t>
+      </w:r>
+      <w:r>
+        <w:t xml:space="preserve"> ユーザーがアプリに戻ると、DBの情報が更新されているため、プレミアム機能が解放されます。</w:t>
+      </w:r>
+    </w:p>
+    <w:p>
+      <w:r>
+        <w:pict w14:anchorId="05DB66DC">
+          <v:rect id="_x0000_i1067" style="width:0;height:1.5pt" o:hralign="center" o:hrstd="t" o:hrnoshade="t" o:hr="t" fillcolor="gray" stroked="f">
+            <v:textbox inset="5.85pt,.7pt,5.85pt,.7pt"/>
+          </v:rect>
+        </w:pict>
+      </w:r>
+    </w:p>
+    <w:p>
+      <w:pPr>
+        <w:rPr>
+          <w:b/>
+          <w:bCs/>
+        </w:rPr>
+      </w:pPr>
+      <w:r>
+        <w:rPr>
+          <w:b/>
+          <w:bCs/>
+        </w:rPr>
+        <w:t>4. 実際の作業を楽にする構成例</w:t>
+      </w:r>
+    </w:p>
+    <w:p>
+      <w:r>
+        <w:t>個人開発であれば、以下の組み合わせが最も「コードを書く量」を減らせます。</w:t>
+      </w:r>
+    </w:p>
+    <w:p>
+      <w:pPr>
+        <w:numPr>
+          <w:ilvl w:val="0"/>
+          <w:numId w:val="14"/>
+        </w:numPr>
+      </w:pPr>
+      <w:r>
+        <w:rPr>
+          <w:b/>
+          <w:bCs/>
+        </w:rPr>
+        <w:t>認証・DB:</w:t>
+      </w:r>
+      <w:r>
+        <w:t xml:space="preserve"> </w:t>
+      </w:r>
+      <w:r>
+        <w:rPr>
+          <w:b/>
+          <w:bCs/>
+        </w:rPr>
+        <w:t>Supabase</w:t>
+      </w:r>
+      <w:r>
+        <w:t>（Stripe連携用のテンプレートが充実しています）</w:t>
+      </w:r>
+    </w:p>
+    <w:p>
+      <w:pPr>
+        <w:numPr>
+          <w:ilvl w:val="0"/>
+          <w:numId w:val="14"/>
+        </w:numPr>
+      </w:pPr>
+      <w:r>
+        <w:rPr>
+          <w:b/>
+          <w:bCs/>
+        </w:rPr>
+        <w:t>決済:</w:t>
+      </w:r>
+      <w:r>
+        <w:t xml:space="preserve"> </w:t>
+      </w:r>
+      <w:r>
+        <w:rPr>
+          <w:b/>
+          <w:bCs/>
+        </w:rPr>
+        <w:t>Stripe Checkout</w:t>
+      </w:r>
+      <w:r>
+        <w:t>（自分でカード入力フォームを作らなくて良い）</w:t>
+      </w:r>
+    </w:p>
+    <w:p>
+      <w:pPr>
+        <w:numPr>
+          <w:ilvl w:val="0"/>
+          <w:numId w:val="14"/>
+        </w:numPr>
+      </w:pPr>
+      <w:r>
+        <w:rPr>
+          <w:b/>
+          <w:bCs/>
+        </w:rPr>
+        <w:t>サーバー処理:</w:t>
+      </w:r>
+      <w:r>
+        <w:t xml:space="preserve"> </w:t>
+      </w:r>
+      <w:r>
+        <w:rPr>
+          <w:b/>
+          <w:bCs/>
+        </w:rPr>
+        <w:t>Edge Functions</w:t>
+      </w:r>
+      <w:r>
+        <w:t>（決済完了後のDB更新用）</w:t>
+      </w:r>
+    </w:p>
+    <w:p>
+      <w:pPr>
+        <w:rPr>
+          <w:b/>
+          <w:bCs/>
+        </w:rPr>
+      </w:pPr>
+      <w:r>
+        <w:rPr>
+          <w:b/>
+          <w:bCs/>
+        </w:rPr>
+        <w:t>PWA + Stripe のメリット</w:t>
+      </w:r>
+    </w:p>
+    <w:p>
+      <w:r>
+        <w:t>最大のメリットは、「コードを修正してデプロイすれば、審査なしで即座に有料機能を追加・変更できる」点です。Apple Store経由だと、課金アイテム一つ追加するのにもAppleの承認を待つ必要があります。</w:t>
+      </w:r>
+    </w:p>
+    <w:p>
+      <w:r>
+        <w:t>実装の中で、特定の箇所（Stripeとの接続部分など）をより詳しく知りたい場合は教えてください。</w:t>
       </w:r>
     </w:p>
     <w:p>
@@ -2206,6 +3622,304 @@
 <file path=word/numbering.xml><?xml version="1.0" encoding="utf-8"?>
 <w:numbering xmlns:wpc="http://schemas.microsoft.com/office/word/2010/wordprocessingCanvas" xmlns:cx="http://schemas.microsoft.com/office/drawing/2014/chartex" xmlns:cx1="http://schemas.microsoft.com/office/drawing/2015/9/8/chartex" xmlns:cx2="http://schemas.microsoft.com/office/drawing/2015/10/21/chartex" xmlns:cx3="http://schemas.microsoft.com/office/drawing/2016/5/9/chartex" xmlns:cx4="http://schemas.microsoft.com/office/drawing/2016/5/10/chartex" xmlns:cx5="http://schemas.microsoft.com/office/drawing/2016/5/11/chartex" xmlns:cx6="http://schemas.microsoft.com/office/drawing/2016/5/12/chartex" xmlns:cx7="http://schemas.microsoft.com/office/drawing/2016/5/13/chartex" xmlns:cx8="http://schemas.microsoft.com/office/drawing/2016/5/14/chartex" xmlns:mc="http://schemas.openxmlformats.org/markup-compatibility/2006" xmlns:aink="http://schemas.microsoft.com/office/drawing/2016/ink" xmlns:am3d="http://schemas.microsoft.com/office/drawing/2017/model3d" xmlns:o="urn:schemas-microsoft-com:office:office" xmlns:oel="http://schemas.microsoft.com/office/2019/extlst" xmlns:r="http://schemas.openxmlformats.org/officeDocument/2006/relationships" xmlns:m="http://schemas.openxmlformats.org/officeDocument/2006/math" xmlns:v="urn:schemas-microsoft-com:vml" xmlns:wp14="http://schemas.microsoft.com/office/word/2010/wordprocessingDrawing" xmlns:wp="http://schemas.openxmlformats.org/drawingml/2006/wordprocessingDrawing" xmlns:w10="urn:schemas-microsoft-com:office:word" xmlns:w="http://schemas.openxmlformats.org/wordprocessingml/2006/main" xmlns:w14="http://schemas.microsoft.com/office/word/2010/wordml" xmlns:w15="http://schemas.microsoft.com/office/word/2012/wordml" xmlns:w16cex="http://schemas.microsoft.com/office/word/2018/wordml/cex" xmlns:w16cid="http://schemas.microsoft.com/office/word/2016/wordml/cid" xmlns:w16="http://schemas.microsoft.com/office/word/2018/wordml" xmlns:w16du="http://schemas.microsoft.com/office/word/2023/wordml/word16du" xmlns:w16sdtdh="http://schemas.microsoft.com/office/word/2020/wordml/sdtdatahash" xmlns:w16sdtfl="http://schemas.microsoft.com/office/word/2024/wordml/sdtformatlock" xmlns:w16se="http://schemas.microsoft.com/office/word/2015/wordml/symex" xmlns:wpg="http://schemas.microsoft.com/office/word/2010/wordprocessingGroup" xmlns:wpi="http://schemas.microsoft.com/office/word/2010/wordprocessingInk" xmlns:wne="http://schemas.microsoft.com/office/word/2006/wordml" xmlns:wps="http://schemas.microsoft.com/office/word/2010/wordprocessingShape" mc:Ignorable="w14 w15 w16se w16cid w16 w16cex w16sdtdh w16sdtfl w16du wp14">
   <w:abstractNum w:abstractNumId="0" w15:restartNumberingAfterBreak="0">
+    <w:nsid w:val="09DB3ADF"/>
+    <w:multiLevelType w:val="multilevel"/>
+    <w:tmpl w:val="5FC6CB22"/>
+    <w:lvl w:ilvl="0">
+      <w:start w:val="1"/>
+      <w:numFmt w:val="bullet"/>
+      <w:lvlText w:val=""/>
+      <w:lvlJc w:val="left"/>
+      <w:pPr>
+        <w:tabs>
+          <w:tab w:val="num" w:pos="720"/>
+        </w:tabs>
+        <w:ind w:left="720" w:hanging="360"/>
+      </w:pPr>
+      <w:rPr>
+        <w:rFonts w:ascii="Symbol" w:hAnsi="Symbol" w:hint="default"/>
+        <w:sz w:val="20"/>
+      </w:rPr>
+    </w:lvl>
+    <w:lvl w:ilvl="1">
+      <w:start w:val="1"/>
+      <w:numFmt w:val="bullet"/>
+      <w:lvlText w:val="o"/>
+      <w:lvlJc w:val="left"/>
+      <w:pPr>
+        <w:tabs>
+          <w:tab w:val="num" w:pos="1440"/>
+        </w:tabs>
+        <w:ind w:left="1440" w:hanging="360"/>
+      </w:pPr>
+      <w:rPr>
+        <w:rFonts w:ascii="Courier New" w:hAnsi="Courier New" w:hint="default"/>
+        <w:sz w:val="20"/>
+      </w:rPr>
+    </w:lvl>
+    <w:lvl w:ilvl="2" w:tentative="1">
+      <w:start w:val="1"/>
+      <w:numFmt w:val="bullet"/>
+      <w:lvlText w:val=""/>
+      <w:lvlJc w:val="left"/>
+      <w:pPr>
+        <w:tabs>
+          <w:tab w:val="num" w:pos="2160"/>
+        </w:tabs>
+        <w:ind w:left="2160" w:hanging="360"/>
+      </w:pPr>
+      <w:rPr>
+        <w:rFonts w:ascii="Wingdings" w:hAnsi="Wingdings" w:hint="default"/>
+        <w:sz w:val="20"/>
+      </w:rPr>
+    </w:lvl>
+    <w:lvl w:ilvl="3" w:tentative="1">
+      <w:start w:val="1"/>
+      <w:numFmt w:val="bullet"/>
+      <w:lvlText w:val=""/>
+      <w:lvlJc w:val="left"/>
+      <w:pPr>
+        <w:tabs>
+          <w:tab w:val="num" w:pos="2880"/>
+        </w:tabs>
+        <w:ind w:left="2880" w:hanging="360"/>
+      </w:pPr>
+      <w:rPr>
+        <w:rFonts w:ascii="Wingdings" w:hAnsi="Wingdings" w:hint="default"/>
+        <w:sz w:val="20"/>
+      </w:rPr>
+    </w:lvl>
+    <w:lvl w:ilvl="4" w:tentative="1">
+      <w:start w:val="1"/>
+      <w:numFmt w:val="bullet"/>
+      <w:lvlText w:val=""/>
+      <w:lvlJc w:val="left"/>
+      <w:pPr>
+        <w:tabs>
+          <w:tab w:val="num" w:pos="3600"/>
+        </w:tabs>
+        <w:ind w:left="3600" w:hanging="360"/>
+      </w:pPr>
+      <w:rPr>
+        <w:rFonts w:ascii="Wingdings" w:hAnsi="Wingdings" w:hint="default"/>
+        <w:sz w:val="20"/>
+      </w:rPr>
+    </w:lvl>
+    <w:lvl w:ilvl="5" w:tentative="1">
+      <w:start w:val="1"/>
+      <w:numFmt w:val="bullet"/>
+      <w:lvlText w:val=""/>
+      <w:lvlJc w:val="left"/>
+      <w:pPr>
+        <w:tabs>
+          <w:tab w:val="num" w:pos="4320"/>
+        </w:tabs>
+        <w:ind w:left="4320" w:hanging="360"/>
+      </w:pPr>
+      <w:rPr>
+        <w:rFonts w:ascii="Wingdings" w:hAnsi="Wingdings" w:hint="default"/>
+        <w:sz w:val="20"/>
+      </w:rPr>
+    </w:lvl>
+    <w:lvl w:ilvl="6" w:tentative="1">
+      <w:start w:val="1"/>
+      <w:numFmt w:val="bullet"/>
+      <w:lvlText w:val=""/>
+      <w:lvlJc w:val="left"/>
+      <w:pPr>
+        <w:tabs>
+          <w:tab w:val="num" w:pos="5040"/>
+        </w:tabs>
+        <w:ind w:left="5040" w:hanging="360"/>
+      </w:pPr>
+      <w:rPr>
+        <w:rFonts w:ascii="Wingdings" w:hAnsi="Wingdings" w:hint="default"/>
+        <w:sz w:val="20"/>
+      </w:rPr>
+    </w:lvl>
+    <w:lvl w:ilvl="7" w:tentative="1">
+      <w:start w:val="1"/>
+      <w:numFmt w:val="bullet"/>
+      <w:lvlText w:val=""/>
+      <w:lvlJc w:val="left"/>
+      <w:pPr>
+        <w:tabs>
+          <w:tab w:val="num" w:pos="5760"/>
+        </w:tabs>
+        <w:ind w:left="5760" w:hanging="360"/>
+      </w:pPr>
+      <w:rPr>
+        <w:rFonts w:ascii="Wingdings" w:hAnsi="Wingdings" w:hint="default"/>
+        <w:sz w:val="20"/>
+      </w:rPr>
+    </w:lvl>
+    <w:lvl w:ilvl="8" w:tentative="1">
+      <w:start w:val="1"/>
+      <w:numFmt w:val="bullet"/>
+      <w:lvlText w:val=""/>
+      <w:lvlJc w:val="left"/>
+      <w:pPr>
+        <w:tabs>
+          <w:tab w:val="num" w:pos="6480"/>
+        </w:tabs>
+        <w:ind w:left="6480" w:hanging="360"/>
+      </w:pPr>
+      <w:rPr>
+        <w:rFonts w:ascii="Wingdings" w:hAnsi="Wingdings" w:hint="default"/>
+        <w:sz w:val="20"/>
+      </w:rPr>
+    </w:lvl>
+  </w:abstractNum>
+  <w:abstractNum w:abstractNumId="1" w15:restartNumberingAfterBreak="0">
+    <w:nsid w:val="1001370A"/>
+    <w:multiLevelType w:val="multilevel"/>
+    <w:tmpl w:val="7C52CF62"/>
+    <w:lvl w:ilvl="0">
+      <w:start w:val="1"/>
+      <w:numFmt w:val="bullet"/>
+      <w:lvlText w:val=""/>
+      <w:lvlJc w:val="left"/>
+      <w:pPr>
+        <w:tabs>
+          <w:tab w:val="num" w:pos="720"/>
+        </w:tabs>
+        <w:ind w:left="720" w:hanging="360"/>
+      </w:pPr>
+      <w:rPr>
+        <w:rFonts w:ascii="Symbol" w:hAnsi="Symbol" w:hint="default"/>
+        <w:sz w:val="20"/>
+      </w:rPr>
+    </w:lvl>
+    <w:lvl w:ilvl="1">
+      <w:start w:val="1"/>
+      <w:numFmt w:val="bullet"/>
+      <w:lvlText w:val="o"/>
+      <w:lvlJc w:val="left"/>
+      <w:pPr>
+        <w:tabs>
+          <w:tab w:val="num" w:pos="1440"/>
+        </w:tabs>
+        <w:ind w:left="1440" w:hanging="360"/>
+      </w:pPr>
+      <w:rPr>
+        <w:rFonts w:ascii="Courier New" w:hAnsi="Courier New" w:hint="default"/>
+        <w:sz w:val="20"/>
+      </w:rPr>
+    </w:lvl>
+    <w:lvl w:ilvl="2" w:tentative="1">
+      <w:start w:val="1"/>
+      <w:numFmt w:val="bullet"/>
+      <w:lvlText w:val=""/>
+      <w:lvlJc w:val="left"/>
+      <w:pPr>
+        <w:tabs>
+          <w:tab w:val="num" w:pos="2160"/>
+        </w:tabs>
+        <w:ind w:left="2160" w:hanging="360"/>
+      </w:pPr>
+      <w:rPr>
+        <w:rFonts w:ascii="Wingdings" w:hAnsi="Wingdings" w:hint="default"/>
+        <w:sz w:val="20"/>
+      </w:rPr>
+    </w:lvl>
+    <w:lvl w:ilvl="3" w:tentative="1">
+      <w:start w:val="1"/>
+      <w:numFmt w:val="bullet"/>
+      <w:lvlText w:val=""/>
+      <w:lvlJc w:val="left"/>
+      <w:pPr>
+        <w:tabs>
+          <w:tab w:val="num" w:pos="2880"/>
+        </w:tabs>
+        <w:ind w:left="2880" w:hanging="360"/>
+      </w:pPr>
+      <w:rPr>
+        <w:rFonts w:ascii="Wingdings" w:hAnsi="Wingdings" w:hint="default"/>
+        <w:sz w:val="20"/>
+      </w:rPr>
+    </w:lvl>
+    <w:lvl w:ilvl="4" w:tentative="1">
+      <w:start w:val="1"/>
+      <w:numFmt w:val="bullet"/>
+      <w:lvlText w:val=""/>
+      <w:lvlJc w:val="left"/>
+      <w:pPr>
+        <w:tabs>
+          <w:tab w:val="num" w:pos="3600"/>
+        </w:tabs>
+        <w:ind w:left="3600" w:hanging="360"/>
+      </w:pPr>
+      <w:rPr>
+        <w:rFonts w:ascii="Wingdings" w:hAnsi="Wingdings" w:hint="default"/>
+        <w:sz w:val="20"/>
+      </w:rPr>
+    </w:lvl>
+    <w:lvl w:ilvl="5" w:tentative="1">
+      <w:start w:val="1"/>
+      <w:numFmt w:val="bullet"/>
+      <w:lvlText w:val=""/>
+      <w:lvlJc w:val="left"/>
+      <w:pPr>
+        <w:tabs>
+          <w:tab w:val="num" w:pos="4320"/>
+        </w:tabs>
+        <w:ind w:left="4320" w:hanging="360"/>
+      </w:pPr>
+      <w:rPr>
+        <w:rFonts w:ascii="Wingdings" w:hAnsi="Wingdings" w:hint="default"/>
+        <w:sz w:val="20"/>
+      </w:rPr>
+    </w:lvl>
+    <w:lvl w:ilvl="6" w:tentative="1">
+      <w:start w:val="1"/>
+      <w:numFmt w:val="bullet"/>
+      <w:lvlText w:val=""/>
+      <w:lvlJc w:val="left"/>
+      <w:pPr>
+        <w:tabs>
+          <w:tab w:val="num" w:pos="5040"/>
+        </w:tabs>
+        <w:ind w:left="5040" w:hanging="360"/>
+      </w:pPr>
+      <w:rPr>
+        <w:rFonts w:ascii="Wingdings" w:hAnsi="Wingdings" w:hint="default"/>
+        <w:sz w:val="20"/>
+      </w:rPr>
+    </w:lvl>
+    <w:lvl w:ilvl="7" w:tentative="1">
+      <w:start w:val="1"/>
+      <w:numFmt w:val="bullet"/>
+      <w:lvlText w:val=""/>
+      <w:lvlJc w:val="left"/>
+      <w:pPr>
+        <w:tabs>
+          <w:tab w:val="num" w:pos="5760"/>
+        </w:tabs>
+        <w:ind w:left="5760" w:hanging="360"/>
+      </w:pPr>
+      <w:rPr>
+        <w:rFonts w:ascii="Wingdings" w:hAnsi="Wingdings" w:hint="default"/>
+        <w:sz w:val="20"/>
+      </w:rPr>
+    </w:lvl>
+    <w:lvl w:ilvl="8" w:tentative="1">
+      <w:start w:val="1"/>
+      <w:numFmt w:val="bullet"/>
+      <w:lvlText w:val=""/>
+      <w:lvlJc w:val="left"/>
+      <w:pPr>
+        <w:tabs>
+          <w:tab w:val="num" w:pos="6480"/>
+        </w:tabs>
+        <w:ind w:left="6480" w:hanging="360"/>
+      </w:pPr>
+      <w:rPr>
+        <w:rFonts w:ascii="Wingdings" w:hAnsi="Wingdings" w:hint="default"/>
+        <w:sz w:val="20"/>
+      </w:rPr>
+    </w:lvl>
+  </w:abstractNum>
+  <w:abstractNum w:abstractNumId="2" w15:restartNumberingAfterBreak="0">
     <w:nsid w:val="11836FEC"/>
     <w:multiLevelType w:val="multilevel"/>
     <w:tmpl w:val="FF286804"/>
@@ -2318,7 +4032,7 @@
       </w:pPr>
     </w:lvl>
   </w:abstractNum>
-  <w:abstractNum w:abstractNumId="1" w15:restartNumberingAfterBreak="0">
+  <w:abstractNum w:abstractNumId="3" w15:restartNumberingAfterBreak="0">
     <w:nsid w:val="31652431"/>
     <w:multiLevelType w:val="multilevel"/>
     <w:tmpl w:val="4FDE528E"/>
@@ -2467,7 +4181,120 @@
       </w:rPr>
     </w:lvl>
   </w:abstractNum>
-  <w:abstractNum w:abstractNumId="2" w15:restartNumberingAfterBreak="0">
+  <w:abstractNum w:abstractNumId="4" w15:restartNumberingAfterBreak="0">
+    <w:nsid w:val="3E30025B"/>
+    <w:multiLevelType w:val="multilevel"/>
+    <w:tmpl w:val="FF5E5302"/>
+    <w:lvl w:ilvl="0">
+      <w:start w:val="1"/>
+      <w:numFmt w:val="decimal"/>
+      <w:lvlText w:val="%1."/>
+      <w:lvlJc w:val="left"/>
+      <w:pPr>
+        <w:tabs>
+          <w:tab w:val="num" w:pos="720"/>
+        </w:tabs>
+        <w:ind w:left="720" w:hanging="360"/>
+      </w:pPr>
+    </w:lvl>
+    <w:lvl w:ilvl="1" w:tentative="1">
+      <w:start w:val="1"/>
+      <w:numFmt w:val="decimal"/>
+      <w:lvlText w:val="%2."/>
+      <w:lvlJc w:val="left"/>
+      <w:pPr>
+        <w:tabs>
+          <w:tab w:val="num" w:pos="1440"/>
+        </w:tabs>
+        <w:ind w:left="1440" w:hanging="360"/>
+      </w:pPr>
+    </w:lvl>
+    <w:lvl w:ilvl="2" w:tentative="1">
+      <w:start w:val="1"/>
+      <w:numFmt w:val="decimal"/>
+      <w:lvlText w:val="%3."/>
+      <w:lvlJc w:val="left"/>
+      <w:pPr>
+        <w:tabs>
+          <w:tab w:val="num" w:pos="2160"/>
+        </w:tabs>
+        <w:ind w:left="2160" w:hanging="360"/>
+      </w:pPr>
+    </w:lvl>
+    <w:lvl w:ilvl="3" w:tentative="1">
+      <w:start w:val="1"/>
+      <w:numFmt w:val="decimal"/>
+      <w:lvlText w:val="%4."/>
+      <w:lvlJc w:val="left"/>
+      <w:pPr>
+        <w:tabs>
+          <w:tab w:val="num" w:pos="2880"/>
+        </w:tabs>
+        <w:ind w:left="2880" w:hanging="360"/>
+      </w:pPr>
+    </w:lvl>
+    <w:lvl w:ilvl="4" w:tentative="1">
+      <w:start w:val="1"/>
+      <w:numFmt w:val="decimal"/>
+      <w:lvlText w:val="%5."/>
+      <w:lvlJc w:val="left"/>
+      <w:pPr>
+        <w:tabs>
+          <w:tab w:val="num" w:pos="3600"/>
+        </w:tabs>
+        <w:ind w:left="3600" w:hanging="360"/>
+      </w:pPr>
+    </w:lvl>
+    <w:lvl w:ilvl="5" w:tentative="1">
+      <w:start w:val="1"/>
+      <w:numFmt w:val="decimal"/>
+      <w:lvlText w:val="%6."/>
+      <w:lvlJc w:val="left"/>
+      <w:pPr>
+        <w:tabs>
+          <w:tab w:val="num" w:pos="4320"/>
+        </w:tabs>
+        <w:ind w:left="4320" w:hanging="360"/>
+      </w:pPr>
+    </w:lvl>
+    <w:lvl w:ilvl="6" w:tentative="1">
+      <w:start w:val="1"/>
+      <w:numFmt w:val="decimal"/>
+      <w:lvlText w:val="%7."/>
+      <w:lvlJc w:val="left"/>
+      <w:pPr>
+        <w:tabs>
+          <w:tab w:val="num" w:pos="5040"/>
+        </w:tabs>
+        <w:ind w:left="5040" w:hanging="360"/>
+      </w:pPr>
+    </w:lvl>
+    <w:lvl w:ilvl="7" w:tentative="1">
+      <w:start w:val="1"/>
+      <w:numFmt w:val="decimal"/>
+      <w:lvlText w:val="%8."/>
+      <w:lvlJc w:val="left"/>
+      <w:pPr>
+        <w:tabs>
+          <w:tab w:val="num" w:pos="5760"/>
+        </w:tabs>
+        <w:ind w:left="5760" w:hanging="360"/>
+      </w:pPr>
+    </w:lvl>
+    <w:lvl w:ilvl="8" w:tentative="1">
+      <w:start w:val="1"/>
+      <w:numFmt w:val="decimal"/>
+      <w:lvlText w:val="%9."/>
+      <w:lvlJc w:val="left"/>
+      <w:pPr>
+        <w:tabs>
+          <w:tab w:val="num" w:pos="6480"/>
+        </w:tabs>
+        <w:ind w:left="6480" w:hanging="360"/>
+      </w:pPr>
+    </w:lvl>
+  </w:abstractNum>
+  <w:abstractNum w:abstractNumId="5" w15:restartNumberingAfterBreak="0">
     <w:nsid w:val="41617817"/>
     <w:multiLevelType w:val="multilevel"/>
     <w:tmpl w:val="BA781910"/>
@@ -2616,7 +4443,7 @@
       </w:rPr>
     </w:lvl>
   </w:abstractNum>
-  <w:abstractNum w:abstractNumId="3" w15:restartNumberingAfterBreak="0">
+  <w:abstractNum w:abstractNumId="6" w15:restartNumberingAfterBreak="0">
     <w:nsid w:val="4A991902"/>
     <w:multiLevelType w:val="multilevel"/>
     <w:tmpl w:val="39B89CDC"/>
@@ -2729,7 +4556,7 @@
       </w:pPr>
     </w:lvl>
   </w:abstractNum>
-  <w:abstractNum w:abstractNumId="4" w15:restartNumberingAfterBreak="0">
+  <w:abstractNum w:abstractNumId="7" w15:restartNumberingAfterBreak="0">
     <w:nsid w:val="4D283278"/>
     <w:multiLevelType w:val="multilevel"/>
     <w:tmpl w:val="BD445028"/>
@@ -2878,7 +4705,7 @@
       </w:rPr>
     </w:lvl>
   </w:abstractNum>
-  <w:abstractNum w:abstractNumId="5" w15:restartNumberingAfterBreak="0">
+  <w:abstractNum w:abstractNumId="8" w15:restartNumberingAfterBreak="0">
     <w:nsid w:val="525C6C51"/>
     <w:multiLevelType w:val="multilevel"/>
     <w:tmpl w:val="47F87132"/>
@@ -3027,7 +4854,156 @@
       </w:rPr>
     </w:lvl>
   </w:abstractNum>
-  <w:abstractNum w:abstractNumId="6" w15:restartNumberingAfterBreak="0">
+  <w:abstractNum w:abstractNumId="9" w15:restartNumberingAfterBreak="0">
+    <w:nsid w:val="58C25828"/>
+    <w:multiLevelType w:val="multilevel"/>
+    <w:tmpl w:val="9E860DCC"/>
+    <w:lvl w:ilvl="0">
+      <w:start w:val="1"/>
+      <w:numFmt w:val="bullet"/>
+      <w:lvlText w:val=""/>
+      <w:lvlJc w:val="left"/>
+      <w:pPr>
+        <w:tabs>
+          <w:tab w:val="num" w:pos="720"/>
+        </w:tabs>
+        <w:ind w:left="720" w:hanging="360"/>
+      </w:pPr>
+      <w:rPr>
+        <w:rFonts w:ascii="Symbol" w:hAnsi="Symbol" w:hint="default"/>
+        <w:sz w:val="20"/>
+      </w:rPr>
+    </w:lvl>
+    <w:lvl w:ilvl="1">
+      <w:start w:val="1"/>
+      <w:numFmt w:val="bullet"/>
+      <w:lvlText w:val="o"/>
+      <w:lvlJc w:val="left"/>
+      <w:pPr>
+        <w:tabs>
+          <w:tab w:val="num" w:pos="1440"/>
+        </w:tabs>
+        <w:ind w:left="1440" w:hanging="360"/>
+      </w:pPr>
+      <w:rPr>
+        <w:rFonts w:ascii="Courier New" w:hAnsi="Courier New" w:hint="default"/>
+        <w:sz w:val="20"/>
+      </w:rPr>
+    </w:lvl>
+    <w:lvl w:ilvl="2" w:tentative="1">
+      <w:start w:val="1"/>
+      <w:numFmt w:val="bullet"/>
+      <w:lvlText w:val=""/>
+      <w:lvlJc w:val="left"/>
+      <w:pPr>
+        <w:tabs>
+          <w:tab w:val="num" w:pos="2160"/>
+        </w:tabs>
+        <w:ind w:left="2160" w:hanging="360"/>
+      </w:pPr>
+      <w:rPr>
+        <w:rFonts w:ascii="Wingdings" w:hAnsi="Wingdings" w:hint="default"/>
+        <w:sz w:val="20"/>
+      </w:rPr>
+    </w:lvl>
+    <w:lvl w:ilvl="3" w:tentative="1">
+      <w:start w:val="1"/>
+      <w:numFmt w:val="bullet"/>
+      <w:lvlText w:val=""/>
+      <w:lvlJc w:val="left"/>
+      <w:pPr>
+        <w:tabs>
+          <w:tab w:val="num" w:pos="2880"/>
+        </w:tabs>
+        <w:ind w:left="2880" w:hanging="360"/>
+      </w:pPr>
+      <w:rPr>
+        <w:rFonts w:ascii="Wingdings" w:hAnsi="Wingdings" w:hint="default"/>
+        <w:sz w:val="20"/>
+      </w:rPr>
+    </w:lvl>
+    <w:lvl w:ilvl="4" w:tentative="1">
+      <w:start w:val="1"/>
+      <w:numFmt w:val="bullet"/>
+      <w:lvlText w:val=""/>
+      <w:lvlJc w:val="left"/>
+      <w:pPr>
+        <w:tabs>
+          <w:tab w:val="num" w:pos="3600"/>
+        </w:tabs>
+        <w:ind w:left="3600" w:hanging="360"/>
+      </w:pPr>
+      <w:rPr>
+        <w:rFonts w:ascii="Wingdings" w:hAnsi="Wingdings" w:hint="default"/>
+        <w:sz w:val="20"/>
+      </w:rPr>
+    </w:lvl>
+    <w:lvl w:ilvl="5" w:tentative="1">
+      <w:start w:val="1"/>
+      <w:numFmt w:val="bullet"/>
+      <w:lvlText w:val=""/>
+      <w:lvlJc w:val="left"/>
+      <w:pPr>
+        <w:tabs>
+          <w:tab w:val="num" w:pos="4320"/>
+        </w:tabs>
+        <w:ind w:left="4320" w:hanging="360"/>
+      </w:pPr>
+      <w:rPr>
+        <w:rFonts w:ascii="Wingdings" w:hAnsi="Wingdings" w:hint="default"/>
+        <w:sz w:val="20"/>
+      </w:rPr>
+    </w:lvl>
+    <w:lvl w:ilvl="6" w:tentative="1">
+      <w:start w:val="1"/>
+      <w:numFmt w:val="bullet"/>
+      <w:lvlText w:val=""/>
+      <w:lvlJc w:val="left"/>
+      <w:pPr>
+        <w:tabs>
+          <w:tab w:val="num" w:pos="5040"/>
+        </w:tabs>
+        <w:ind w:left="5040" w:hanging="360"/>
+      </w:pPr>
+      <w:rPr>
+        <w:rFonts w:ascii="Wingdings" w:hAnsi="Wingdings" w:hint="default"/>
+        <w:sz w:val="20"/>
+      </w:rPr>
+    </w:lvl>
+    <w:lvl w:ilvl="7" w:tentative="1">
+      <w:start w:val="1"/>
+      <w:numFmt w:val="bullet"/>
+      <w:lvlText w:val=""/>
+      <w:lvlJc w:val="left"/>
+      <w:pPr>
+        <w:tabs>
+          <w:tab w:val="num" w:pos="5760"/>
+        </w:tabs>
+        <w:ind w:left="5760" w:hanging="360"/>
+      </w:pPr>
+      <w:rPr>
+        <w:rFonts w:ascii="Wingdings" w:hAnsi="Wingdings" w:hint="default"/>
+        <w:sz w:val="20"/>
+      </w:rPr>
+    </w:lvl>
+    <w:lvl w:ilvl="8" w:tentative="1">
+      <w:start w:val="1"/>
+      <w:numFmt w:val="bullet"/>
+      <w:lvlText w:val=""/>
+      <w:lvlJc w:val="left"/>
+      <w:pPr>
+        <w:tabs>
+          <w:tab w:val="num" w:pos="6480"/>
+        </w:tabs>
+        <w:ind w:left="6480" w:hanging="360"/>
+      </w:pPr>
+      <w:rPr>
+        <w:rFonts w:ascii="Wingdings" w:hAnsi="Wingdings" w:hint="default"/>
+        <w:sz w:val="20"/>
+      </w:rPr>
+    </w:lvl>
+  </w:abstractNum>
+  <w:abstractNum w:abstractNumId="10" w15:restartNumberingAfterBreak="0">
     <w:nsid w:val="642A7042"/>
     <w:multiLevelType w:val="multilevel"/>
     <w:tmpl w:val="BABC3248"/>
@@ -3176,7 +5152,156 @@
       </w:rPr>
     </w:lvl>
   </w:abstractNum>
-  <w:abstractNum w:abstractNumId="7" w15:restartNumberingAfterBreak="0">
+  <w:abstractNum w:abstractNumId="11" w15:restartNumberingAfterBreak="0">
+    <w:nsid w:val="656B7378"/>
+    <w:multiLevelType w:val="multilevel"/>
+    <w:tmpl w:val="25302134"/>
+    <w:lvl w:ilvl="0">
+      <w:start w:val="1"/>
+      <w:numFmt w:val="bullet"/>
+      <w:lvlText w:val=""/>
+      <w:lvlJc w:val="left"/>
+      <w:pPr>
+        <w:tabs>
+          <w:tab w:val="num" w:pos="720"/>
+        </w:tabs>
+        <w:ind w:left="720" w:hanging="360"/>
+      </w:pPr>
+      <w:rPr>
+        <w:rFonts w:ascii="Symbol" w:hAnsi="Symbol" w:hint="default"/>
+        <w:sz w:val="20"/>
+      </w:rPr>
+    </w:lvl>
+    <w:lvl w:ilvl="1" w:tentative="1">
+      <w:start w:val="1"/>
+      <w:numFmt w:val="bullet"/>
+      <w:lvlText w:val="o"/>
+      <w:lvlJc w:val="left"/>
+      <w:pPr>
+        <w:tabs>
+          <w:tab w:val="num" w:pos="1440"/>
+        </w:tabs>
+        <w:ind w:left="1440" w:hanging="360"/>
+      </w:pPr>
+      <w:rPr>
+        <w:rFonts w:ascii="Courier New" w:hAnsi="Courier New" w:hint="default"/>
+        <w:sz w:val="20"/>
+      </w:rPr>
+    </w:lvl>
+    <w:lvl w:ilvl="2" w:tentative="1">
+      <w:start w:val="1"/>
+      <w:numFmt w:val="bullet"/>
+      <w:lvlText w:val=""/>
+      <w:lvlJc w:val="left"/>
+      <w:pPr>
+        <w:tabs>
+          <w:tab w:val="num" w:pos="2160"/>
+        </w:tabs>
+        <w:ind w:left="2160" w:hanging="360"/>
+      </w:pPr>
+      <w:rPr>
+        <w:rFonts w:ascii="Wingdings" w:hAnsi="Wingdings" w:hint="default"/>
+        <w:sz w:val="20"/>
+      </w:rPr>
+    </w:lvl>
+    <w:lvl w:ilvl="3" w:tentative="1">
+      <w:start w:val="1"/>
+      <w:numFmt w:val="bullet"/>
+      <w:lvlText w:val=""/>
+      <w:lvlJc w:val="left"/>
+      <w:pPr>
+        <w:tabs>
+          <w:tab w:val="num" w:pos="2880"/>
+        </w:tabs>
+        <w:ind w:left="2880" w:hanging="360"/>
+      </w:pPr>
+      <w:rPr>
+        <w:rFonts w:ascii="Wingdings" w:hAnsi="Wingdings" w:hint="default"/>
+        <w:sz w:val="20"/>
+      </w:rPr>
+    </w:lvl>
+    <w:lvl w:ilvl="4" w:tentative="1">
+      <w:start w:val="1"/>
+      <w:numFmt w:val="bullet"/>
+      <w:lvlText w:val=""/>
+      <w:lvlJc w:val="left"/>
+      <w:pPr>
+        <w:tabs>
+          <w:tab w:val="num" w:pos="3600"/>
+        </w:tabs>
+        <w:ind w:left="3600" w:hanging="360"/>
+      </w:pPr>
+      <w:rPr>
+        <w:rFonts w:ascii="Wingdings" w:hAnsi="Wingdings" w:hint="default"/>
+        <w:sz w:val="20"/>
+      </w:rPr>
+    </w:lvl>
+    <w:lvl w:ilvl="5" w:tentative="1">
+      <w:start w:val="1"/>
+      <w:numFmt w:val="bullet"/>
+      <w:lvlText w:val=""/>
+      <w:lvlJc w:val="left"/>
+      <w:pPr>
+        <w:tabs>
+          <w:tab w:val="num" w:pos="4320"/>
+        </w:tabs>
+        <w:ind w:left="4320" w:hanging="360"/>
+      </w:pPr>
+      <w:rPr>
+        <w:rFonts w:ascii="Wingdings" w:hAnsi="Wingdings" w:hint="default"/>
+        <w:sz w:val="20"/>
+      </w:rPr>
+    </w:lvl>
+    <w:lvl w:ilvl="6" w:tentative="1">
+      <w:start w:val="1"/>
+      <w:numFmt w:val="bullet"/>
+      <w:lvlText w:val=""/>
+      <w:lvlJc w:val="left"/>
+      <w:pPr>
+        <w:tabs>
+          <w:tab w:val="num" w:pos="5040"/>
+        </w:tabs>
+        <w:ind w:left="5040" w:hanging="360"/>
+      </w:pPr>
+      <w:rPr>
+        <w:rFonts w:ascii="Wingdings" w:hAnsi="Wingdings" w:hint="default"/>
+        <w:sz w:val="20"/>
+      </w:rPr>
+    </w:lvl>
+    <w:lvl w:ilvl="7" w:tentative="1">
+      <w:start w:val="1"/>
+      <w:numFmt w:val="bullet"/>
+      <w:lvlText w:val=""/>
+      <w:lvlJc w:val="left"/>
+      <w:pPr>
+        <w:tabs>
+          <w:tab w:val="num" w:pos="5760"/>
+        </w:tabs>
+        <w:ind w:left="5760" w:hanging="360"/>
+      </w:pPr>
+      <w:rPr>
+        <w:rFonts w:ascii="Wingdings" w:hAnsi="Wingdings" w:hint="default"/>
+        <w:sz w:val="20"/>
+      </w:rPr>
+    </w:lvl>
+    <w:lvl w:ilvl="8" w:tentative="1">
+      <w:start w:val="1"/>
+      <w:numFmt w:val="bullet"/>
+      <w:lvlText w:val=""/>
+      <w:lvlJc w:val="left"/>
+      <w:pPr>
+        <w:tabs>
+          <w:tab w:val="num" w:pos="6480"/>
+        </w:tabs>
+        <w:ind w:left="6480" w:hanging="360"/>
+      </w:pPr>
+      <w:rPr>
+        <w:rFonts w:ascii="Wingdings" w:hAnsi="Wingdings" w:hint="default"/>
+        <w:sz w:val="20"/>
+      </w:rPr>
+    </w:lvl>
+  </w:abstractNum>
+  <w:abstractNum w:abstractNumId="12" w15:restartNumberingAfterBreak="0">
     <w:nsid w:val="69054443"/>
     <w:multiLevelType w:val="multilevel"/>
     <w:tmpl w:val="2254323E"/>
@@ -3325,29 +5450,196 @@
       </w:rPr>
     </w:lvl>
   </w:abstractNum>
+  <w:abstractNum w:abstractNumId="13" w15:restartNumberingAfterBreak="0">
+    <w:nsid w:val="781F0375"/>
+    <w:multiLevelType w:val="multilevel"/>
+    <w:tmpl w:val="9466B95E"/>
+    <w:lvl w:ilvl="0">
+      <w:start w:val="1"/>
+      <w:numFmt w:val="bullet"/>
+      <w:lvlText w:val=""/>
+      <w:lvlJc w:val="left"/>
+      <w:pPr>
+        <w:tabs>
+          <w:tab w:val="num" w:pos="720"/>
+        </w:tabs>
+        <w:ind w:left="720" w:hanging="360"/>
+      </w:pPr>
+      <w:rPr>
+        <w:rFonts w:ascii="Symbol" w:hAnsi="Symbol" w:hint="default"/>
+        <w:sz w:val="20"/>
+      </w:rPr>
+    </w:lvl>
+    <w:lvl w:ilvl="1">
+      <w:start w:val="1"/>
+      <w:numFmt w:val="bullet"/>
+      <w:lvlText w:val="o"/>
+      <w:lvlJc w:val="left"/>
+      <w:pPr>
+        <w:tabs>
+          <w:tab w:val="num" w:pos="1440"/>
+        </w:tabs>
+        <w:ind w:left="1440" w:hanging="360"/>
+      </w:pPr>
+      <w:rPr>
+        <w:rFonts w:ascii="Courier New" w:hAnsi="Courier New" w:hint="default"/>
+        <w:sz w:val="20"/>
+      </w:rPr>
+    </w:lvl>
+    <w:lvl w:ilvl="2" w:tentative="1">
+      <w:start w:val="1"/>
+      <w:numFmt w:val="bullet"/>
+      <w:lvlText w:val=""/>
+      <w:lvlJc w:val="left"/>
+      <w:pPr>
+        <w:tabs>
+          <w:tab w:val="num" w:pos="2160"/>
+        </w:tabs>
+        <w:ind w:left="2160" w:hanging="360"/>
+      </w:pPr>
+      <w:rPr>
+        <w:rFonts w:ascii="Wingdings" w:hAnsi="Wingdings" w:hint="default"/>
+        <w:sz w:val="20"/>
+      </w:rPr>
+    </w:lvl>
+    <w:lvl w:ilvl="3" w:tentative="1">
+      <w:start w:val="1"/>
+      <w:numFmt w:val="bullet"/>
+      <w:lvlText w:val=""/>
+      <w:lvlJc w:val="left"/>
+      <w:pPr>
+        <w:tabs>
+          <w:tab w:val="num" w:pos="2880"/>
+        </w:tabs>
+        <w:ind w:left="2880" w:hanging="360"/>
+      </w:pPr>
+      <w:rPr>
+        <w:rFonts w:ascii="Wingdings" w:hAnsi="Wingdings" w:hint="default"/>
+        <w:sz w:val="20"/>
+      </w:rPr>
+    </w:lvl>
+    <w:lvl w:ilvl="4" w:tentative="1">
+      <w:start w:val="1"/>
+      <w:numFmt w:val="bullet"/>
+      <w:lvlText w:val=""/>
+      <w:lvlJc w:val="left"/>
+      <w:pPr>
+        <w:tabs>
+          <w:tab w:val="num" w:pos="3600"/>
+        </w:tabs>
+        <w:ind w:left="3600" w:hanging="360"/>
+      </w:pPr>
+      <w:rPr>
+        <w:rFonts w:ascii="Wingdings" w:hAnsi="Wingdings" w:hint="default"/>
+        <w:sz w:val="20"/>
+      </w:rPr>
+    </w:lvl>
+    <w:lvl w:ilvl="5" w:tentative="1">
+      <w:start w:val="1"/>
+      <w:numFmt w:val="bullet"/>
+      <w:lvlText w:val=""/>
+      <w:lvlJc w:val="left"/>
+      <w:pPr>
+        <w:tabs>
+          <w:tab w:val="num" w:pos="4320"/>
+        </w:tabs>
+        <w:ind w:left="4320" w:hanging="360"/>
+      </w:pPr>
+      <w:rPr>
+        <w:rFonts w:ascii="Wingdings" w:hAnsi="Wingdings" w:hint="default"/>
+        <w:sz w:val="20"/>
+      </w:rPr>
+    </w:lvl>
+    <w:lvl w:ilvl="6" w:tentative="1">
+      <w:start w:val="1"/>
+      <w:numFmt w:val="bullet"/>
+      <w:lvlText w:val=""/>
+      <w:lvlJc w:val="left"/>
+      <w:pPr>
+        <w:tabs>
+          <w:tab w:val="num" w:pos="5040"/>
+        </w:tabs>
+        <w:ind w:left="5040" w:hanging="360"/>
+      </w:pPr>
+      <w:rPr>
+        <w:rFonts w:ascii="Wingdings" w:hAnsi="Wingdings" w:hint="default"/>
+        <w:sz w:val="20"/>
+      </w:rPr>
+    </w:lvl>
+    <w:lvl w:ilvl="7" w:tentative="1">
+      <w:start w:val="1"/>
+      <w:numFmt w:val="bullet"/>
+      <w:lvlText w:val=""/>
+      <w:lvlJc w:val="left"/>
+      <w:pPr>
+        <w:tabs>
+          <w:tab w:val="num" w:pos="5760"/>
+        </w:tabs>
+        <w:ind w:left="5760" w:hanging="360"/>
+      </w:pPr>
+      <w:rPr>
+        <w:rFonts w:ascii="Wingdings" w:hAnsi="Wingdings" w:hint="default"/>
+        <w:sz w:val="20"/>
+      </w:rPr>
+    </w:lvl>
+    <w:lvl w:ilvl="8" w:tentative="1">
+      <w:start w:val="1"/>
+      <w:numFmt w:val="bullet"/>
+      <w:lvlText w:val=""/>
+      <w:lvlJc w:val="left"/>
+      <w:pPr>
+        <w:tabs>
+          <w:tab w:val="num" w:pos="6480"/>
+        </w:tabs>
+        <w:ind w:left="6480" w:hanging="360"/>
+      </w:pPr>
+      <w:rPr>
+        <w:rFonts w:ascii="Wingdings" w:hAnsi="Wingdings" w:hint="default"/>
+        <w:sz w:val="20"/>
+      </w:rPr>
+    </w:lvl>
+  </w:abstractNum>
   <w:num w:numId="1" w16cid:durableId="449055383">
+    <w:abstractNumId w:val="6"/>
+  </w:num>
+  <w:num w:numId="2" w16cid:durableId="1891530692">
+    <w:abstractNumId w:val="12"/>
+  </w:num>
+  <w:num w:numId="3" w16cid:durableId="588660644">
+    <w:abstractNumId w:val="10"/>
+  </w:num>
+  <w:num w:numId="4" w16cid:durableId="1736931843">
+    <w:abstractNumId w:val="5"/>
+  </w:num>
+  <w:num w:numId="5" w16cid:durableId="1926763246">
+    <w:abstractNumId w:val="2"/>
+  </w:num>
+  <w:num w:numId="6" w16cid:durableId="28579365">
+    <w:abstractNumId w:val="8"/>
+  </w:num>
+  <w:num w:numId="7" w16cid:durableId="1025639184">
+    <w:abstractNumId w:val="7"/>
+  </w:num>
+  <w:num w:numId="8" w16cid:durableId="1377124140">
     <w:abstractNumId w:val="3"/>
   </w:num>
-  <w:num w:numId="2" w16cid:durableId="1891530692">
-    <w:abstractNumId w:val="7"/>
+  <w:num w:numId="9" w16cid:durableId="1521047964">
+    <w:abstractNumId w:val="9"/>
   </w:num>
-  <w:num w:numId="3" w16cid:durableId="588660644">
-    <w:abstractNumId w:val="6"/>
+  <w:num w:numId="10" w16cid:durableId="1787189934">
+    <w:abstractNumId w:val="13"/>
   </w:num>
-  <w:num w:numId="4" w16cid:durableId="1736931843">
-    <w:abstractNumId w:val="2"/>
+  <w:num w:numId="11" w16cid:durableId="1063795909">
+    <w:abstractNumId w:val="1"/>
   </w:num>
-  <w:num w:numId="5" w16cid:durableId="1926763246">
+  <w:num w:numId="12" w16cid:durableId="1220021988">
     <w:abstractNumId w:val="0"/>
   </w:num>
-  <w:num w:numId="6" w16cid:durableId="28579365">
-    <w:abstractNumId w:val="5"/>
-  </w:num>
-  <w:num w:numId="7" w16cid:durableId="1025639184">
+  <w:num w:numId="13" w16cid:durableId="26105367">
     <w:abstractNumId w:val="4"/>
   </w:num>
-  <w:num w:numId="8" w16cid:durableId="1377124140">
-    <w:abstractNumId w:val="1"/>
+  <w:num w:numId="14" w16cid:durableId="457644947">
+    <w:abstractNumId w:val="11"/>
   </w:num>
 </w:numbering>
 </file>
@@ -3748,7 +6040,7 @@
   <w:style w:type="paragraph" w:default="1" w:styleId="a">
     <w:name w:val="Normal"/>
     <w:qFormat/>
-    <w:rsid w:val="003A0F61"/>
+    <w:rsid w:val="0056208B"/>
     <w:pPr>
       <w:widowControl w:val="0"/>
     </w:pPr>

--- a/新しいカレンダーアプリ企画（アイデア用）20260514.docx
+++ b/新しいカレンダーアプリ企画（アイデア用）20260514.docx
@@ -15,9 +15,11 @@
         </w:rPr>
         <w:t xml:space="preserve">　</w:t>
       </w:r>
+      <w:proofErr w:type="spellStart"/>
       <w:r>
         <w:t>scheMEMO</w:t>
       </w:r>
+      <w:proofErr w:type="spellEnd"/>
     </w:p>
     <w:p/>
     <w:p>
@@ -34,37 +36,144 @@
       <w:r>
         <w:t>git commit -m "</w:t>
       </w:r>
+      <w:proofErr w:type="spellStart"/>
       <w:r>
         <w:rPr>
           <w:rFonts w:hint="eastAsia"/>
         </w:rPr>
         <w:t>reiauto</w:t>
       </w:r>
+      <w:proofErr w:type="spellEnd"/>
       <w:r>
         <w:t>"</w:t>
       </w:r>
     </w:p>
     <w:p>
-      <w:pPr>
-        <w:rPr>
-          <w:rFonts w:hint="eastAsia"/>
-        </w:rPr>
-      </w:pPr>
       <w:r>
         <w:t>git push origin main</w:t>
       </w:r>
     </w:p>
     <w:p/>
     <w:p/>
+    <w:p>
+      <w:r>
+        <w:rPr>
+          <w:rFonts w:hint="eastAsia"/>
+        </w:rPr>
+        <w:t>◆やるべきこと</w:t>
+      </w:r>
+    </w:p>
+    <w:p>
+      <w:pPr>
+        <w:rPr>
+          <w:rFonts w:hint="eastAsia"/>
+        </w:rPr>
+      </w:pPr>
+      <w:r>
+        <w:rPr>
+          <w:rFonts w:hint="eastAsia"/>
+        </w:rPr>
+        <w:t>・クイックメモの、記入欄が上。（「今日中」「明日中」「明日中」・・・）などの枠は、その下に。</w:t>
+      </w:r>
+      <w:r>
+        <w:rPr>
+          <w:rFonts w:hint="eastAsia"/>
+        </w:rPr>
+        <w:t>・「リストメモ」画面の空欄「□やること」の右側に、ごみ箱マークの削除ボタン（その枠が消える）。</w:t>
+      </w:r>
+    </w:p>
+    <w:p>
+      <w:pPr>
+        <w:rPr>
+          <w:rFonts w:hint="eastAsia"/>
+        </w:rPr>
+      </w:pPr>
+      <w:r>
+        <w:br/>
+      </w:r>
+      <w:r>
+        <w:rPr>
+          <w:rFonts w:hint="eastAsia"/>
+        </w:rPr>
+        <w:t>・</w:t>
+      </w:r>
+      <w:r>
+        <w:rPr>
+          <w:rFonts w:hint="eastAsia"/>
+        </w:rPr>
+        <w:t>リストメモも、</w:t>
+      </w:r>
+      <w:r>
+        <w:rPr>
+          <w:rFonts w:hint="eastAsia"/>
+        </w:rPr>
+        <w:t>記入欄が上。（「今日中」「明日中」「明日中」・・・）などの枠は、その下に。・「リストメモ」画面の空欄「□やること」の右側に、ごみ箱マークの削除ボタン（その枠が消える）。</w:t>
+      </w:r>
+    </w:p>
+    <w:p>
+      <w:r>
+        <w:br/>
+      </w:r>
+      <w:r>
+        <w:rPr>
+          <w:rFonts w:hint="eastAsia"/>
+        </w:rPr>
+        <w:t>・デフォルトの「日本語の勉強」を「やること」に変換</w:t>
+      </w:r>
+    </w:p>
     <w:p/>
     <w:p>
       <w:r>
+        <w:rPr>
+          <w:rFonts w:hint="eastAsia"/>
+        </w:rPr>
+        <w:t>・デフォルトで、「□　」を入力させる。入力候補ではなく既に枠内に入力されている状態で。入力欄が上、「今日中」「明日中」などの選択肢は下に。</w:t>
+      </w:r>
+    </w:p>
+    <w:p/>
+    <w:p>
+      <w:pPr>
+        <w:rPr>
+          <w:rFonts w:hint="eastAsia"/>
+        </w:rPr>
+      </w:pPr>
+      <w:r>
+        <w:rPr>
+          <w:rFonts w:hint="eastAsia"/>
+        </w:rPr>
+        <w:t>・「リストメモ」画面の空欄「□やること」の右側に、ごみ箱マークの削除ボタン</w:t>
+      </w:r>
+      <w:r>
+        <w:rPr>
+          <w:rFonts w:hint="eastAsia"/>
+        </w:rPr>
+        <w:t>（その枠が消える）</w:t>
+      </w:r>
+      <w:r>
+        <w:rPr>
+          <w:rFonts w:hint="eastAsia"/>
+        </w:rPr>
+        <w:t>。</w:t>
+      </w:r>
+    </w:p>
+    <w:p/>
+    <w:p/>
+    <w:p>
+      <w:r>
         <w:t>ご提示いただいたファイル構成とソースコードに基づき、アプリの全体像と各ファイルの役割を整理しました。</w:t>
       </w:r>
     </w:p>
     <w:p>
       <w:r>
-        <w:t>このアプリ「scheMEMO」は、</w:t>
+        <w:t>このアプリ「</w:t>
+      </w:r>
+      <w:proofErr w:type="spellStart"/>
+      <w:r>
+        <w:t>scheMEMO</w:t>
+      </w:r>
+      <w:proofErr w:type="spellEnd"/>
+      <w:r>
+        <w:t>」は、</w:t>
       </w:r>
       <w:r>
         <w:rPr>
@@ -90,7 +199,7 @@
     <w:p>
       <w:r>
         <w:pict w14:anchorId="4407AD52">
-          <v:rect id="_x0000_i1043" style="width:0;height:1.5pt" o:hralign="center" o:hrstd="t" o:hrnoshade="t" o:hr="t" fillcolor="gray" stroked="f">
+          <v:rect id="_x0000_i1025" style="width:0;height:1.5pt" o:hralign="center" o:hrstd="t" o:hrnoshade="t" o:hr="t" fillcolor="gray" stroked="f">
             <v:textbox inset="5.85pt,.7pt,5.85pt,.7pt"/>
           </v:rect>
         </w:pict>
@@ -146,12 +255,21 @@
           <w:numId w:val="9"/>
         </w:numPr>
       </w:pPr>
-      <w:r>
-        <w:rPr>
-          <w:b/>
-          <w:bCs/>
-        </w:rPr>
-        <w:t>App.tsx (最重要)</w:t>
+      <w:proofErr w:type="spellStart"/>
+      <w:r>
+        <w:rPr>
+          <w:b/>
+          <w:bCs/>
+        </w:rPr>
+        <w:t>App.tsx</w:t>
+      </w:r>
+      <w:proofErr w:type="spellEnd"/>
+      <w:r>
+        <w:rPr>
+          <w:b/>
+          <w:bCs/>
+        </w:rPr>
+        <w:t xml:space="preserve"> (最重要)</w:t>
       </w:r>
     </w:p>
     <w:p>
@@ -183,6 +301,7 @@
         </w:numPr>
       </w:pPr>
       <w:r>
+        <w:lastRenderedPageBreak/>
         <w:t>Googleログインの状態管理、カレンダーデータの取得（Fetch）・保存・更新のロジック、編集モードの切り替えなどをすべてここで制御しています。</w:t>
       </w:r>
     </w:p>
@@ -204,6 +323,7 @@
           <w:numId w:val="9"/>
         </w:numPr>
       </w:pPr>
+      <w:proofErr w:type="spellStart"/>
       <w:r>
         <w:rPr>
           <w:b/>
@@ -211,6 +331,7 @@
         </w:rPr>
         <w:t>main.tsx</w:t>
       </w:r>
+      <w:proofErr w:type="spellEnd"/>
     </w:p>
     <w:p>
       <w:pPr>
@@ -230,6 +351,7 @@
           <w:numId w:val="9"/>
         </w:numPr>
       </w:pPr>
+      <w:proofErr w:type="spellStart"/>
       <w:r>
         <w:rPr>
           <w:b/>
@@ -237,6 +359,7 @@
         </w:rPr>
         <w:t>types.ts</w:t>
       </w:r>
+      <w:proofErr w:type="spellEnd"/>
     </w:p>
     <w:p>
       <w:pPr>
@@ -246,7 +369,23 @@
         </w:numPr>
       </w:pPr>
       <w:r>
-        <w:t>タスクの型（CalendarEvent）や時間の選択肢（TimeOption）などの</w:t>
+        <w:t>タスクの型（</w:t>
+      </w:r>
+      <w:proofErr w:type="spellStart"/>
+      <w:r>
+        <w:t>CalendarEvent</w:t>
+      </w:r>
+      <w:proofErr w:type="spellEnd"/>
+      <w:r>
+        <w:t>）や時間の選択肢（</w:t>
+      </w:r>
+      <w:proofErr w:type="spellStart"/>
+      <w:r>
+        <w:t>TimeOption</w:t>
+      </w:r>
+      <w:proofErr w:type="spellEnd"/>
+      <w:r>
+        <w:t>）などの</w:t>
       </w:r>
       <w:r>
         <w:rPr>
@@ -271,7 +410,23 @@
           <w:b/>
           <w:bCs/>
         </w:rPr>
-        <w:t>2. 見た目・ユーザーインターフェース（src/components/）</w:t>
+        <w:t>2. 見た目・ユーザーインターフェース（</w:t>
+      </w:r>
+      <w:proofErr w:type="spellStart"/>
+      <w:r>
+        <w:rPr>
+          <w:b/>
+          <w:bCs/>
+        </w:rPr>
+        <w:t>src</w:t>
+      </w:r>
+      <w:proofErr w:type="spellEnd"/>
+      <w:r>
+        <w:rPr>
+          <w:b/>
+          <w:bCs/>
+        </w:rPr>
+        <w:t>/components/）</w:t>
       </w:r>
     </w:p>
     <w:p>
@@ -281,6 +436,7 @@
           <w:numId w:val="10"/>
         </w:numPr>
       </w:pPr>
+      <w:proofErr w:type="spellStart"/>
       <w:r>
         <w:rPr>
           <w:b/>
@@ -288,6 +444,7 @@
         </w:rPr>
         <w:t>CalendarView.tsx</w:t>
       </w:r>
+      <w:proofErr w:type="spellEnd"/>
     </w:p>
     <w:p>
       <w:pPr>
@@ -325,6 +482,7 @@
           <w:numId w:val="10"/>
         </w:numPr>
       </w:pPr>
+      <w:proofErr w:type="spellStart"/>
       <w:r>
         <w:rPr>
           <w:b/>
@@ -332,6 +490,7 @@
         </w:rPr>
         <w:t>SingleEditor.tsx</w:t>
       </w:r>
+      <w:proofErr w:type="spellEnd"/>
     </w:p>
     <w:p>
       <w:pPr>
@@ -341,7 +500,6 @@
         </w:numPr>
       </w:pPr>
       <w:r>
-        <w:lastRenderedPageBreak/>
         <w:t>左パネルの「単発メモ」入力欄です。</w:t>
       </w:r>
     </w:p>
@@ -363,6 +521,7 @@
           <w:numId w:val="10"/>
         </w:numPr>
       </w:pPr>
+      <w:proofErr w:type="spellStart"/>
       <w:r>
         <w:rPr>
           <w:b/>
@@ -370,6 +529,7 @@
         </w:rPr>
         <w:t>BatchEditor.tsx</w:t>
       </w:r>
+      <w:proofErr w:type="spellEnd"/>
     </w:p>
     <w:p>
       <w:pPr>
@@ -505,8 +665,17 @@
           <w:b/>
           <w:bCs/>
         </w:rPr>
-        <w:t>utils/calendarUtils.ts</w:t>
-      </w:r>
+        <w:t>utils/</w:t>
+      </w:r>
+      <w:proofErr w:type="spellStart"/>
+      <w:r>
+        <w:rPr>
+          <w:b/>
+          <w:bCs/>
+        </w:rPr>
+        <w:t>calendarUtils.ts</w:t>
+      </w:r>
+      <w:proofErr w:type="spellEnd"/>
       <w:r>
         <w:t>（※ソース未提示ですが重要）</w:t>
       </w:r>
@@ -539,13 +708,32 @@
           <w:numId w:val="12"/>
         </w:numPr>
       </w:pPr>
-      <w:r>
-        <w:rPr>
-          <w:b/>
-          <w:bCs/>
-        </w:rPr>
-        <w:t>api/googleCalendar.ts</w:t>
-      </w:r>
+      <w:proofErr w:type="spellStart"/>
+      <w:r>
+        <w:rPr>
+          <w:b/>
+          <w:bCs/>
+        </w:rPr>
+        <w:lastRenderedPageBreak/>
+        <w:t>api</w:t>
+      </w:r>
+      <w:proofErr w:type="spellEnd"/>
+      <w:r>
+        <w:rPr>
+          <w:b/>
+          <w:bCs/>
+        </w:rPr>
+        <w:t>/</w:t>
+      </w:r>
+      <w:proofErr w:type="spellStart"/>
+      <w:r>
+        <w:rPr>
+          <w:b/>
+          <w:bCs/>
+        </w:rPr>
+        <w:t>googleCalendar.ts</w:t>
+      </w:r>
+      <w:proofErr w:type="spellEnd"/>
       <w:r>
         <w:t>（※ソース未提示ですが重要）</w:t>
       </w:r>
@@ -574,7 +762,7 @@
     <w:p>
       <w:r>
         <w:pict w14:anchorId="75910A56">
-          <v:rect id="_x0000_i1044" style="width:0;height:1.5pt" o:hralign="center" o:hrstd="t" o:hrnoshade="t" o:hr="t" fillcolor="gray" stroked="f">
+          <v:rect id="_x0000_i1026" style="width:0;height:1.5pt" o:hralign="center" o:hrstd="t" o:hrnoshade="t" o:hr="t" fillcolor="gray" stroked="f">
             <v:textbox inset="5.85pt,.7pt,5.85pt,.7pt"/>
           </v:rect>
         </w:pict>
@@ -738,8 +926,13 @@
             <w:hideMark/>
           </w:tcPr>
           <w:p>
+            <w:proofErr w:type="spellStart"/>
             <w:r>
-              <w:t>CalendarView.tsx / index.css</w:t>
+              <w:t>CalendarView.tsx</w:t>
+            </w:r>
+            <w:proofErr w:type="spellEnd"/>
+            <w:r>
+              <w:t xml:space="preserve"> / index.css</w:t>
             </w:r>
           </w:p>
         </w:tc>
@@ -798,9 +991,19 @@
             <w:hideMark/>
           </w:tcPr>
           <w:p>
+            <w:proofErr w:type="spellStart"/>
             <w:r>
-              <w:t>SingleEditor.tsx または BatchEditor.tsx</w:t>
+              <w:t>SingleEditor.tsx</w:t>
             </w:r>
+            <w:proofErr w:type="spellEnd"/>
+            <w:r>
+              <w:t xml:space="preserve"> または </w:t>
+            </w:r>
+            <w:proofErr w:type="spellStart"/>
+            <w:r>
+              <w:t>BatchEditor.tsx</w:t>
+            </w:r>
+            <w:proofErr w:type="spellEnd"/>
           </w:p>
         </w:tc>
       </w:tr>
@@ -858,9 +1061,11 @@
             <w:hideMark/>
           </w:tcPr>
           <w:p>
+            <w:proofErr w:type="spellStart"/>
             <w:r>
               <w:t>App.tsx</w:t>
             </w:r>
+            <w:proofErr w:type="spellEnd"/>
           </w:p>
         </w:tc>
       </w:tr>
@@ -892,7 +1097,6 @@
                 <w:b/>
                 <w:bCs/>
               </w:rPr>
-              <w:lastRenderedPageBreak/>
               <w:t>「来週」「明日」などの時間定義</w:t>
             </w:r>
             <w:r>
@@ -920,8 +1124,13 @@
           </w:tcPr>
           <w:p>
             <w:r>
-              <w:t>utils/calendarUtils.ts</w:t>
+              <w:t>utils/</w:t>
             </w:r>
+            <w:proofErr w:type="spellStart"/>
+            <w:r>
+              <w:t>calendarUtils.ts</w:t>
+            </w:r>
+            <w:proofErr w:type="spellEnd"/>
           </w:p>
         </w:tc>
       </w:tr>
@@ -988,344 +1197,19 @@
     </w:tbl>
     <w:p>
       <w:r>
-        <w:t>まずは、「入力の仕組みを変えたいなら Editor 系」「全体の動きを変えたいなら App.tsx」と覚えるとスムーズです。具体的に「ここをこうしたい」というご要望があれば、ピンポイントで修正箇所を提案できますよ！</w:t>
-      </w:r>
-    </w:p>
-    <w:p/>
-    <w:p>
-      <w:pPr>
-        <w:rPr>
-          <w:rFonts w:hint="eastAsia"/>
-        </w:rPr>
-      </w:pPr>
-    </w:p>
-    <w:p>
-      <w:pPr>
-        <w:rPr>
-          <w:rFonts w:hint="eastAsia"/>
-        </w:rPr>
-      </w:pPr>
-    </w:p>
-    <w:p>
-      <w:pPr>
-        <w:rPr>
-          <w:rFonts w:hint="eastAsia"/>
-        </w:rPr>
-      </w:pPr>
-    </w:p>
-    <w:p>
-      <w:r>
-        <w:rPr>
-          <w:rFonts w:hint="eastAsia"/>
-        </w:rPr>
-        <w:t>TODO</w:t>
-      </w:r>
-      <w:r>
-        <w:rPr>
-          <w:rFonts w:hint="eastAsia"/>
-        </w:rPr>
-        <w:t>やアイデア</w:t>
-      </w:r>
-      <w:r>
-        <w:rPr>
-          <w:rFonts w:hint="eastAsia"/>
-        </w:rPr>
-        <w:t>を書き込むことをメインとしたカレンダー</w:t>
-      </w:r>
-      <w:r>
-        <w:rPr>
-          <w:rFonts w:hint="eastAsia"/>
-        </w:rPr>
-        <w:t>。</w:t>
-      </w:r>
-    </w:p>
-    <w:p>
-      <w:r>
-        <w:rPr>
-          <w:rFonts w:hint="eastAsia"/>
-        </w:rPr>
-        <w:t>「TODO機能」を使うのではなくて、あくまで「予定」のタイトルあるいはメモ欄にやることを記入していくイメージ。</w:t>
-      </w:r>
-    </w:p>
-    <w:p/>
-    <w:p>
-      <w:r>
-        <w:rPr>
-          <w:rFonts w:hint="eastAsia"/>
-        </w:rPr>
-        <w:t>【単発書き込み機能】</w:t>
-      </w:r>
-    </w:p>
-    <w:p>
-      <w:r>
-        <w:rPr>
-          <w:rFonts w:hint="eastAsia"/>
-        </w:rPr>
-        <w:t>起動すると、すぐにメモ機能画面。</w:t>
-      </w:r>
-      <w:r>
-        <w:rPr>
-          <w:rFonts w:hint="eastAsia"/>
-        </w:rPr>
-        <w:t xml:space="preserve">　※ウィジェットでも起動。※声入力可能</w:t>
-      </w:r>
-    </w:p>
-    <w:p>
-      <w:r>
-        <w:rPr>
-          <w:rFonts w:hint="eastAsia"/>
-        </w:rPr>
-        <w:t>「今日中」「明日中」「週末」「月末」</w:t>
-      </w:r>
-    </w:p>
-    <w:p>
-      <w:r>
-        <w:rPr>
-          <w:rFonts w:hint="eastAsia"/>
-        </w:rPr>
-        <w:t>「今日夜」「明日夜」「来週」「来月」</w:t>
-      </w:r>
-    </w:p>
-    <w:p>
-      <w:r>
-        <w:rPr>
-          <w:rFonts w:hint="eastAsia"/>
-        </w:rPr>
-        <w:t>のボタンで、今日中は１時間後の予定（枠は１時間）として、記録される。</w:t>
-      </w:r>
-    </w:p>
-    <w:p>
-      <w:r>
-        <w:rPr>
-          <w:rFonts w:hint="eastAsia"/>
-        </w:rPr>
-        <w:t>デフォルトをどれにするかは決められる。</w:t>
-      </w:r>
-    </w:p>
-    <w:p>
-      <w:r>
-        <w:rPr>
-          <w:rFonts w:hint="eastAsia"/>
-        </w:rPr>
-        <w:t>メモ機能のデフォルトで、「□」がある。</w:t>
-      </w:r>
-    </w:p>
-    <w:p>
-      <w:pPr>
-        <w:ind w:firstLineChars="100" w:firstLine="210"/>
-      </w:pPr>
-      <w:r>
-        <w:rPr>
-          <w:rFonts w:hint="eastAsia"/>
-        </w:rPr>
-        <w:t>□英語の勉強</w:t>
-      </w:r>
-    </w:p>
-    <w:p>
-      <w:r>
-        <w:rPr>
-          <w:rFonts w:hint="eastAsia"/>
-        </w:rPr>
-        <w:t>↑</w:t>
-      </w:r>
-    </w:p>
-    <w:p>
-      <w:pPr>
-        <w:rPr>
-          <w:rFonts w:ascii="Segoe UI Symbol" w:hAnsi="Segoe UI Symbol" w:cs="Segoe UI Symbol"/>
-        </w:rPr>
-      </w:pPr>
-      <w:r>
-        <w:rPr>
-          <w:rFonts w:hint="eastAsia"/>
-        </w:rPr>
-        <w:t>これを</w:t>
-      </w:r>
-      <w:r>
-        <w:rPr>
-          <w:rFonts w:ascii="Segoe UI Symbol" w:hAnsi="Segoe UI Symbol" w:cs="Segoe UI Symbol"/>
-        </w:rPr>
-        <w:t>☑</w:t>
-      </w:r>
-      <w:r>
-        <w:rPr>
-          <w:rFonts w:ascii="Segoe UI Symbol" w:hAnsi="Segoe UI Symbol" w:cs="Segoe UI Symbol" w:hint="eastAsia"/>
-        </w:rPr>
-        <w:t>にするボタン。「実行済」ボタン。（メモ欄の左にボタンを設置。□を</w:t>
-      </w:r>
-      <w:r>
-        <w:rPr>
-          <w:rFonts w:ascii="Segoe UI Symbol" w:hAnsi="Segoe UI Symbol" w:cs="Segoe UI Symbol"/>
-        </w:rPr>
-        <w:t>☑</w:t>
-      </w:r>
-      <w:r>
-        <w:rPr>
-          <w:rFonts w:ascii="Segoe UI Symbol" w:hAnsi="Segoe UI Symbol" w:cs="Segoe UI Symbol" w:hint="eastAsia"/>
-        </w:rPr>
-        <w:t>に変更）</w:t>
-      </w:r>
-    </w:p>
-    <w:p>
-      <w:pPr>
-        <w:rPr>
-          <w:rFonts w:ascii="Segoe UI Symbol" w:hAnsi="Segoe UI Symbol" w:cs="Segoe UI Symbol"/>
-        </w:rPr>
-      </w:pPr>
-      <w:r>
-        <w:rPr>
-          <w:rFonts w:ascii="Segoe UI Symbol" w:hAnsi="Segoe UI Symbol" w:cs="Segoe UI Symbol"/>
-        </w:rPr>
-        <w:t>☑</w:t>
-      </w:r>
-      <w:r>
-        <w:rPr>
-          <w:rFonts w:ascii="Segoe UI Symbol" w:hAnsi="Segoe UI Symbol" w:cs="Segoe UI Symbol" w:hint="eastAsia"/>
-        </w:rPr>
-        <w:t>したら色を変える、または消す　が選べる。</w:t>
-      </w:r>
-    </w:p>
-    <w:p/>
-    <w:p>
-      <w:r>
-        <w:rPr>
-          <w:rFonts w:hint="eastAsia"/>
-        </w:rPr>
-        <w:t>アラームは鳴らさない。</w:t>
-      </w:r>
-    </w:p>
-    <w:p/>
-    <w:p>
-      <w:r>
-        <w:rPr>
-          <w:rFonts w:hint="eastAsia"/>
-        </w:rPr>
-        <w:t>※週末にアイデアをためるとき、３０分ずつずらすかどうか。</w:t>
-      </w:r>
-    </w:p>
-    <w:p>
-      <w:r>
-        <w:rPr>
-          <w:rFonts w:hint="eastAsia"/>
-        </w:rPr>
-        <w:t>または、□としてメモ帳に追加していくシステムか。（有料だと選べる）</w:t>
-      </w:r>
-    </w:p>
-    <w:p/>
-    <w:p>
-      <w:r>
-        <w:lastRenderedPageBreak/>
-        <w:t>TODO機能を使わずに、あくまでGoogleカレンダーの「予定」の「タイトル」あるいは「メモ欄」にやることを記入していくイメージです。</w:t>
+        <w:t xml:space="preserve">まずは、「入力の仕組みを変えたいなら Editor 系」「全体の動きを変えたいなら </w:t>
+      </w:r>
+      <w:proofErr w:type="spellStart"/>
+      <w:r>
+        <w:t>App.tsx</w:t>
+      </w:r>
+      <w:proofErr w:type="spellEnd"/>
+      <w:r>
+        <w:t>」と覚えるとスムーズです。具体的に「ここをこうしたい」というご要望があれば、ピンポイントで修正箇所を提案できますよ！</w:t>
       </w:r>
     </w:p>
     <w:p/>
     <w:p/>
-    <w:p>
-      <w:r>
-        <w:rPr>
-          <w:rFonts w:hint="eastAsia"/>
-        </w:rPr>
-        <w:t>「</w:t>
-      </w:r>
-      <w:r>
-        <w:rPr>
-          <w:rFonts w:hint="eastAsia"/>
-        </w:rPr>
-        <w:t>設定</w:t>
-      </w:r>
-      <w:r>
-        <w:rPr>
-          <w:rFonts w:hint="eastAsia"/>
-        </w:rPr>
-        <w:t>」</w:t>
-      </w:r>
-      <w:r>
-        <w:rPr>
-          <w:rFonts w:hint="eastAsia"/>
-        </w:rPr>
-        <w:t>で決められる</w:t>
-      </w:r>
-    </w:p>
-    <w:p>
-      <w:r>
-        <w:rPr>
-          <w:rFonts w:hint="eastAsia"/>
-        </w:rPr>
-        <w:t xml:space="preserve">・今日中　</w:t>
-      </w:r>
-      <w:r>
-        <w:rPr>
-          <w:rFonts w:hint="eastAsia"/>
-        </w:rPr>
-        <w:t>・〇分後、または、・〇時</w:t>
-      </w:r>
-    </w:p>
-    <w:p>
-      <w:r>
-        <w:rPr>
-          <w:rFonts w:hint="eastAsia"/>
-        </w:rPr>
-        <w:t>・今日夜　・〇時</w:t>
-      </w:r>
-    </w:p>
-    <w:p>
-      <w:r>
-        <w:rPr>
-          <w:rFonts w:hint="eastAsia"/>
-        </w:rPr>
-        <w:t>・明日中　・今と同じ時間　・〇時</w:t>
-      </w:r>
-      <w:r>
-        <w:rPr>
-          <w:rFonts w:hint="eastAsia"/>
-        </w:rPr>
-        <w:t xml:space="preserve">　・明日が〇曜日のときは、翌〇曜日にする</w:t>
-      </w:r>
-    </w:p>
-    <w:p>
-      <w:r>
-        <w:rPr>
-          <w:rFonts w:hint="eastAsia"/>
-        </w:rPr>
-        <w:t>・明日夜　・〇時</w:t>
-      </w:r>
-      <w:r>
-        <w:rPr>
-          <w:rFonts w:hint="eastAsia"/>
-        </w:rPr>
-        <w:t xml:space="preserve">　・明日が〇曜日のときは、翌〇曜日にする</w:t>
-      </w:r>
-    </w:p>
-    <w:p>
-      <w:r>
-        <w:rPr>
-          <w:rFonts w:hint="eastAsia"/>
-        </w:rPr>
-        <w:t>・週末</w:t>
-      </w:r>
-      <w:r>
-        <w:rPr>
-          <w:rFonts w:hint="eastAsia"/>
-        </w:rPr>
-        <w:t xml:space="preserve">　　〇曜日　〇時</w:t>
-      </w:r>
-    </w:p>
-    <w:p>
-      <w:r>
-        <w:rPr>
-          <w:rFonts w:hint="eastAsia"/>
-        </w:rPr>
-        <w:t>・月末　　・〇日　・毎月末　・毎月最後の〇曜日</w:t>
-      </w:r>
-    </w:p>
-    <w:p>
-      <w:r>
-        <w:rPr>
-          <w:rFonts w:hint="eastAsia"/>
-        </w:rPr>
-        <w:t>ボタン長押しでも設定画面にできる</w:t>
-      </w:r>
-    </w:p>
     <w:p/>
     <w:p/>
     <w:p>
@@ -1333,6 +1217,321 @@
         <w:rPr>
           <w:rFonts w:hint="eastAsia"/>
         </w:rPr>
+        <w:t>TODO</w:t>
+      </w:r>
+      <w:r>
+        <w:rPr>
+          <w:rFonts w:hint="eastAsia"/>
+        </w:rPr>
+        <w:t>やアイデア</w:t>
+      </w:r>
+      <w:r>
+        <w:rPr>
+          <w:rFonts w:hint="eastAsia"/>
+        </w:rPr>
+        <w:t>を書き込むことをメインとしたカレンダー</w:t>
+      </w:r>
+      <w:r>
+        <w:rPr>
+          <w:rFonts w:hint="eastAsia"/>
+        </w:rPr>
+        <w:t>。</w:t>
+      </w:r>
+    </w:p>
+    <w:p>
+      <w:r>
+        <w:rPr>
+          <w:rFonts w:hint="eastAsia"/>
+        </w:rPr>
+        <w:t>「TODO機能」を使うのではなくて、あくまで「予定」のタイトルあるいはメモ欄にやることを記入していくイメージ。</w:t>
+      </w:r>
+    </w:p>
+    <w:p/>
+    <w:p>
+      <w:r>
+        <w:rPr>
+          <w:rFonts w:hint="eastAsia"/>
+        </w:rPr>
+        <w:t>【単発書き込み機能】</w:t>
+      </w:r>
+    </w:p>
+    <w:p>
+      <w:r>
+        <w:rPr>
+          <w:rFonts w:hint="eastAsia"/>
+        </w:rPr>
+        <w:t>起動すると、すぐにメモ機能画面。</w:t>
+      </w:r>
+      <w:r>
+        <w:rPr>
+          <w:rFonts w:hint="eastAsia"/>
+        </w:rPr>
+        <w:t xml:space="preserve">　※ウィジェットでも起動。※声入力可能</w:t>
+      </w:r>
+    </w:p>
+    <w:p>
+      <w:r>
+        <w:rPr>
+          <w:rFonts w:hint="eastAsia"/>
+        </w:rPr>
+        <w:t>「今日中」「明日中」「週末」「月末」</w:t>
+      </w:r>
+    </w:p>
+    <w:p>
+      <w:r>
+        <w:rPr>
+          <w:rFonts w:hint="eastAsia"/>
+        </w:rPr>
+        <w:t>「今日夜」「明日夜」「来週」「来月」</w:t>
+      </w:r>
+    </w:p>
+    <w:p>
+      <w:r>
+        <w:rPr>
+          <w:rFonts w:hint="eastAsia"/>
+        </w:rPr>
+        <w:lastRenderedPageBreak/>
+        <w:t>のボタンで、今日中は１時間後の予定（枠は１時間）として、記録される。</w:t>
+      </w:r>
+    </w:p>
+    <w:p>
+      <w:r>
+        <w:rPr>
+          <w:rFonts w:hint="eastAsia"/>
+        </w:rPr>
+        <w:t>デフォルトをどれにするかは決められる。</w:t>
+      </w:r>
+    </w:p>
+    <w:p>
+      <w:r>
+        <w:rPr>
+          <w:rFonts w:hint="eastAsia"/>
+        </w:rPr>
+        <w:t>メモ機能のデフォルトで、「□」がある。</w:t>
+      </w:r>
+    </w:p>
+    <w:p>
+      <w:pPr>
+        <w:ind w:firstLineChars="100" w:firstLine="210"/>
+      </w:pPr>
+      <w:r>
+        <w:rPr>
+          <w:rFonts w:hint="eastAsia"/>
+        </w:rPr>
+        <w:t>□英語の勉強</w:t>
+      </w:r>
+    </w:p>
+    <w:p>
+      <w:r>
+        <w:rPr>
+          <w:rFonts w:hint="eastAsia"/>
+        </w:rPr>
+        <w:t>↑</w:t>
+      </w:r>
+    </w:p>
+    <w:p>
+      <w:pPr>
+        <w:rPr>
+          <w:rFonts w:ascii="Segoe UI Symbol" w:hAnsi="Segoe UI Symbol" w:cs="Segoe UI Symbol"/>
+        </w:rPr>
+      </w:pPr>
+      <w:r>
+        <w:rPr>
+          <w:rFonts w:hint="eastAsia"/>
+        </w:rPr>
+        <w:t>これを</w:t>
+      </w:r>
+      <w:r>
+        <w:rPr>
+          <w:rFonts w:ascii="Segoe UI Symbol" w:hAnsi="Segoe UI Symbol" w:cs="Segoe UI Symbol"/>
+        </w:rPr>
+        <w:t>☑</w:t>
+      </w:r>
+      <w:r>
+        <w:rPr>
+          <w:rFonts w:ascii="Segoe UI Symbol" w:hAnsi="Segoe UI Symbol" w:cs="Segoe UI Symbol" w:hint="eastAsia"/>
+        </w:rPr>
+        <w:t>にするボタン。「実行済」ボタン。（メモ欄の左にボタンを設置。□を</w:t>
+      </w:r>
+      <w:r>
+        <w:rPr>
+          <w:rFonts w:ascii="Segoe UI Symbol" w:hAnsi="Segoe UI Symbol" w:cs="Segoe UI Symbol"/>
+        </w:rPr>
+        <w:t>☑</w:t>
+      </w:r>
+      <w:r>
+        <w:rPr>
+          <w:rFonts w:ascii="Segoe UI Symbol" w:hAnsi="Segoe UI Symbol" w:cs="Segoe UI Symbol" w:hint="eastAsia"/>
+        </w:rPr>
+        <w:t>に変更）</w:t>
+      </w:r>
+    </w:p>
+    <w:p>
+      <w:pPr>
+        <w:rPr>
+          <w:rFonts w:ascii="Segoe UI Symbol" w:hAnsi="Segoe UI Symbol" w:cs="Segoe UI Symbol"/>
+        </w:rPr>
+      </w:pPr>
+      <w:r>
+        <w:rPr>
+          <w:rFonts w:ascii="Segoe UI Symbol" w:hAnsi="Segoe UI Symbol" w:cs="Segoe UI Symbol"/>
+        </w:rPr>
+        <w:t>☑</w:t>
+      </w:r>
+      <w:r>
+        <w:rPr>
+          <w:rFonts w:ascii="Segoe UI Symbol" w:hAnsi="Segoe UI Symbol" w:cs="Segoe UI Symbol" w:hint="eastAsia"/>
+        </w:rPr>
+        <w:t>したら色を変える、または消す　が選べる。</w:t>
+      </w:r>
+    </w:p>
+    <w:p/>
+    <w:p>
+      <w:r>
+        <w:rPr>
+          <w:rFonts w:hint="eastAsia"/>
+        </w:rPr>
+        <w:t>アラームは鳴らさない。</w:t>
+      </w:r>
+    </w:p>
+    <w:p/>
+    <w:p>
+      <w:r>
+        <w:rPr>
+          <w:rFonts w:hint="eastAsia"/>
+        </w:rPr>
+        <w:t>※週末にアイデアをためるとき、３０分ずつずらすかどうか。</w:t>
+      </w:r>
+    </w:p>
+    <w:p>
+      <w:r>
+        <w:rPr>
+          <w:rFonts w:hint="eastAsia"/>
+        </w:rPr>
+        <w:t>または、□としてメモ帳に追加していくシステムか。（有料だと選べる）</w:t>
+      </w:r>
+    </w:p>
+    <w:p/>
+    <w:p>
+      <w:r>
+        <w:t>TODO機能を使わずに、あくまでGoogleカレンダーの「予定」の「タイトル」あるいは「メモ欄」にやることを記入していくイメージです。</w:t>
+      </w:r>
+    </w:p>
+    <w:p/>
+    <w:p/>
+    <w:p>
+      <w:r>
+        <w:rPr>
+          <w:rFonts w:hint="eastAsia"/>
+        </w:rPr>
+        <w:t>「</w:t>
+      </w:r>
+      <w:r>
+        <w:rPr>
+          <w:rFonts w:hint="eastAsia"/>
+        </w:rPr>
+        <w:t>設定</w:t>
+      </w:r>
+      <w:r>
+        <w:rPr>
+          <w:rFonts w:hint="eastAsia"/>
+        </w:rPr>
+        <w:t>」</w:t>
+      </w:r>
+      <w:r>
+        <w:rPr>
+          <w:rFonts w:hint="eastAsia"/>
+        </w:rPr>
+        <w:t>で決められる</w:t>
+      </w:r>
+    </w:p>
+    <w:p>
+      <w:r>
+        <w:rPr>
+          <w:rFonts w:hint="eastAsia"/>
+        </w:rPr>
+        <w:t xml:space="preserve">・今日中　</w:t>
+      </w:r>
+      <w:r>
+        <w:rPr>
+          <w:rFonts w:hint="eastAsia"/>
+        </w:rPr>
+        <w:t>・〇分後、または、・〇時</w:t>
+      </w:r>
+    </w:p>
+    <w:p>
+      <w:r>
+        <w:rPr>
+          <w:rFonts w:hint="eastAsia"/>
+        </w:rPr>
+        <w:t>・今日夜　・〇時</w:t>
+      </w:r>
+    </w:p>
+    <w:p>
+      <w:r>
+        <w:rPr>
+          <w:rFonts w:hint="eastAsia"/>
+        </w:rPr>
+        <w:t>・明日中　・今と同じ時間　・〇時</w:t>
+      </w:r>
+      <w:r>
+        <w:rPr>
+          <w:rFonts w:hint="eastAsia"/>
+        </w:rPr>
+        <w:t xml:space="preserve">　・明日が〇曜日のときは、翌〇曜日にする</w:t>
+      </w:r>
+    </w:p>
+    <w:p>
+      <w:r>
+        <w:rPr>
+          <w:rFonts w:hint="eastAsia"/>
+        </w:rPr>
+        <w:t>・明日夜　・〇時</w:t>
+      </w:r>
+      <w:r>
+        <w:rPr>
+          <w:rFonts w:hint="eastAsia"/>
+        </w:rPr>
+        <w:t xml:space="preserve">　・明日が〇曜日のときは、翌〇曜日にする</w:t>
+      </w:r>
+    </w:p>
+    <w:p>
+      <w:r>
+        <w:rPr>
+          <w:rFonts w:hint="eastAsia"/>
+        </w:rPr>
+        <w:t>・週末</w:t>
+      </w:r>
+      <w:r>
+        <w:rPr>
+          <w:rFonts w:hint="eastAsia"/>
+        </w:rPr>
+        <w:t xml:space="preserve">　　〇曜日　〇時</w:t>
+      </w:r>
+    </w:p>
+    <w:p>
+      <w:r>
+        <w:rPr>
+          <w:rFonts w:hint="eastAsia"/>
+        </w:rPr>
+        <w:t>・月末　　・〇日　・毎月末　・毎月最後の〇曜日</w:t>
+      </w:r>
+    </w:p>
+    <w:p>
+      <w:r>
+        <w:rPr>
+          <w:rFonts w:hint="eastAsia"/>
+        </w:rPr>
+        <w:t>ボタン長押しでも設定画面にできる</w:t>
+      </w:r>
+    </w:p>
+    <w:p/>
+    <w:p/>
+    <w:p>
+      <w:r>
+        <w:rPr>
+          <w:rFonts w:hint="eastAsia"/>
+        </w:rPr>
         <w:t>【たくさん書き込み機能】</w:t>
       </w:r>
     </w:p>
@@ -1480,6 +1679,7 @@
         <w:rPr>
           <w:rFonts w:ascii="Segoe UI Symbol" w:hAnsi="Segoe UI Symbol" w:cs="Segoe UI Symbol" w:hint="eastAsia"/>
         </w:rPr>
+        <w:lastRenderedPageBreak/>
         <w:t xml:space="preserve">　</w:t>
       </w:r>
       <w:r>
@@ -1640,7 +1840,6 @@
         <w:rPr>
           <w:rFonts w:hint="eastAsia"/>
         </w:rPr>
-        <w:lastRenderedPageBreak/>
         <w:t>□国語の勉強</w:t>
       </w:r>
     </w:p>
@@ -1755,7 +1954,15 @@
         <w:br/>
       </w:r>
       <w:r>
-        <w:t>はい、その開発ステップは非常に合理的で、現代のアプリ開発における「王道」とも言える進め方です。まずはブラウザで動くWebアプリ（Vercel公開）を作り、それをベースに各プラットフォームへ展開するのは効率的です。</w:t>
+        <w:t>はい、その開発ステップは非常に合理的で、現代のアプリ開発における「王道」とも言える進め方です。まずはブラウザで動くWebアプリ（</w:t>
+      </w:r>
+      <w:proofErr w:type="spellStart"/>
+      <w:r>
+        <w:t>Vercel</w:t>
+      </w:r>
+      <w:proofErr w:type="spellEnd"/>
+      <w:r>
+        <w:t>公開）を作り、それをベースに各プラットフォームへ展開するのは効率的です。</w:t>
       </w:r>
     </w:p>
     <w:p>
@@ -1776,7 +1983,7 @@
     <w:p>
       <w:r>
         <w:pict w14:anchorId="2955A824">
-          <v:rect id="_x0000_i1025" style="width:0;height:1.5pt" o:hralign="center" o:hrstd="t" o:hrnoshade="t" o:hr="t" fillcolor="gray" stroked="f">
+          <v:rect id="_x0000_i1027" style="width:0;height:1.5pt" o:hralign="center" o:hrstd="t" o:hrnoshade="t" o:hr="t" fillcolor="gray" stroked="f">
             <v:textbox inset="5.85pt,.7pt,5.85pt,.7pt"/>
           </v:rect>
         </w:pict>
@@ -1820,7 +2027,15 @@
         <w:t>Webアプリ（React/Next.jsなど）:</w:t>
       </w:r>
       <w:r>
-        <w:t xml:space="preserve"> GitHub + Vercel で公開。ここでGoogle Calendar APIとの連携ロジック（未完了タスクの抽出など）を完成させます。</w:t>
+        <w:t xml:space="preserve"> GitHub + </w:t>
+      </w:r>
+      <w:proofErr w:type="spellStart"/>
+      <w:r>
+        <w:t>Vercel</w:t>
+      </w:r>
+      <w:proofErr w:type="spellEnd"/>
+      <w:r>
+        <w:t xml:space="preserve"> で公開。ここでGoogle Calendar APIとの連携ロジック（未完了タスクの抽出など）を完成させます。</w:t>
       </w:r>
     </w:p>
     <w:p>
@@ -1838,7 +2053,15 @@
         <w:t>PWA化:</w:t>
       </w:r>
       <w:r>
-        <w:t xml:space="preserve"> Webアプリに設定ファイル（Manifest.json）とキャッシュ制御（Service Worker）を追加するだけなので、変換は比較的容易です。</w:t>
+        <w:t xml:space="preserve"> Webアプリに設定ファイル（</w:t>
+      </w:r>
+      <w:proofErr w:type="spellStart"/>
+      <w:r>
+        <w:t>Manifest.json</w:t>
+      </w:r>
+      <w:proofErr w:type="spellEnd"/>
+      <w:r>
+        <w:t>）とキャッシュ制御（Service Worker）を追加するだけなので、変換は比較的容易です。</w:t>
       </w:r>
     </w:p>
     <w:p>
@@ -1862,7 +2085,7 @@
     <w:p>
       <w:r>
         <w:pict w14:anchorId="562024F9">
-          <v:rect id="_x0000_i1026" style="width:0;height:1.5pt" o:hralign="center" o:hrstd="t" o:hrnoshade="t" o:hr="t" fillcolor="gray" stroked="f">
+          <v:rect id="_x0000_i1028" style="width:0;height:1.5pt" o:hralign="center" o:hrstd="t" o:hrnoshade="t" o:hr="t" fillcolor="gray" stroked="f">
             <v:textbox inset="5.85pt,.7pt,5.85pt,.7pt"/>
           </v:rect>
         </w:pict>
@@ -1936,7 +2159,15 @@
         <w:t>Chrome拡張機能:</w:t>
       </w:r>
       <w:r>
-        <w:t xml:space="preserve"> セキュリティ上の理由から、通常のポップアップログインがブロックされることがあります。拡張機能専用の認証用API（chrome.identity）を使用するか、Firebase Authなどの対応ライブラリを使う必要があり、少しコードの書き換えが発生します。</w:t>
+        <w:t xml:space="preserve"> セキュリティ上の理由から、通常のポップアップログインがブロックされることがあります。拡張機能専用の認証用API（</w:t>
+      </w:r>
+      <w:proofErr w:type="spellStart"/>
+      <w:r>
+        <w:t>chrome.identity</w:t>
+      </w:r>
+      <w:proofErr w:type="spellEnd"/>
+      <w:r>
+        <w:t>）を使用するか、Firebase Authなどの対応ライブラリを使う必要があり、少しコードの書き換えが発生します。</w:t>
       </w:r>
     </w:p>
     <w:p>
@@ -2109,7 +2340,7 @@
     <w:p>
       <w:r>
         <w:pict w14:anchorId="2A3751A1">
-          <v:rect id="_x0000_i1027" style="width:0;height:1.5pt" o:hralign="center" o:hrstd="t" o:hrnoshade="t" o:hr="t" fillcolor="gray" stroked="f">
+          <v:rect id="_x0000_i1029" style="width:0;height:1.5pt" o:hralign="center" o:hrstd="t" o:hrnoshade="t" o:hr="t" fillcolor="gray" stroked="f">
             <v:textbox inset="5.85pt,.7pt,5.85pt,.7pt"/>
           </v:rect>
         </w:pict>
@@ -2239,7 +2470,15 @@
     </w:p>
     <w:p>
       <w:r>
-        <w:t>まずはVercelで「自分専用の便利ツール」として動くところまで作ってしまうのが、一番モチベーションが続く良いスタートラインだと思います！</w:t>
+        <w:t>まずは</w:t>
+      </w:r>
+      <w:proofErr w:type="spellStart"/>
+      <w:r>
+        <w:t>Vercel</w:t>
+      </w:r>
+      <w:proofErr w:type="spellEnd"/>
+      <w:r>
+        <w:t>で「自分専用の便利ツール」として動くところまで作ってしまうのが、一番モチベーションが続く良いスタートラインだと思います！</w:t>
       </w:r>
     </w:p>
     <w:p/>
@@ -2256,7 +2495,7 @@
     <w:p>
       <w:r>
         <w:pict w14:anchorId="18E2EE2F">
-          <v:rect id="_x0000_i1028" style="width:0;height:1.5pt" o:hralign="center" o:hrstd="t" o:hrnoshade="t" o:hr="t" fillcolor="gray" stroked="f">
+          <v:rect id="_x0000_i1030" style="width:0;height:1.5pt" o:hralign="center" o:hrstd="t" o:hrnoshade="t" o:hr="t" fillcolor="gray" stroked="f">
             <v:textbox inset="5.85pt,.7pt,5.85pt,.7pt"/>
           </v:rect>
         </w:pict>
@@ -2701,7 +2940,7 @@
     <w:p>
       <w:r>
         <w:pict w14:anchorId="54D84E40">
-          <v:rect id="_x0000_i1029" style="width:0;height:1.5pt" o:hralign="center" o:hrstd="t" o:hrnoshade="t" o:hr="t" fillcolor="gray" stroked="f">
+          <v:rect id="_x0000_i1031" style="width:0;height:1.5pt" o:hralign="center" o:hrstd="t" o:hrnoshade="t" o:hr="t" fillcolor="gray" stroked="f">
             <v:textbox inset="5.85pt,.7pt,5.85pt,.7pt"/>
           </v:rect>
         </w:pict>
@@ -2876,7 +3115,7 @@
     <w:p>
       <w:r>
         <w:pict w14:anchorId="093ECA8A">
-          <v:rect id="_x0000_i1030" style="width:0;height:1.5pt" o:hralign="center" o:hrstd="t" o:hrnoshade="t" o:hr="t" fillcolor="gray" stroked="f">
+          <v:rect id="_x0000_i1032" style="width:0;height:1.5pt" o:hralign="center" o:hrstd="t" o:hrnoshade="t" o:hr="t" fillcolor="gray" stroked="f">
             <v:textbox inset="5.85pt,.7pt,5.85pt,.7pt"/>
           </v:rect>
         </w:pict>
@@ -2993,7 +3232,7 @@
     <w:p>
       <w:r>
         <w:pict w14:anchorId="51F51FE9">
-          <v:rect id="_x0000_i1065" style="width:0;height:1.5pt" o:hralign="center" o:hrstd="t" o:hrnoshade="t" o:hr="t" fillcolor="gray" stroked="f">
+          <v:rect id="_x0000_i1033" style="width:0;height:1.5pt" o:hralign="center" o:hrstd="t" o:hrnoshade="t" o:hr="t" fillcolor="gray" stroked="f">
             <v:textbox inset="5.85pt,.7pt,5.85pt,.7pt"/>
           </v:rect>
         </w:pict>
@@ -3016,7 +3255,15 @@
     </w:p>
     <w:p>
       <w:r>
-        <w:t>PWAの場合、ログイン機能（Firebase Auth や Supabase など）を使い、データベース（DB）にユーザーごとのプラン情報を保存します。</w:t>
+        <w:t xml:space="preserve">PWAの場合、ログイン機能（Firebase Auth や </w:t>
+      </w:r>
+      <w:proofErr w:type="spellStart"/>
+      <w:r>
+        <w:t>Supabase</w:t>
+      </w:r>
+      <w:proofErr w:type="spellEnd"/>
+      <w:r>
+        <w:t xml:space="preserve"> など）を使い、データベース（DB）にユーザーごとのプラン情報を保存します。</w:t>
       </w:r>
     </w:p>
     <w:p>
@@ -3036,7 +3283,15 @@
     </w:p>
     <w:p>
       <w:r>
-        <w:t xml:space="preserve">  "uid": "user123",</w:t>
+        <w:t xml:space="preserve">  "</w:t>
+      </w:r>
+      <w:proofErr w:type="spellStart"/>
+      <w:r>
+        <w:t>uid</w:t>
+      </w:r>
+      <w:proofErr w:type="spellEnd"/>
+      <w:r>
+        <w:t>": "user123",</w:t>
       </w:r>
     </w:p>
     <w:p>
@@ -3051,7 +3306,23 @@
     </w:p>
     <w:p>
       <w:r>
-        <w:t xml:space="preserve">  "stripe_customer_id": "cus_..." </w:t>
+        <w:t xml:space="preserve">  "</w:t>
+      </w:r>
+      <w:proofErr w:type="spellStart"/>
+      <w:r>
+        <w:t>stripe_customer_id</w:t>
+      </w:r>
+      <w:proofErr w:type="spellEnd"/>
+      <w:r>
+        <w:t>": "</w:t>
+      </w:r>
+      <w:proofErr w:type="spellStart"/>
+      <w:r>
+        <w:t>cus</w:t>
+      </w:r>
+      <w:proofErr w:type="spellEnd"/>
+      <w:r>
+        <w:t xml:space="preserve">_..." </w:t>
       </w:r>
     </w:p>
     <w:p>
@@ -3075,8 +3346,21 @@
       </w:r>
     </w:p>
     <w:p>
-      <w:r>
-        <w:t>App.tsx 内で、DBから取得した plan 情報を変数 isPremium として管理します。</w:t>
+      <w:proofErr w:type="spellStart"/>
+      <w:r>
+        <w:t>App.tsx</w:t>
+      </w:r>
+      <w:proofErr w:type="spellEnd"/>
+      <w:r>
+        <w:t xml:space="preserve"> 内で、DBから取得した plan 情報を変数 </w:t>
+      </w:r>
+      <w:proofErr w:type="spellStart"/>
+      <w:r>
+        <w:t>isPremium</w:t>
+      </w:r>
+      <w:proofErr w:type="spellEnd"/>
+      <w:r>
+        <w:t xml:space="preserve"> として管理します。</w:t>
       </w:r>
     </w:p>
     <w:p>
@@ -3106,13 +3390,29 @@
     </w:p>
     <w:p>
       <w:r>
-        <w:t>function BackgroundList({ plan }: { plan: string }) {</w:t>
+        <w:t xml:space="preserve">function </w:t>
+      </w:r>
+      <w:proofErr w:type="spellStart"/>
+      <w:r>
+        <w:t>BackgroundList</w:t>
+      </w:r>
+      <w:proofErr w:type="spellEnd"/>
+      <w:r>
+        <w:t>({ plan }: { plan: string }) {</w:t>
       </w:r>
     </w:p>
     <w:p>
       <w:r>
         <w:lastRenderedPageBreak/>
-        <w:t xml:space="preserve">  const isPremium = plan === 'premium';</w:t>
+        <w:t xml:space="preserve">  const </w:t>
+      </w:r>
+      <w:proofErr w:type="spellStart"/>
+      <w:r>
+        <w:t>isPremium</w:t>
+      </w:r>
+      <w:proofErr w:type="spellEnd"/>
+      <w:r>
+        <w:t xml:space="preserve"> = plan === 'premium';</w:t>
       </w:r>
     </w:p>
     <w:p/>
@@ -3128,17 +3428,57 @@
     </w:p>
     <w:p>
       <w:r>
-        <w:t xml:space="preserve">      {BG_SERIES.map(series =&gt; (</w:t>
-      </w:r>
-    </w:p>
-    <w:p>
-      <w:r>
-        <w:t xml:space="preserve">        &lt;div key={series.id} className="relative"&gt;</w:t>
-      </w:r>
-    </w:p>
-    <w:p>
-      <w:r>
-        <w:t xml:space="preserve">          &lt;img src={series.files[0]} /&gt;</w:t>
+        <w:t xml:space="preserve">      {</w:t>
+      </w:r>
+      <w:proofErr w:type="spellStart"/>
+      <w:r>
+        <w:t>BG_SERIES.map</w:t>
+      </w:r>
+      <w:proofErr w:type="spellEnd"/>
+      <w:r>
+        <w:t>(series =&gt; (</w:t>
+      </w:r>
+    </w:p>
+    <w:p>
+      <w:r>
+        <w:t xml:space="preserve">        &lt;div key={series.id} </w:t>
+      </w:r>
+      <w:proofErr w:type="spellStart"/>
+      <w:r>
+        <w:t>className</w:t>
+      </w:r>
+      <w:proofErr w:type="spellEnd"/>
+      <w:r>
+        <w:t>="relative"&gt;</w:t>
+      </w:r>
+    </w:p>
+    <w:p>
+      <w:r>
+        <w:t xml:space="preserve">          &lt;</w:t>
+      </w:r>
+      <w:proofErr w:type="spellStart"/>
+      <w:r>
+        <w:t>img</w:t>
+      </w:r>
+      <w:proofErr w:type="spellEnd"/>
+      <w:r>
+        <w:t xml:space="preserve"> </w:t>
+      </w:r>
+      <w:proofErr w:type="spellStart"/>
+      <w:r>
+        <w:t>src</w:t>
+      </w:r>
+      <w:proofErr w:type="spellEnd"/>
+      <w:r>
+        <w:t>={</w:t>
+      </w:r>
+      <w:proofErr w:type="spellStart"/>
+      <w:r>
+        <w:t>series.files</w:t>
+      </w:r>
+      <w:proofErr w:type="spellEnd"/>
+      <w:r>
+        <w:t>[0]} /&gt;</w:t>
       </w:r>
     </w:p>
     <w:p>
@@ -3148,17 +3488,49 @@
     </w:p>
     <w:p>
       <w:r>
-        <w:t xml:space="preserve">          {!isPremium &amp;&amp; series.id === 's3' &amp;&amp; (</w:t>
-      </w:r>
-    </w:p>
-    <w:p>
-      <w:r>
-        <w:t xml:space="preserve">            &lt;div className="absolute inset-0 bg-black/40 flex items-center justify-center"&gt;</w:t>
-      </w:r>
-    </w:p>
-    <w:p>
-      <w:r>
-        <w:t xml:space="preserve">              &lt;span className="text-white"&gt;</w:t>
+        <w:t xml:space="preserve">          {!</w:t>
+      </w:r>
+      <w:proofErr w:type="spellStart"/>
+      <w:r>
+        <w:t>isPremium</w:t>
+      </w:r>
+      <w:proofErr w:type="spellEnd"/>
+      <w:r>
+        <w:t xml:space="preserve"> &amp;&amp; series.id === 's3' &amp;&amp; (</w:t>
+      </w:r>
+    </w:p>
+    <w:p>
+      <w:r>
+        <w:t xml:space="preserve">            &lt;div </w:t>
+      </w:r>
+      <w:proofErr w:type="spellStart"/>
+      <w:r>
+        <w:t>className</w:t>
+      </w:r>
+      <w:proofErr w:type="spellEnd"/>
+      <w:r>
+        <w:t xml:space="preserve">="absolute inset-0 </w:t>
+      </w:r>
+      <w:proofErr w:type="spellStart"/>
+      <w:r>
+        <w:t>bg</w:t>
+      </w:r>
+      <w:proofErr w:type="spellEnd"/>
+      <w:r>
+        <w:t>-black/40 flex items-center justify-center"&gt;</w:t>
+      </w:r>
+    </w:p>
+    <w:p>
+      <w:r>
+        <w:t xml:space="preserve">              &lt;span </w:t>
+      </w:r>
+      <w:proofErr w:type="spellStart"/>
+      <w:r>
+        <w:t>className</w:t>
+      </w:r>
+      <w:proofErr w:type="spellEnd"/>
+      <w:r>
+        <w:t>="text-white"&gt;</w:t>
       </w:r>
       <w:r>
         <w:rPr>
@@ -3232,7 +3604,15 @@
     </w:p>
     <w:p>
       <w:r>
-        <w:t>const handleSave = async () =&gt; {</w:t>
+        <w:t xml:space="preserve">const </w:t>
+      </w:r>
+      <w:proofErr w:type="spellStart"/>
+      <w:r>
+        <w:t>handleSave</w:t>
+      </w:r>
+      <w:proofErr w:type="spellEnd"/>
+      <w:r>
+        <w:t xml:space="preserve"> = async () =&gt; {</w:t>
       </w:r>
     </w:p>
     <w:p>
@@ -3273,7 +3653,7 @@
     <w:p>
       <w:r>
         <w:pict w14:anchorId="43D60DC7">
-          <v:rect id="_x0000_i1066" style="width:0;height:1.5pt" o:hralign="center" o:hrstd="t" o:hrnoshade="t" o:hr="t" fillcolor="gray" stroked="f">
+          <v:rect id="_x0000_i1034" style="width:0;height:1.5pt" o:hralign="center" o:hrstd="t" o:hrnoshade="t" o:hr="t" fillcolor="gray" stroked="f">
             <v:textbox inset="5.85pt,.7pt,5.85pt,.7pt"/>
           </v:rect>
         </w:pict>
@@ -3429,7 +3809,7 @@
     <w:p>
       <w:r>
         <w:pict w14:anchorId="05DB66DC">
-          <v:rect id="_x0000_i1067" style="width:0;height:1.5pt" o:hralign="center" o:hrstd="t" o:hrnoshade="t" o:hr="t" fillcolor="gray" stroked="f">
+          <v:rect id="_x0000_i1035" style="width:0;height:1.5pt" o:hralign="center" o:hrstd="t" o:hrnoshade="t" o:hr="t" fillcolor="gray" stroked="f">
             <v:textbox inset="5.85pt,.7pt,5.85pt,.7pt"/>
           </v:rect>
         </w:pict>
@@ -3472,6 +3852,7 @@
       <w:r>
         <w:t xml:space="preserve"> </w:t>
       </w:r>
+      <w:proofErr w:type="spellStart"/>
       <w:r>
         <w:rPr>
           <w:b/>
@@ -3479,6 +3860,7 @@
         </w:rPr>
         <w:t>Supabase</w:t>
       </w:r>
+      <w:proofErr w:type="spellEnd"/>
       <w:r>
         <w:t>（Stripe連携用のテンプレートが充実しています）</w:t>
       </w:r>
@@ -3564,13 +3946,7 @@
         <w:t>実装の中で、特定の箇所（Stripeとの接続部分など）をより詳しく知りたい場合は教えてください。</w:t>
       </w:r>
     </w:p>
-    <w:p>
-      <w:pPr>
-        <w:rPr>
-          <w:rFonts w:hint="eastAsia"/>
-        </w:rPr>
-      </w:pPr>
-    </w:p>
+    <w:p/>
     <w:sectPr>
       <w:pgSz w:w="11906" w:h="16838"/>
       <w:pgMar w:top="1985" w:right="1701" w:bottom="1701" w:left="1701" w:header="851" w:footer="992" w:gutter="0"/>
@@ -6040,7 +6416,7 @@
   <w:style w:type="paragraph" w:default="1" w:styleId="a">
     <w:name w:val="Normal"/>
     <w:qFormat/>
-    <w:rsid w:val="0056208B"/>
+    <w:rsid w:val="00FD4B19"/>
     <w:pPr>
       <w:widowControl w:val="0"/>
     </w:pPr>
@@ -6245,6 +6621,7 @@
   <w:style w:type="character" w:default="1" w:styleId="a0">
     <w:name w:val="Default Paragraph Font"/>
     <w:uiPriority w:val="1"/>
+    <w:semiHidden/>
     <w:unhideWhenUsed/>
   </w:style>
   <w:style w:type="table" w:default="1" w:styleId="a1">

--- a/新しいカレンダーアプリ企画（アイデア用）20260514.docx
+++ b/新しいカレンダーアプリ企画（アイデア用）20260514.docx
@@ -64,99 +64,173 @@
       </w:r>
     </w:p>
     <w:p>
-      <w:pPr>
+      <w:r>
         <w:rPr>
           <w:rFonts w:hint="eastAsia"/>
         </w:rPr>
-      </w:pPr>
+        <w:t>・クイックメモの、記入欄が上。（「今日中」「明日中」「明日中」・・・）などの枠は、その下に。・「リストメモ」画面の空欄「□やること」の右側に、ごみ箱マークの削除ボタン（その枠が消える）。</w:t>
+      </w:r>
+    </w:p>
+    <w:p>
+      <w:r>
+        <w:br/>
+      </w:r>
       <w:r>
         <w:rPr>
           <w:rFonts w:hint="eastAsia"/>
         </w:rPr>
-        <w:t>・クイックメモの、記入欄が上。（「今日中」「明日中」「明日中」・・・）などの枠は、その下に。</w:t>
+        <w:t>・リストメモも、記入欄が上。（「今日中」「明日中」「明日中」・・・）などの枠は、その下に。・「リストメモ」画面の空欄「□やること」の右側に、ごみ箱マークの削除ボタン（その枠が消える）。</w:t>
+      </w:r>
+    </w:p>
+    <w:p>
+      <w:r>
+        <w:br/>
       </w:r>
       <w:r>
         <w:rPr>
           <w:rFonts w:hint="eastAsia"/>
         </w:rPr>
-        <w:t>・「リストメモ」画面の空欄「□やること」の右側に、ごみ箱マークの削除ボタン（その枠が消える）。</w:t>
-      </w:r>
-    </w:p>
-    <w:p>
-      <w:pPr>
+        <w:t>・デフォルトの「日本語の勉強」を「やること」に変換</w:t>
+      </w:r>
+    </w:p>
+    <w:p/>
+    <w:p>
+      <w:r>
         <w:rPr>
           <w:rFonts w:hint="eastAsia"/>
         </w:rPr>
-      </w:pPr>
+        <w:t>・デフォルトで、「□　」を入力させる。入力候補ではなく既に枠内に入力されている状態で。入力欄が上、「今日中」「明日中」などの選択肢は下に。</w:t>
+      </w:r>
+    </w:p>
+    <w:p/>
+    <w:p>
+      <w:r>
+        <w:rPr>
+          <w:rFonts w:hint="eastAsia"/>
+        </w:rPr>
+        <w:t>・「リストメモ」画面の空欄「□やること」の右側に、ごみ箱マークの削除ボタン</w:t>
+      </w:r>
+      <w:r>
+        <w:rPr>
+          <w:rFonts w:hint="eastAsia"/>
+        </w:rPr>
+        <w:t>（その枠が消える）</w:t>
+      </w:r>
+      <w:r>
+        <w:rPr>
+          <w:rFonts w:hint="eastAsia"/>
+        </w:rPr>
+        <w:t>。</w:t>
+      </w:r>
+    </w:p>
+    <w:p/>
+    <w:p/>
+    <w:p/>
+    <w:p>
+      <w:r>
+        <w:t xml:space="preserve">              type="text" </w:t>
+      </w:r>
+    </w:p>
+    <w:p>
+      <w:r>
+        <w:t xml:space="preserve">              </w:t>
+      </w:r>
+      <w:proofErr w:type="spellStart"/>
+      <w:r>
+        <w:t>className</w:t>
+      </w:r>
+      <w:proofErr w:type="spellEnd"/>
+      <w:r>
+        <w:t>="text-input"</w:t>
+      </w:r>
+    </w:p>
+    <w:p>
+      <w:r>
+        <w:t xml:space="preserve">              value={</w:t>
+      </w:r>
+      <w:proofErr w:type="spellStart"/>
+      <w:r>
+        <w:t>item.text</w:t>
+      </w:r>
+      <w:proofErr w:type="spellEnd"/>
+      <w:r>
+        <w:t>}</w:t>
+      </w:r>
+    </w:p>
+    <w:p>
+      <w:r>
+        <w:t xml:space="preserve">              </w:t>
+      </w:r>
+      <w:proofErr w:type="spellStart"/>
+      <w:r>
+        <w:t>onChange</w:t>
+      </w:r>
+      <w:proofErr w:type="spellEnd"/>
+      <w:r>
+        <w:t xml:space="preserve">={(e) =&gt; </w:t>
+      </w:r>
+      <w:proofErr w:type="spellStart"/>
+      <w:r>
+        <w:t>handleTextChange</w:t>
+      </w:r>
+      <w:proofErr w:type="spellEnd"/>
+      <w:r>
+        <w:t xml:space="preserve">(item.id, </w:t>
+      </w:r>
+      <w:proofErr w:type="spellStart"/>
+      <w:r>
+        <w:t>e.target.value</w:t>
+      </w:r>
+      <w:proofErr w:type="spellEnd"/>
+      <w:r>
+        <w:t>)}</w:t>
+      </w:r>
+    </w:p>
+    <w:p>
+      <w:r>
+        <w:t xml:space="preserve">              placeholder="やること"</w:t>
+      </w:r>
+    </w:p>
+    <w:p>
+      <w:r>
+        <w:t xml:space="preserve">              style={{ </w:t>
+      </w:r>
+      <w:proofErr w:type="spellStart"/>
+      <w:r>
+        <w:t>textDecoration</w:t>
+      </w:r>
+      <w:proofErr w:type="spellEnd"/>
+      <w:r>
+        <w:t xml:space="preserve">: </w:t>
+      </w:r>
+      <w:proofErr w:type="spellStart"/>
+      <w:r>
+        <w:t>item.checked</w:t>
+      </w:r>
+      <w:proofErr w:type="spellEnd"/>
+      <w:r>
+        <w:t xml:space="preserve"> ? 'line-through' : 'none', opacity: </w:t>
+      </w:r>
+      <w:proofErr w:type="spellStart"/>
+      <w:r>
+        <w:t>item.checked</w:t>
+      </w:r>
+      <w:proofErr w:type="spellEnd"/>
+      <w:r>
+        <w:t xml:space="preserve"> ? 0.6 : 1 }}</w:t>
+      </w:r>
       <w:r>
         <w:br/>
       </w:r>
-      <w:r>
+    </w:p>
+    <w:p/>
+    <w:p>
+      <w:pPr>
         <w:rPr>
           <w:rFonts w:hint="eastAsia"/>
         </w:rPr>
-        <w:t>・</w:t>
-      </w:r>
-      <w:r>
-        <w:rPr>
-          <w:rFonts w:hint="eastAsia"/>
-        </w:rPr>
-        <w:t>リストメモも、</w:t>
-      </w:r>
-      <w:r>
-        <w:rPr>
-          <w:rFonts w:hint="eastAsia"/>
-        </w:rPr>
-        <w:t>記入欄が上。（「今日中」「明日中」「明日中」・・・）などの枠は、その下に。・「リストメモ」画面の空欄「□やること」の右側に、ごみ箱マークの削除ボタン（その枠が消える）。</w:t>
-      </w:r>
-    </w:p>
-    <w:p>
-      <w:r>
-        <w:br/>
-      </w:r>
-      <w:r>
-        <w:rPr>
-          <w:rFonts w:hint="eastAsia"/>
-        </w:rPr>
-        <w:t>・デフォルトの「日本語の勉強」を「やること」に変換</w:t>
-      </w:r>
-    </w:p>
-    <w:p/>
-    <w:p>
-      <w:r>
-        <w:rPr>
-          <w:rFonts w:hint="eastAsia"/>
-        </w:rPr>
-        <w:t>・デフォルトで、「□　」を入力させる。入力候補ではなく既に枠内に入力されている状態で。入力欄が上、「今日中」「明日中」などの選択肢は下に。</w:t>
-      </w:r>
-    </w:p>
-    <w:p/>
-    <w:p>
-      <w:pPr>
-        <w:rPr>
-          <w:rFonts w:hint="eastAsia"/>
-        </w:rPr>
-      </w:pPr>
-      <w:r>
-        <w:rPr>
-          <w:rFonts w:hint="eastAsia"/>
-        </w:rPr>
-        <w:t>・「リストメモ」画面の空欄「□やること」の右側に、ごみ箱マークの削除ボタン</w:t>
-      </w:r>
-      <w:r>
-        <w:rPr>
-          <w:rFonts w:hint="eastAsia"/>
-        </w:rPr>
-        <w:t>（その枠が消える）</w:t>
-      </w:r>
-      <w:r>
-        <w:rPr>
-          <w:rFonts w:hint="eastAsia"/>
-        </w:rPr>
-        <w:t>。</w:t>
-      </w:r>
-    </w:p>
-    <w:p/>
+      </w:pPr>
+    </w:p>
     <w:p/>
     <w:p>
       <w:r>
@@ -301,7 +375,6 @@
         </w:numPr>
       </w:pPr>
       <w:r>
-        <w:lastRenderedPageBreak/>
         <w:t>Googleログインの状態管理、カレンダーデータの取得（Fetch）・保存・更新のロジック、編集モードの切り替えなどをすべてここで制御しています。</w:t>
       </w:r>
     </w:p>
@@ -565,6 +638,7 @@
           <w:b/>
           <w:bCs/>
         </w:rPr>
+        <w:lastRenderedPageBreak/>
         <w:t>3. デザイン・スタイル</w:t>
       </w:r>
     </w:p>
@@ -714,7 +788,6 @@
           <w:b/>
           <w:bCs/>
         </w:rPr>
-        <w:lastRenderedPageBreak/>
         <w:t>api</w:t>
       </w:r>
       <w:proofErr w:type="spellEnd"/>
@@ -1290,7 +1363,6 @@
         <w:rPr>
           <w:rFonts w:hint="eastAsia"/>
         </w:rPr>
-        <w:lastRenderedPageBreak/>
         <w:t>のボタンで、今日中は１時間後の予定（枠は１時間）として、記録される。</w:t>
       </w:r>
     </w:p>
@@ -1522,6 +1594,7 @@
         <w:rPr>
           <w:rFonts w:hint="eastAsia"/>
         </w:rPr>
+        <w:lastRenderedPageBreak/>
         <w:t>ボタン長押しでも設定画面にできる</w:t>
       </w:r>
     </w:p>
@@ -1679,245 +1752,245 @@
         <w:rPr>
           <w:rFonts w:ascii="Segoe UI Symbol" w:hAnsi="Segoe UI Symbol" w:cs="Segoe UI Symbol" w:hint="eastAsia"/>
         </w:rPr>
+        <w:t xml:space="preserve">　</w:t>
+      </w:r>
+      <w:r>
+        <w:rPr>
+          <w:rFonts w:ascii="Segoe UI Symbol" w:hAnsi="Segoe UI Symbol" w:cs="Segoe UI Symbol" w:hint="eastAsia"/>
+        </w:rPr>
+        <w:t>□</w:t>
+      </w:r>
+    </w:p>
+    <w:p>
+      <w:pPr>
+        <w:rPr>
+          <w:rFonts w:ascii="Segoe UI Symbol" w:hAnsi="Segoe UI Symbol" w:cs="Segoe UI Symbol"/>
+        </w:rPr>
+      </w:pPr>
+      <w:r>
+        <w:rPr>
+          <w:rFonts w:hint="eastAsia"/>
+        </w:rPr>
+        <w:t>これを</w:t>
+      </w:r>
+      <w:r>
+        <w:rPr>
+          <w:rFonts w:ascii="Segoe UI Symbol" w:hAnsi="Segoe UI Symbol" w:cs="Segoe UI Symbol"/>
+        </w:rPr>
+        <w:t>☑</w:t>
+      </w:r>
+      <w:r>
+        <w:rPr>
+          <w:rFonts w:ascii="Segoe UI Symbol" w:hAnsi="Segoe UI Symbol" w:cs="Segoe UI Symbol" w:hint="eastAsia"/>
+        </w:rPr>
+        <w:t>にするボタン。「実行済」ボタン。（メモ欄の左にボタンを設置。□を</w:t>
+      </w:r>
+      <w:r>
+        <w:rPr>
+          <w:rFonts w:ascii="Segoe UI Symbol" w:hAnsi="Segoe UI Symbol" w:cs="Segoe UI Symbol"/>
+        </w:rPr>
+        <w:t>☑</w:t>
+      </w:r>
+      <w:r>
+        <w:rPr>
+          <w:rFonts w:ascii="Segoe UI Symbol" w:hAnsi="Segoe UI Symbol" w:cs="Segoe UI Symbol" w:hint="eastAsia"/>
+        </w:rPr>
+        <w:t>に変更）</w:t>
+      </w:r>
+    </w:p>
+    <w:p>
+      <w:pPr>
+        <w:rPr>
+          <w:rFonts w:ascii="Segoe UI Symbol" w:hAnsi="Segoe UI Symbol" w:cs="Segoe UI Symbol"/>
+        </w:rPr>
+      </w:pPr>
+      <w:r>
+        <w:rPr>
+          <w:rFonts w:ascii="Segoe UI Symbol" w:hAnsi="Segoe UI Symbol" w:cs="Segoe UI Symbol"/>
+        </w:rPr>
+        <w:t>☑</w:t>
+      </w:r>
+      <w:r>
+        <w:rPr>
+          <w:rFonts w:ascii="Segoe UI Symbol" w:hAnsi="Segoe UI Symbol" w:cs="Segoe UI Symbol" w:hint="eastAsia"/>
+        </w:rPr>
+        <w:t>したら色を変える、または消す　が選べる。</w:t>
+      </w:r>
+    </w:p>
+    <w:p>
+      <w:pPr>
+        <w:rPr>
+          <w:rFonts w:ascii="Segoe UI Symbol" w:hAnsi="Segoe UI Symbol" w:cs="Segoe UI Symbol"/>
+        </w:rPr>
+      </w:pPr>
+      <w:r>
+        <w:rPr>
+          <w:rFonts w:ascii="Segoe UI Symbol" w:hAnsi="Segoe UI Symbol" w:cs="Segoe UI Symbol" w:hint="eastAsia"/>
+        </w:rPr>
+        <w:t>１つずつ実行済みできるし、全部実行済みもできる。（メモ左側各ボタンの上にボタン）</w:t>
+      </w:r>
+    </w:p>
+    <w:p>
+      <w:pPr>
+        <w:rPr>
+          <w:rFonts w:ascii="Segoe UI Symbol" w:hAnsi="Segoe UI Symbol" w:cs="Segoe UI Symbol"/>
+        </w:rPr>
+      </w:pPr>
+    </w:p>
+    <w:p>
+      <w:pPr>
+        <w:rPr>
+          <w:rFonts w:ascii="Segoe UI Symbol" w:hAnsi="Segoe UI Symbol" w:cs="Segoe UI Symbol"/>
+        </w:rPr>
+      </w:pPr>
+    </w:p>
+    <w:p>
+      <w:pPr>
+        <w:rPr>
+          <w:rFonts w:ascii="Segoe UI Symbol" w:hAnsi="Segoe UI Symbol" w:cs="Segoe UI Symbol"/>
+        </w:rPr>
+      </w:pPr>
+      <w:r>
+        <w:rPr>
+          <w:rFonts w:ascii="Segoe UI Symbol" w:hAnsi="Segoe UI Symbol" w:cs="Segoe UI Symbol" w:hint="eastAsia"/>
+        </w:rPr>
+        <w:t>残っている□は、</w:t>
+      </w:r>
+    </w:p>
+    <w:p>
+      <w:r>
+        <w:rPr>
+          <w:rFonts w:hint="eastAsia"/>
+        </w:rPr>
+        <w:t>「今日中」「明日中」「週末」「月末」</w:t>
+      </w:r>
+    </w:p>
+    <w:p>
+      <w:r>
+        <w:rPr>
+          <w:rFonts w:hint="eastAsia"/>
+        </w:rPr>
+        <w:t>「今日夜」「明日夜」「来週」「来月」</w:t>
+      </w:r>
+    </w:p>
+    <w:p>
+      <w:r>
+        <w:rPr>
+          <w:rFonts w:hint="eastAsia"/>
+        </w:rPr>
+        <w:t>に再設定できる。</w:t>
+      </w:r>
+      <w:r>
+        <w:rPr>
+          <w:rFonts w:hint="eastAsia"/>
+        </w:rPr>
+        <w:t>（デフォルトは明日中）</w:t>
+      </w:r>
+    </w:p>
+    <w:p/>
+    <w:p>
+      <w:r>
+        <w:rPr>
+          <w:rFonts w:hint="eastAsia"/>
+        </w:rPr>
+        <w:t>例えば、メモ欄に</w:t>
+      </w:r>
+    </w:p>
+    <w:p>
+      <w:r>
+        <w:rPr>
+          <w:rFonts w:ascii="Segoe UI Symbol" w:hAnsi="Segoe UI Symbol" w:cs="Segoe UI Symbol"/>
+        </w:rPr>
+        <w:t>☑</w:t>
+      </w:r>
+      <w:r>
+        <w:t>英語の勉強</w:t>
+      </w:r>
+    </w:p>
+    <w:p>
+      <w:r>
+        <w:rPr>
+          <w:rFonts w:hint="eastAsia"/>
+        </w:rPr>
+        <w:t>□国語の勉強</w:t>
+      </w:r>
+    </w:p>
+    <w:p>
+      <w:r>
+        <w:rPr>
+          <w:rFonts w:ascii="Segoe UI Symbol" w:hAnsi="Segoe UI Symbol" w:cs="Segoe UI Symbol"/>
+        </w:rPr>
+        <w:t>☑</w:t>
+      </w:r>
+      <w:r>
+        <w:t>算数の勉強</w:t>
+      </w:r>
+    </w:p>
+    <w:p>
+      <w:r>
+        <w:rPr>
+          <w:rFonts w:hint="eastAsia"/>
+        </w:rPr>
+        <w:t>□理科の勉強</w:t>
+      </w:r>
+    </w:p>
+    <w:p>
+      <w:r>
+        <w:rPr>
+          <w:rFonts w:hint="eastAsia"/>
+        </w:rPr>
+        <w:t>□社会の勉強</w:t>
+      </w:r>
+    </w:p>
+    <w:p/>
+    <w:p>
+      <w:r>
+        <w:rPr>
+          <w:rFonts w:hint="eastAsia"/>
+        </w:rPr>
+        <w:t>とある予定があるとして、そこで「</w:t>
+      </w:r>
+      <w:r>
+        <w:rPr>
+          <w:rFonts w:ascii="Segoe UI Symbol" w:hAnsi="Segoe UI Symbol" w:cs="Segoe UI Symbol"/>
+        </w:rPr>
+        <w:t>☑</w:t>
+      </w:r>
+      <w:r>
+        <w:t>がついてない・あるいは□がついている」メモ部分だけをコピーして、翌日の予定を設定して、そのメモ欄に「</w:t>
+      </w:r>
+      <w:r>
+        <w:rPr>
+          <w:rFonts w:ascii="Segoe UI Symbol" w:hAnsi="Segoe UI Symbol" w:cs="Segoe UI Symbol"/>
+        </w:rPr>
+        <w:t>☑</w:t>
+      </w:r>
+      <w:r>
+        <w:t>がついてない・あるいは□がついている」メモ部分をペーストする、という処理</w:t>
+      </w:r>
+      <w:r>
+        <w:rPr>
+          <w:rFonts w:hint="eastAsia"/>
+        </w:rPr>
+        <w:t>。</w:t>
+      </w:r>
+    </w:p>
+    <w:p/>
+    <w:p>
+      <w:r>
+        <w:rPr>
+          <w:rFonts w:hint="eastAsia"/>
+        </w:rPr>
+        <w:t>写真も貼り付けるようにする？</w:t>
+      </w:r>
+    </w:p>
+    <w:p/>
+    <w:p>
+      <w:r>
+        <w:rPr>
+          <w:rFonts w:hint="eastAsia"/>
+        </w:rPr>
         <w:lastRenderedPageBreak/>
-        <w:t xml:space="preserve">　</w:t>
-      </w:r>
-      <w:r>
-        <w:rPr>
-          <w:rFonts w:ascii="Segoe UI Symbol" w:hAnsi="Segoe UI Symbol" w:cs="Segoe UI Symbol" w:hint="eastAsia"/>
-        </w:rPr>
-        <w:t>□</w:t>
-      </w:r>
-    </w:p>
-    <w:p>
-      <w:pPr>
-        <w:rPr>
-          <w:rFonts w:ascii="Segoe UI Symbol" w:hAnsi="Segoe UI Symbol" w:cs="Segoe UI Symbol"/>
-        </w:rPr>
-      </w:pPr>
-      <w:r>
-        <w:rPr>
-          <w:rFonts w:hint="eastAsia"/>
-        </w:rPr>
-        <w:t>これを</w:t>
-      </w:r>
-      <w:r>
-        <w:rPr>
-          <w:rFonts w:ascii="Segoe UI Symbol" w:hAnsi="Segoe UI Symbol" w:cs="Segoe UI Symbol"/>
-        </w:rPr>
-        <w:t>☑</w:t>
-      </w:r>
-      <w:r>
-        <w:rPr>
-          <w:rFonts w:ascii="Segoe UI Symbol" w:hAnsi="Segoe UI Symbol" w:cs="Segoe UI Symbol" w:hint="eastAsia"/>
-        </w:rPr>
-        <w:t>にするボタン。「実行済」ボタン。（メモ欄の左にボタンを設置。□を</w:t>
-      </w:r>
-      <w:r>
-        <w:rPr>
-          <w:rFonts w:ascii="Segoe UI Symbol" w:hAnsi="Segoe UI Symbol" w:cs="Segoe UI Symbol"/>
-        </w:rPr>
-        <w:t>☑</w:t>
-      </w:r>
-      <w:r>
-        <w:rPr>
-          <w:rFonts w:ascii="Segoe UI Symbol" w:hAnsi="Segoe UI Symbol" w:cs="Segoe UI Symbol" w:hint="eastAsia"/>
-        </w:rPr>
-        <w:t>に変更）</w:t>
-      </w:r>
-    </w:p>
-    <w:p>
-      <w:pPr>
-        <w:rPr>
-          <w:rFonts w:ascii="Segoe UI Symbol" w:hAnsi="Segoe UI Symbol" w:cs="Segoe UI Symbol"/>
-        </w:rPr>
-      </w:pPr>
-      <w:r>
-        <w:rPr>
-          <w:rFonts w:ascii="Segoe UI Symbol" w:hAnsi="Segoe UI Symbol" w:cs="Segoe UI Symbol"/>
-        </w:rPr>
-        <w:t>☑</w:t>
-      </w:r>
-      <w:r>
-        <w:rPr>
-          <w:rFonts w:ascii="Segoe UI Symbol" w:hAnsi="Segoe UI Symbol" w:cs="Segoe UI Symbol" w:hint="eastAsia"/>
-        </w:rPr>
-        <w:t>したら色を変える、または消す　が選べる。</w:t>
-      </w:r>
-    </w:p>
-    <w:p>
-      <w:pPr>
-        <w:rPr>
-          <w:rFonts w:ascii="Segoe UI Symbol" w:hAnsi="Segoe UI Symbol" w:cs="Segoe UI Symbol"/>
-        </w:rPr>
-      </w:pPr>
-      <w:r>
-        <w:rPr>
-          <w:rFonts w:ascii="Segoe UI Symbol" w:hAnsi="Segoe UI Symbol" w:cs="Segoe UI Symbol" w:hint="eastAsia"/>
-        </w:rPr>
-        <w:t>１つずつ実行済みできるし、全部実行済みもできる。（メモ左側各ボタンの上にボタン）</w:t>
-      </w:r>
-    </w:p>
-    <w:p>
-      <w:pPr>
-        <w:rPr>
-          <w:rFonts w:ascii="Segoe UI Symbol" w:hAnsi="Segoe UI Symbol" w:cs="Segoe UI Symbol"/>
-        </w:rPr>
-      </w:pPr>
-    </w:p>
-    <w:p>
-      <w:pPr>
-        <w:rPr>
-          <w:rFonts w:ascii="Segoe UI Symbol" w:hAnsi="Segoe UI Symbol" w:cs="Segoe UI Symbol"/>
-        </w:rPr>
-      </w:pPr>
-    </w:p>
-    <w:p>
-      <w:pPr>
-        <w:rPr>
-          <w:rFonts w:ascii="Segoe UI Symbol" w:hAnsi="Segoe UI Symbol" w:cs="Segoe UI Symbol"/>
-        </w:rPr>
-      </w:pPr>
-      <w:r>
-        <w:rPr>
-          <w:rFonts w:ascii="Segoe UI Symbol" w:hAnsi="Segoe UI Symbol" w:cs="Segoe UI Symbol" w:hint="eastAsia"/>
-        </w:rPr>
-        <w:t>残っている□は、</w:t>
-      </w:r>
-    </w:p>
-    <w:p>
-      <w:r>
-        <w:rPr>
-          <w:rFonts w:hint="eastAsia"/>
-        </w:rPr>
-        <w:t>「今日中」「明日中」「週末」「月末」</w:t>
-      </w:r>
-    </w:p>
-    <w:p>
-      <w:r>
-        <w:rPr>
-          <w:rFonts w:hint="eastAsia"/>
-        </w:rPr>
-        <w:t>「今日夜」「明日夜」「来週」「来月」</w:t>
-      </w:r>
-    </w:p>
-    <w:p>
-      <w:r>
-        <w:rPr>
-          <w:rFonts w:hint="eastAsia"/>
-        </w:rPr>
-        <w:t>に再設定できる。</w:t>
-      </w:r>
-      <w:r>
-        <w:rPr>
-          <w:rFonts w:hint="eastAsia"/>
-        </w:rPr>
-        <w:t>（デフォルトは明日中）</w:t>
-      </w:r>
-    </w:p>
-    <w:p/>
-    <w:p>
-      <w:r>
-        <w:rPr>
-          <w:rFonts w:hint="eastAsia"/>
-        </w:rPr>
-        <w:t>例えば、メモ欄に</w:t>
-      </w:r>
-    </w:p>
-    <w:p>
-      <w:r>
-        <w:rPr>
-          <w:rFonts w:ascii="Segoe UI Symbol" w:hAnsi="Segoe UI Symbol" w:cs="Segoe UI Symbol"/>
-        </w:rPr>
-        <w:t>☑</w:t>
-      </w:r>
-      <w:r>
-        <w:t>英語の勉強</w:t>
-      </w:r>
-    </w:p>
-    <w:p>
-      <w:r>
-        <w:rPr>
-          <w:rFonts w:hint="eastAsia"/>
-        </w:rPr>
-        <w:t>□国語の勉強</w:t>
-      </w:r>
-    </w:p>
-    <w:p>
-      <w:r>
-        <w:rPr>
-          <w:rFonts w:ascii="Segoe UI Symbol" w:hAnsi="Segoe UI Symbol" w:cs="Segoe UI Symbol"/>
-        </w:rPr>
-        <w:t>☑</w:t>
-      </w:r>
-      <w:r>
-        <w:t>算数の勉強</w:t>
-      </w:r>
-    </w:p>
-    <w:p>
-      <w:r>
-        <w:rPr>
-          <w:rFonts w:hint="eastAsia"/>
-        </w:rPr>
-        <w:t>□理科の勉強</w:t>
-      </w:r>
-    </w:p>
-    <w:p>
-      <w:r>
-        <w:rPr>
-          <w:rFonts w:hint="eastAsia"/>
-        </w:rPr>
-        <w:t>□社会の勉強</w:t>
-      </w:r>
-    </w:p>
-    <w:p/>
-    <w:p>
-      <w:r>
-        <w:rPr>
-          <w:rFonts w:hint="eastAsia"/>
-        </w:rPr>
-        <w:t>とある予定があるとして、そこで「</w:t>
-      </w:r>
-      <w:r>
-        <w:rPr>
-          <w:rFonts w:ascii="Segoe UI Symbol" w:hAnsi="Segoe UI Symbol" w:cs="Segoe UI Symbol"/>
-        </w:rPr>
-        <w:t>☑</w:t>
-      </w:r>
-      <w:r>
-        <w:t>がついてない・あるいは□がついている」メモ部分だけをコピーして、翌日の予定を設定して、そのメモ欄に「</w:t>
-      </w:r>
-      <w:r>
-        <w:rPr>
-          <w:rFonts w:ascii="Segoe UI Symbol" w:hAnsi="Segoe UI Symbol" w:cs="Segoe UI Symbol"/>
-        </w:rPr>
-        <w:t>☑</w:t>
-      </w:r>
-      <w:r>
-        <w:t>がついてない・あるいは□がついている」メモ部分をペーストする、という処理</w:t>
-      </w:r>
-      <w:r>
-        <w:rPr>
-          <w:rFonts w:hint="eastAsia"/>
-        </w:rPr>
-        <w:t>。</w:t>
-      </w:r>
-    </w:p>
-    <w:p/>
-    <w:p>
-      <w:r>
-        <w:rPr>
-          <w:rFonts w:hint="eastAsia"/>
-        </w:rPr>
-        <w:t>写真も貼り付けるようにする？</w:t>
-      </w:r>
-    </w:p>
-    <w:p/>
-    <w:p>
-      <w:r>
-        <w:rPr>
-          <w:rFonts w:hint="eastAsia"/>
-        </w:rPr>
         <w:t>それ以外は、とりあえず普通のカレンダー。</w:t>
       </w:r>
     </w:p>

--- a/新しいカレンダーアプリ企画（アイデア用）20260514.docx
+++ b/新しいカレンダーアプリ企画（アイデア用）20260514.docx
@@ -41,7 +41,13 @@
         <w:rPr>
           <w:rFonts w:hint="eastAsia"/>
         </w:rPr>
-        <w:t>reiauto</w:t>
+        <w:t>single</w:t>
+      </w:r>
+      <w:r>
+        <w:rPr>
+          <w:rFonts w:hint="eastAsia"/>
+        </w:rPr>
+        <w:t>Editer</w:t>
       </w:r>
       <w:proofErr w:type="spellEnd"/>
       <w:r>
@@ -60,67 +66,358 @@
         <w:rPr>
           <w:rFonts w:hint="eastAsia"/>
         </w:rPr>
-        <w:t>◆やるべきこと</w:t>
-      </w:r>
-    </w:p>
-    <w:p>
-      <w:r>
-        <w:rPr>
-          <w:rFonts w:hint="eastAsia"/>
-        </w:rPr>
-        <w:t>・クイックメモの、記入欄が上。（「今日中」「明日中」「明日中」・・・）などの枠は、その下に。・「リストメモ」画面の空欄「□やること」の右側に、ごみ箱マークの削除ボタン（その枠が消える）。</w:t>
-      </w:r>
-    </w:p>
-    <w:p>
-      <w:r>
-        <w:br/>
-      </w:r>
-      <w:r>
-        <w:rPr>
-          <w:rFonts w:hint="eastAsia"/>
-        </w:rPr>
-        <w:t>・リストメモも、記入欄が上。（「今日中」「明日中」「明日中」・・・）などの枠は、その下に。・「リストメモ」画面の空欄「□やること」の右側に、ごみ箱マークの削除ボタン（その枠が消える）。</w:t>
-      </w:r>
-    </w:p>
-    <w:p>
-      <w:r>
-        <w:br/>
-      </w:r>
-      <w:r>
-        <w:rPr>
-          <w:rFonts w:hint="eastAsia"/>
-        </w:rPr>
-        <w:t>・デフォルトの「日本語の勉強」を「やること」に変換</w:t>
+        <w:t>◆</w:t>
+      </w:r>
+      <w:r>
+        <w:rPr>
+          <w:rFonts w:hint="eastAsia"/>
+        </w:rPr>
+        <w:t>設定画面</w:t>
       </w:r>
     </w:p>
     <w:p/>
     <w:p>
-      <w:r>
-        <w:rPr>
-          <w:rFonts w:hint="eastAsia"/>
-        </w:rPr>
-        <w:t>・デフォルトで、「□　」を入力させる。入力候補ではなく既に枠内に入力されている状態で。入力欄が上、「今日中」「明日中」などの選択肢は下に。</w:t>
-      </w:r>
-    </w:p>
-    <w:p/>
-    <w:p>
-      <w:r>
-        <w:rPr>
-          <w:rFonts w:hint="eastAsia"/>
-        </w:rPr>
-        <w:t>・「リストメモ」画面の空欄「□やること」の右側に、ごみ箱マークの削除ボタン</w:t>
-      </w:r>
-      <w:r>
-        <w:rPr>
-          <w:rFonts w:hint="eastAsia"/>
-        </w:rPr>
-        <w:t>（その枠が消える）</w:t>
-      </w:r>
-      <w:r>
-        <w:rPr>
-          <w:rFonts w:hint="eastAsia"/>
-        </w:rPr>
-        <w:t>。</w:t>
+      <w:pPr>
+        <w:rPr>
+          <w:rFonts w:hint="eastAsia"/>
+        </w:rPr>
+      </w:pPr>
+      <w:r>
+        <w:rPr>
+          <w:rFonts w:hint="eastAsia"/>
+        </w:rPr>
+        <w:t>【基本設定】</w:t>
+      </w:r>
+    </w:p>
+    <w:p>
+      <w:r>
+        <w:rPr>
+          <w:rFonts w:hint="eastAsia"/>
+        </w:rPr>
+        <w:t>クイックメモの「保存」</w:t>
+      </w:r>
+    </w:p>
+    <w:p>
+      <w:r>
+        <w:rPr>
+          <w:rFonts w:hint="eastAsia"/>
+        </w:rPr>
+        <w:t xml:space="preserve">　　　・本日の〔21〕時</w:t>
+      </w:r>
+    </w:p>
+    <w:p>
+      <w:pPr>
+        <w:rPr>
+          <w:rFonts w:hint="eastAsia"/>
+        </w:rPr>
+      </w:pPr>
+      <w:r>
+        <w:rPr>
+          <w:rFonts w:hint="eastAsia"/>
+        </w:rPr>
+        <w:t>□MEMO　の「保存」</w:t>
+      </w:r>
+    </w:p>
+    <w:p>
+      <w:r>
+        <w:rPr>
+          <w:rFonts w:hint="eastAsia"/>
+        </w:rPr>
+        <w:t xml:space="preserve">　　　・本日の〔21〕時</w:t>
+      </w:r>
+    </w:p>
+    <w:p>
+      <w:r>
+        <w:rPr>
+          <w:rFonts w:hint="eastAsia"/>
+        </w:rPr>
+        <w:t>＝＝＝＝＝＝＝＝＝＝＝＝＝＝＝＝</w:t>
+      </w:r>
+    </w:p>
+    <w:p>
+      <w:pPr>
+        <w:rPr>
+          <w:rFonts w:hint="eastAsia"/>
+        </w:rPr>
+      </w:pPr>
+      <w:r>
+        <w:rPr>
+          <w:rFonts w:hint="eastAsia"/>
+        </w:rPr>
+        <w:t>【クイックメモの時間指定保存】</w:t>
+      </w:r>
+    </w:p>
+    <w:p>
+      <w:pPr>
+        <w:pStyle w:val="a9"/>
+        <w:numPr>
+          <w:ilvl w:val="0"/>
+          <w:numId w:val="15"/>
+        </w:numPr>
+      </w:pPr>
+      <w:r>
+        <w:rPr>
+          <w:rFonts w:hint="eastAsia"/>
+        </w:rPr>
+        <w:t>〔３〕時間後</w:t>
+      </w:r>
+    </w:p>
+    <w:p>
+      <w:pPr>
+        <w:pStyle w:val="a9"/>
+        <w:numPr>
+          <w:ilvl w:val="0"/>
+          <w:numId w:val="15"/>
+        </w:numPr>
+      </w:pPr>
+      <w:r>
+        <w:rPr>
+          <w:rFonts w:hint="eastAsia"/>
+        </w:rPr>
+        <w:t>今日の〔21〕時</w:t>
+      </w:r>
+    </w:p>
+    <w:p>
+      <w:pPr>
+        <w:pStyle w:val="a9"/>
+        <w:numPr>
+          <w:ilvl w:val="0"/>
+          <w:numId w:val="15"/>
+        </w:numPr>
+      </w:pPr>
+      <w:r>
+        <w:rPr>
+          <w:rFonts w:hint="eastAsia"/>
+        </w:rPr>
+        <w:t>明日の〔9〕時</w:t>
+      </w:r>
+    </w:p>
+    <w:p>
+      <w:pPr>
+        <w:pStyle w:val="a9"/>
+        <w:numPr>
+          <w:ilvl w:val="0"/>
+          <w:numId w:val="15"/>
+        </w:numPr>
+      </w:pPr>
+      <w:r>
+        <w:rPr>
+          <w:rFonts w:hint="eastAsia"/>
+        </w:rPr>
+        <w:t>明日の〔21〕時</w:t>
+      </w:r>
+    </w:p>
+    <w:p>
+      <w:pPr>
+        <w:pStyle w:val="a9"/>
+        <w:numPr>
+          <w:ilvl w:val="0"/>
+          <w:numId w:val="15"/>
+        </w:numPr>
+      </w:pPr>
+      <w:r>
+        <w:rPr>
+          <w:rFonts w:hint="eastAsia"/>
+        </w:rPr>
+        <w:t>３日後の〔9〕時</w:t>
+      </w:r>
+    </w:p>
+    <w:p>
+      <w:pPr>
+        <w:pStyle w:val="a9"/>
+        <w:numPr>
+          <w:ilvl w:val="0"/>
+          <w:numId w:val="15"/>
+        </w:numPr>
+        <w:rPr>
+          <w:rFonts w:hint="eastAsia"/>
+        </w:rPr>
+      </w:pPr>
+      <w:r>
+        <w:rPr>
+          <w:rFonts w:hint="eastAsia"/>
+        </w:rPr>
+        <w:t>土曜日の〔9〕時</w:t>
+      </w:r>
+    </w:p>
+    <w:p>
+      <w:r>
+        <w:rPr>
+          <w:rFonts w:hint="eastAsia"/>
+        </w:rPr>
+        <w:t>＝＝＝＝＝＝＝＝＝＝＝＝＝＝＝＝</w:t>
+      </w:r>
+    </w:p>
+    <w:p>
+      <w:r>
+        <w:rPr>
+          <w:rFonts w:hint="eastAsia"/>
+        </w:rPr>
+        <w:t>【「□タスクを□MEMOにする」抽出範囲】</w:t>
+      </w:r>
+    </w:p>
+    <w:p>
+      <w:pPr>
+        <w:rPr>
+          <w:rFonts w:hint="eastAsia"/>
+        </w:rPr>
+      </w:pPr>
+      <w:r>
+        <w:rPr>
+          <w:rFonts w:hint="eastAsia"/>
+        </w:rPr>
+        <w:t xml:space="preserve">　本日の　〔7〕日前から〔7〕日後まで</w:t>
+      </w:r>
+    </w:p>
+    <w:p>
+      <w:r>
+        <w:rPr>
+          <w:rFonts w:hint="eastAsia"/>
+        </w:rPr>
+        <w:t>【</w:t>
+      </w:r>
+      <w:r>
+        <w:rPr>
+          <w:rFonts w:hint="eastAsia"/>
+        </w:rPr>
+        <w:t>「□MEMOを集める」</w:t>
+      </w:r>
+      <w:r>
+        <w:rPr>
+          <w:rFonts w:hint="eastAsia"/>
+        </w:rPr>
+        <w:t>抽出範囲】</w:t>
+      </w:r>
+    </w:p>
+    <w:p>
+      <w:pPr>
+        <w:rPr>
+          <w:rFonts w:hint="eastAsia"/>
+        </w:rPr>
+      </w:pPr>
+      <w:r>
+        <w:rPr>
+          <w:rFonts w:hint="eastAsia"/>
+        </w:rPr>
+        <w:t xml:space="preserve">　本日の　〔7〕日前から〔7〕日後まで</w:t>
+      </w:r>
+    </w:p>
+    <w:p>
+      <w:r>
+        <w:rPr>
+          <w:rFonts w:hint="eastAsia"/>
+        </w:rPr>
+        <w:t>＝＝＝＝＝＝＝＝＝＝＝＝＝＝＝＝</w:t>
+      </w:r>
+    </w:p>
+    <w:p>
+      <w:pPr>
+        <w:rPr>
+          <w:rFonts w:ascii="Segoe UI Symbol" w:hAnsi="Segoe UI Symbol" w:cs="Segoe UI Symbol"/>
+        </w:rPr>
+      </w:pPr>
+      <w:r>
+        <w:rPr>
+          <w:rFonts w:ascii="Segoe UI Symbol" w:hAnsi="Segoe UI Symbol" w:cs="Segoe UI Symbol" w:hint="eastAsia"/>
+        </w:rPr>
+        <w:t>「☑□保存」の場合</w:t>
+      </w:r>
+    </w:p>
+    <w:p>
+      <w:pPr>
+        <w:ind w:firstLineChars="100" w:firstLine="210"/>
+        <w:rPr>
+          <w:rFonts w:ascii="Segoe UI Symbol" w:hAnsi="Segoe UI Symbol" w:cs="Segoe UI Symbol"/>
+        </w:rPr>
+      </w:pPr>
+      <w:r>
+        <w:rPr>
+          <w:rFonts w:ascii="Segoe UI Symbol" w:hAnsi="Segoe UI Symbol" w:cs="Segoe UI Symbol" w:hint="eastAsia"/>
+        </w:rPr>
+        <w:t xml:space="preserve">　☑過去の</w:t>
+      </w:r>
+      <w:r>
+        <w:rPr>
+          <w:rFonts w:ascii="Segoe UI Symbol" w:hAnsi="Segoe UI Symbol" w:cs="Segoe UI Symbol" w:hint="eastAsia"/>
+        </w:rPr>
+        <w:t>完了タスクは削除する</w:t>
+      </w:r>
+    </w:p>
+    <w:p>
+      <w:pPr>
+        <w:rPr>
+          <w:rFonts w:hint="eastAsia"/>
+        </w:rPr>
+      </w:pPr>
+      <w:r>
+        <w:rPr>
+          <w:rFonts w:hint="eastAsia"/>
+        </w:rPr>
+        <w:t xml:space="preserve">　　</w:t>
+      </w:r>
+      <w:r>
+        <w:rPr>
+          <w:rFonts w:ascii="Segoe UI Symbol" w:hAnsi="Segoe UI Symbol" w:cs="Segoe UI Symbol" w:hint="eastAsia"/>
+        </w:rPr>
+        <w:t>☑将来の完了タスクは削除する</w:t>
+      </w:r>
+    </w:p>
+    <w:p>
+      <w:pPr>
+        <w:rPr>
+          <w:rFonts w:ascii="Segoe UI Symbol" w:hAnsi="Segoe UI Symbol" w:cs="Segoe UI Symbol"/>
+        </w:rPr>
+      </w:pPr>
+      <w:r>
+        <w:rPr>
+          <w:rFonts w:ascii="Segoe UI Symbol" w:hAnsi="Segoe UI Symbol" w:cs="Segoe UI Symbol" w:hint="eastAsia"/>
+        </w:rPr>
+        <w:t>「☑</w:t>
+      </w:r>
+      <w:r>
+        <w:rPr>
+          <w:rFonts w:ascii="Segoe UI Symbol" w:hAnsi="Segoe UI Symbol" w:cs="Segoe UI Symbol" w:hint="eastAsia"/>
+        </w:rPr>
+        <w:t>更新□</w:t>
+      </w:r>
+      <w:r>
+        <w:rPr>
+          <w:rFonts w:ascii="Segoe UI Symbol" w:hAnsi="Segoe UI Symbol" w:cs="Segoe UI Symbol" w:hint="eastAsia"/>
+        </w:rPr>
+        <w:t>」の場合</w:t>
+      </w:r>
+    </w:p>
+    <w:p>
+      <w:pPr>
+        <w:ind w:firstLineChars="100" w:firstLine="210"/>
+        <w:rPr>
+          <w:rFonts w:ascii="Segoe UI Symbol" w:hAnsi="Segoe UI Symbol" w:cs="Segoe UI Symbol"/>
+        </w:rPr>
+      </w:pPr>
+      <w:r>
+        <w:rPr>
+          <w:rFonts w:ascii="Segoe UI Symbol" w:hAnsi="Segoe UI Symbol" w:cs="Segoe UI Symbol" w:hint="eastAsia"/>
+        </w:rPr>
+        <w:t xml:space="preserve">　☑過去の完了タスクは削除する</w:t>
+      </w:r>
+    </w:p>
+    <w:p>
+      <w:pPr>
+        <w:rPr>
+          <w:rFonts w:hint="eastAsia"/>
+        </w:rPr>
+      </w:pPr>
+      <w:r>
+        <w:rPr>
+          <w:rFonts w:hint="eastAsia"/>
+        </w:rPr>
+        <w:t xml:space="preserve">　　</w:t>
+      </w:r>
+      <w:r>
+        <w:rPr>
+          <w:rFonts w:ascii="Segoe UI Symbol" w:hAnsi="Segoe UI Symbol" w:cs="Segoe UI Symbol" w:hint="eastAsia"/>
+        </w:rPr>
+        <w:t>☑将来の完了タスクは削除する</w:t>
       </w:r>
     </w:p>
     <w:p/>
@@ -128,6 +425,77 @@
     <w:p/>
     <w:p>
       <w:r>
+        <w:rPr>
+          <w:rFonts w:hint="eastAsia"/>
+        </w:rPr>
+        <w:t>◆やるべきこと</w:t>
+      </w:r>
+    </w:p>
+    <w:p>
+      <w:r>
+        <w:rPr>
+          <w:rFonts w:hint="eastAsia"/>
+        </w:rPr>
+        <w:t>・クイックメモの、記入欄が上。（「今日中」「明日中」「明日中」・・・）などの枠は、その下に。・「リストメモ」画面の空欄「□やること」の右側に、ごみ箱マークの削除ボタン（その枠が消える）。</w:t>
+      </w:r>
+    </w:p>
+    <w:p>
+      <w:r>
+        <w:br/>
+      </w:r>
+      <w:r>
+        <w:rPr>
+          <w:rFonts w:hint="eastAsia"/>
+        </w:rPr>
+        <w:t>・リストメモも、記入欄が上。（「今日中」「明日中」「明日中」・・・）などの枠は、その下に。・「リストメモ」画面の空欄「□やること」の右側に、ごみ箱マークの削除ボタン（その枠が消える）。</w:t>
+      </w:r>
+    </w:p>
+    <w:p>
+      <w:r>
+        <w:br/>
+      </w:r>
+      <w:r>
+        <w:rPr>
+          <w:rFonts w:hint="eastAsia"/>
+        </w:rPr>
+        <w:t>・デフォルトの「日本語の勉強」を「やること」に変換</w:t>
+      </w:r>
+    </w:p>
+    <w:p/>
+    <w:p>
+      <w:r>
+        <w:rPr>
+          <w:rFonts w:hint="eastAsia"/>
+        </w:rPr>
+        <w:t>・デフォルトで、「□　」を入力させる。入力候補ではなく既に枠内に入力されている状態で。入力欄が上、「今日中」「明日中」などの選択肢は下に。</w:t>
+      </w:r>
+    </w:p>
+    <w:p/>
+    <w:p>
+      <w:r>
+        <w:rPr>
+          <w:rFonts w:hint="eastAsia"/>
+        </w:rPr>
+        <w:t>・「リストメモ」画面の空欄「□やること」の右側に、ごみ箱マークの削除ボタン</w:t>
+      </w:r>
+      <w:r>
+        <w:rPr>
+          <w:rFonts w:hint="eastAsia"/>
+        </w:rPr>
+        <w:t>（その枠が消える）</w:t>
+      </w:r>
+      <w:r>
+        <w:rPr>
+          <w:rFonts w:hint="eastAsia"/>
+        </w:rPr>
+        <w:t>。</w:t>
+      </w:r>
+    </w:p>
+    <w:p/>
+    <w:p/>
+    <w:p/>
+    <w:p>
+      <w:r>
         <w:t xml:space="preserve">              type="text" </w:t>
       </w:r>
     </w:p>
@@ -272,6 +640,7 @@
     </w:p>
     <w:p>
       <w:r>
+        <w:lastRenderedPageBreak/>
         <w:pict w14:anchorId="4407AD52">
           <v:rect id="_x0000_i1025" style="width:0;height:1.5pt" o:hralign="center" o:hrstd="t" o:hrnoshade="t" o:hr="t" fillcolor="gray" stroked="f">
             <v:textbox inset="5.85pt,.7pt,5.85pt,.7pt"/>
@@ -638,7 +1007,6 @@
           <w:b/>
           <w:bCs/>
         </w:rPr>
-        <w:lastRenderedPageBreak/>
         <w:t>3. デザイン・スタイル</w:t>
       </w:r>
     </w:p>
@@ -698,6 +1066,7 @@
           <w:b/>
           <w:bCs/>
         </w:rPr>
+        <w:lastRenderedPageBreak/>
         <w:t>App.css</w:t>
       </w:r>
     </w:p>
@@ -1316,7 +1685,14 @@
         <w:rPr>
           <w:rFonts w:hint="eastAsia"/>
         </w:rPr>
-        <w:t>「TODO機能」を使うのではなくて、あくまで「予定」のタイトルあるいはメモ欄にやることを記入していくイメージ。</w:t>
+        <w:t>「TODO機能」を使うのではなくて、あくまで「予定」のタイトルあるいはメモ欄にやる</w:t>
+      </w:r>
+      <w:r>
+        <w:rPr>
+          <w:rFonts w:hint="eastAsia"/>
+        </w:rPr>
+        <w:lastRenderedPageBreak/>
+        <w:t>ことを記入していくイメージ。</w:t>
       </w:r>
     </w:p>
     <w:p/>
@@ -1594,7 +1970,6 @@
         <w:rPr>
           <w:rFonts w:hint="eastAsia"/>
         </w:rPr>
-        <w:lastRenderedPageBreak/>
         <w:t>ボタン長押しでも設定画面にできる</w:t>
       </w:r>
     </w:p>
@@ -1645,6 +2020,7 @@
         <w:rPr>
           <w:rFonts w:hint="eastAsia"/>
         </w:rPr>
+        <w:lastRenderedPageBreak/>
         <w:t>「やること」というタイトルの</w:t>
       </w:r>
       <w:r>
@@ -1990,7 +2366,6 @@
         <w:rPr>
           <w:rFonts w:hint="eastAsia"/>
         </w:rPr>
-        <w:lastRenderedPageBreak/>
         <w:t>それ以外は、とりあえず普通のカレンダー。</w:t>
       </w:r>
     </w:p>
@@ -5006,6 +5381,95 @@
     </w:lvl>
   </w:abstractNum>
   <w:abstractNum w:abstractNumId="7" w15:restartNumberingAfterBreak="0">
+    <w:nsid w:val="4C1F0AC8"/>
+    <w:multiLevelType w:val="hybridMultilevel"/>
+    <w:tmpl w:val="03FE8EEE"/>
+    <w:lvl w:ilvl="0" w:tplc="881E6974">
+      <w:start w:val="1"/>
+      <w:numFmt w:val="decimalEnclosedCircle"/>
+      <w:lvlText w:val="%1"/>
+      <w:lvlJc w:val="left"/>
+      <w:pPr>
+        <w:ind w:left="360" w:hanging="360"/>
+      </w:pPr>
+      <w:rPr>
+        <w:rFonts w:hint="default"/>
+      </w:rPr>
+    </w:lvl>
+    <w:lvl w:ilvl="1" w:tplc="04090017" w:tentative="1">
+      <w:start w:val="1"/>
+      <w:numFmt w:val="aiueoFullWidth"/>
+      <w:lvlText w:val="(%2)"/>
+      <w:lvlJc w:val="left"/>
+      <w:pPr>
+        <w:ind w:left="880" w:hanging="440"/>
+      </w:pPr>
+    </w:lvl>
+    <w:lvl w:ilvl="2" w:tplc="04090011" w:tentative="1">
+      <w:start w:val="1"/>
+      <w:numFmt w:val="decimalEnclosedCircle"/>
+      <w:lvlText w:val="%3"/>
+      <w:lvlJc w:val="left"/>
+      <w:pPr>
+        <w:ind w:left="1320" w:hanging="440"/>
+      </w:pPr>
+    </w:lvl>
+    <w:lvl w:ilvl="3" w:tplc="0409000F" w:tentative="1">
+      <w:start w:val="1"/>
+      <w:numFmt w:val="decimal"/>
+      <w:lvlText w:val="%4."/>
+      <w:lvlJc w:val="left"/>
+      <w:pPr>
+        <w:ind w:left="1760" w:hanging="440"/>
+      </w:pPr>
+    </w:lvl>
+    <w:lvl w:ilvl="4" w:tplc="04090017" w:tentative="1">
+      <w:start w:val="1"/>
+      <w:numFmt w:val="aiueoFullWidth"/>
+      <w:lvlText w:val="(%5)"/>
+      <w:lvlJc w:val="left"/>
+      <w:pPr>
+        <w:ind w:left="2200" w:hanging="440"/>
+      </w:pPr>
+    </w:lvl>
+    <w:lvl w:ilvl="5" w:tplc="04090011" w:tentative="1">
+      <w:start w:val="1"/>
+      <w:numFmt w:val="decimalEnclosedCircle"/>
+      <w:lvlText w:val="%6"/>
+      <w:lvlJc w:val="left"/>
+      <w:pPr>
+        <w:ind w:left="2640" w:hanging="440"/>
+      </w:pPr>
+    </w:lvl>
+    <w:lvl w:ilvl="6" w:tplc="0409000F" w:tentative="1">
+      <w:start w:val="1"/>
+      <w:numFmt w:val="decimal"/>
+      <w:lvlText w:val="%7."/>
+      <w:lvlJc w:val="left"/>
+      <w:pPr>
+        <w:ind w:left="3080" w:hanging="440"/>
+      </w:pPr>
+    </w:lvl>
+    <w:lvl w:ilvl="7" w:tplc="04090017" w:tentative="1">
+      <w:start w:val="1"/>
+      <w:numFmt w:val="aiueoFullWidth"/>
+      <w:lvlText w:val="(%8)"/>
+      <w:lvlJc w:val="left"/>
+      <w:pPr>
+        <w:ind w:left="3520" w:hanging="440"/>
+      </w:pPr>
+    </w:lvl>
+    <w:lvl w:ilvl="8" w:tplc="04090011" w:tentative="1">
+      <w:start w:val="1"/>
+      <w:numFmt w:val="decimalEnclosedCircle"/>
+      <w:lvlText w:val="%9"/>
+      <w:lvlJc w:val="left"/>
+      <w:pPr>
+        <w:ind w:left="3960" w:hanging="440"/>
+      </w:pPr>
+    </w:lvl>
+  </w:abstractNum>
+  <w:abstractNum w:abstractNumId="8" w15:restartNumberingAfterBreak="0">
     <w:nsid w:val="4D283278"/>
     <w:multiLevelType w:val="multilevel"/>
     <w:tmpl w:val="BD445028"/>
@@ -5154,7 +5618,7 @@
       </w:rPr>
     </w:lvl>
   </w:abstractNum>
-  <w:abstractNum w:abstractNumId="8" w15:restartNumberingAfterBreak="0">
+  <w:abstractNum w:abstractNumId="9" w15:restartNumberingAfterBreak="0">
     <w:nsid w:val="525C6C51"/>
     <w:multiLevelType w:val="multilevel"/>
     <w:tmpl w:val="47F87132"/>
@@ -5303,7 +5767,7 @@
       </w:rPr>
     </w:lvl>
   </w:abstractNum>
-  <w:abstractNum w:abstractNumId="9" w15:restartNumberingAfterBreak="0">
+  <w:abstractNum w:abstractNumId="10" w15:restartNumberingAfterBreak="0">
     <w:nsid w:val="58C25828"/>
     <w:multiLevelType w:val="multilevel"/>
     <w:tmpl w:val="9E860DCC"/>
@@ -5452,7 +5916,7 @@
       </w:rPr>
     </w:lvl>
   </w:abstractNum>
-  <w:abstractNum w:abstractNumId="10" w15:restartNumberingAfterBreak="0">
+  <w:abstractNum w:abstractNumId="11" w15:restartNumberingAfterBreak="0">
     <w:nsid w:val="642A7042"/>
     <w:multiLevelType w:val="multilevel"/>
     <w:tmpl w:val="BABC3248"/>
@@ -5601,7 +6065,7 @@
       </w:rPr>
     </w:lvl>
   </w:abstractNum>
-  <w:abstractNum w:abstractNumId="11" w15:restartNumberingAfterBreak="0">
+  <w:abstractNum w:abstractNumId="12" w15:restartNumberingAfterBreak="0">
     <w:nsid w:val="656B7378"/>
     <w:multiLevelType w:val="multilevel"/>
     <w:tmpl w:val="25302134"/>
@@ -5750,7 +6214,7 @@
       </w:rPr>
     </w:lvl>
   </w:abstractNum>
-  <w:abstractNum w:abstractNumId="12" w15:restartNumberingAfterBreak="0">
+  <w:abstractNum w:abstractNumId="13" w15:restartNumberingAfterBreak="0">
     <w:nsid w:val="69054443"/>
     <w:multiLevelType w:val="multilevel"/>
     <w:tmpl w:val="2254323E"/>
@@ -5899,7 +6363,7 @@
       </w:rPr>
     </w:lvl>
   </w:abstractNum>
-  <w:abstractNum w:abstractNumId="13" w15:restartNumberingAfterBreak="0">
+  <w:abstractNum w:abstractNumId="14" w15:restartNumberingAfterBreak="0">
     <w:nsid w:val="781F0375"/>
     <w:multiLevelType w:val="multilevel"/>
     <w:tmpl w:val="9466B95E"/>
@@ -6052,10 +6516,10 @@
     <w:abstractNumId w:val="6"/>
   </w:num>
   <w:num w:numId="2" w16cid:durableId="1891530692">
-    <w:abstractNumId w:val="12"/>
+    <w:abstractNumId w:val="13"/>
   </w:num>
   <w:num w:numId="3" w16cid:durableId="588660644">
-    <w:abstractNumId w:val="10"/>
+    <w:abstractNumId w:val="11"/>
   </w:num>
   <w:num w:numId="4" w16cid:durableId="1736931843">
     <w:abstractNumId w:val="5"/>
@@ -6064,19 +6528,19 @@
     <w:abstractNumId w:val="2"/>
   </w:num>
   <w:num w:numId="6" w16cid:durableId="28579365">
-    <w:abstractNumId w:val="8"/>
+    <w:abstractNumId w:val="9"/>
   </w:num>
   <w:num w:numId="7" w16cid:durableId="1025639184">
-    <w:abstractNumId w:val="7"/>
+    <w:abstractNumId w:val="8"/>
   </w:num>
   <w:num w:numId="8" w16cid:durableId="1377124140">
     <w:abstractNumId w:val="3"/>
   </w:num>
   <w:num w:numId="9" w16cid:durableId="1521047964">
-    <w:abstractNumId w:val="9"/>
+    <w:abstractNumId w:val="10"/>
   </w:num>
   <w:num w:numId="10" w16cid:durableId="1787189934">
-    <w:abstractNumId w:val="13"/>
+    <w:abstractNumId w:val="14"/>
   </w:num>
   <w:num w:numId="11" w16cid:durableId="1063795909">
     <w:abstractNumId w:val="1"/>
@@ -6088,7 +6552,10 @@
     <w:abstractNumId w:val="4"/>
   </w:num>
   <w:num w:numId="14" w16cid:durableId="457644947">
-    <w:abstractNumId w:val="11"/>
+    <w:abstractNumId w:val="12"/>
+  </w:num>
+  <w:num w:numId="15" w16cid:durableId="1804272437">
+    <w:abstractNumId w:val="7"/>
   </w:num>
 </w:numbering>
 </file>
@@ -6489,7 +6956,7 @@
   <w:style w:type="paragraph" w:default="1" w:styleId="a">
     <w:name w:val="Normal"/>
     <w:qFormat/>
-    <w:rsid w:val="00FD4B19"/>
+    <w:rsid w:val="006A1994"/>
     <w:pPr>
       <w:widowControl w:val="0"/>
     </w:pPr>
